--- a/py_try/python_learn.docx
+++ b/py_try/python_learn.docx
@@ -2254,6 +2254,1313 @@
           <w:rFonts w:ascii="Microsoft YaHei" w:hAnsi="Microsoft YaHei" w:eastAsia="Microsoft YaHei"/>
         </w:rPr>
         <w:t>如何计算成绩列表的平均分？</w:t>
+      </w:r>
+    </w:p>
+    <w:p>
+      <w:r>
+        <w:br w:type="page"/>
+      </w:r>
+    </w:p>
+    <w:p>
+      <w:pPr>
+        <w:jc w:val="center"/>
+      </w:pPr>
+      <w:r>
+        <w:rPr>
+          <w:rFonts w:ascii="Microsoft YaHei" w:hAnsi="Microsoft YaHei" w:eastAsia="Microsoft YaHei"/>
+          <w:b/>
+          <w:color w:val="1F4E79"/>
+          <w:sz w:val="40"/>
+        </w:rPr>
+        <w:t>Python 学习笔记：第二阶段 · 第二节</w:t>
+      </w:r>
+    </w:p>
+    <w:p>
+      <w:pPr>
+        <w:jc w:val="center"/>
+      </w:pPr>
+      <w:r>
+        <w:rPr>
+          <w:rFonts w:ascii="Microsoft YaHei" w:hAnsi="Microsoft YaHei" w:eastAsia="Microsoft YaHei"/>
+          <w:color w:val="595959"/>
+          <w:sz w:val="22"/>
+        </w:rPr>
+        <w:t>主题：字典 dict</w:t>
+      </w:r>
+    </w:p>
+    <w:p>
+      <w:pPr>
+        <w:pStyle w:val="Heading1"/>
+      </w:pPr>
+      <w:r>
+        <w:rPr>
+          <w:rFonts w:ascii="Microsoft YaHei" w:hAnsi="Microsoft YaHei" w:eastAsia="Microsoft YaHei"/>
+          <w:b/>
+          <w:color w:val="1F4E79"/>
+          <w:sz w:val="30"/>
+        </w:rPr>
+        <w:t>一、字典 dict 是什么</w:t>
+      </w:r>
+    </w:p>
+    <w:p>
+      <w:r>
+        <w:rPr>
+          <w:rFonts w:ascii="Microsoft YaHei" w:hAnsi="Microsoft YaHei" w:eastAsia="Microsoft YaHei"/>
+          <w:b w:val="0"/>
+          <w:color w:val="000000"/>
+        </w:rPr>
+        <w:t>字典用来保存“带标签的数据”。列表主要靠位置访问元素，字典主要靠键 key 访问对应的值 value。</w:t>
+      </w:r>
+    </w:p>
+    <w:p>
+      <w:pPr>
+        <w:pStyle w:val="CodeBlock"/>
+        <w:shd w:fill="F2F2F2"/>
+      </w:pPr>
+      <w:r>
+        <w:rPr>
+          <w:rFonts w:ascii="Consolas" w:hAnsi="Consolas" w:eastAsia="Consolas"/>
+          <w:color w:val="404040"/>
+          <w:sz w:val="20"/>
+        </w:rPr>
+        <w:t>student = {</w:t>
+        <w:br/>
+        <w:t xml:space="preserve">    "name": "张三",</w:t>
+        <w:br/>
+        <w:t xml:space="preserve">    "age": 20,</w:t>
+        <w:br/>
+        <w:t xml:space="preserve">    "score": 88</w:t>
+        <w:br/>
+        <w:t>}</w:t>
+      </w:r>
+    </w:p>
+    <w:p>
+      <w:r>
+        <w:rPr>
+          <w:rFonts w:ascii="Microsoft YaHei" w:hAnsi="Microsoft YaHei" w:eastAsia="Microsoft YaHei"/>
+          <w:b w:val="0"/>
+          <w:color w:val="000000"/>
+        </w:rPr>
+        <w:t>这里 "name"、"age"、"score" 是键；"张三"、20、88 是对应的值。</w:t>
+      </w:r>
+    </w:p>
+    <w:p>
+      <w:pPr>
+        <w:pStyle w:val="KeyPoint"/>
+        <w:shd w:fill="FFF2CC"/>
+      </w:pPr>
+      <w:r>
+        <w:rPr>
+          <w:rFonts w:ascii="Microsoft YaHei" w:hAnsi="Microsoft YaHei" w:eastAsia="Microsoft YaHei"/>
+          <w:b/>
+          <w:color w:val="C0504D"/>
+        </w:rPr>
+        <w:t>核心理解：字典保存的是 key: value 这样的键值对。通过 key 可以快速找到 value。</w:t>
+      </w:r>
+    </w:p>
+    <w:p>
+      <w:pPr>
+        <w:pStyle w:val="Heading1"/>
+      </w:pPr>
+      <w:r>
+        <w:rPr>
+          <w:rFonts w:ascii="Microsoft YaHei" w:hAnsi="Microsoft YaHei" w:eastAsia="Microsoft YaHei"/>
+          <w:b/>
+          <w:color w:val="1F4E79"/>
+          <w:sz w:val="30"/>
+        </w:rPr>
+        <w:t>二、列表和字典的区别</w:t>
+      </w:r>
+    </w:p>
+    <w:p>
+      <w:r>
+        <w:rPr>
+          <w:rFonts w:ascii="Microsoft YaHei" w:hAnsi="Microsoft YaHei" w:eastAsia="Microsoft YaHei"/>
+          <w:b w:val="0"/>
+          <w:color w:val="000000"/>
+        </w:rPr>
+        <w:t>列表适合保存一组同类数据，字典适合描述一个对象的多个属性。</w:t>
+      </w:r>
+    </w:p>
+    <w:p>
+      <w:pPr>
+        <w:pStyle w:val="CodeBlock"/>
+        <w:shd w:fill="F2F2F2"/>
+      </w:pPr>
+      <w:r>
+        <w:rPr>
+          <w:rFonts w:ascii="Consolas" w:hAnsi="Consolas" w:eastAsia="Consolas"/>
+          <w:color w:val="404040"/>
+          <w:sz w:val="20"/>
+        </w:rPr>
+        <w:t>scores = [88, 92, 75]</w:t>
+        <w:br/>
+        <w:br/>
+        <w:t>student = {</w:t>
+        <w:br/>
+        <w:t xml:space="preserve">    "name": "张三",</w:t>
+        <w:br/>
+        <w:t xml:space="preserve">    "age": 20,</w:t>
+        <w:br/>
+        <w:t xml:space="preserve">    "score": 88</w:t>
+        <w:br/>
+        <w:t>}</w:t>
+      </w:r>
+    </w:p>
+    <w:p>
+      <w:r>
+        <w:rPr>
+          <w:rFonts w:ascii="Microsoft YaHei" w:hAnsi="Microsoft YaHei" w:eastAsia="Microsoft YaHei"/>
+          <w:b w:val="0"/>
+          <w:color w:val="000000"/>
+        </w:rPr>
+        <w:t>scores 是一组成绩；student 是一个学生的信息。</w:t>
+      </w:r>
+    </w:p>
+    <w:tbl>
+      <w:tblPr>
+        <w:tblStyle w:val="TableGrid"/>
+        <w:tblW w:type="auto" w:w="0"/>
+        <w:tblLook w:firstColumn="1" w:firstRow="1" w:lastColumn="0" w:lastRow="0" w:noHBand="0" w:noVBand="1" w:val="04A0"/>
+      </w:tblPr>
+      <w:tblGrid>
+        <w:gridCol w:w="2160"/>
+        <w:gridCol w:w="2160"/>
+        <w:gridCol w:w="2160"/>
+        <w:gridCol w:w="2160"/>
+      </w:tblGrid>
+      <w:tr>
+        <w:tc>
+          <w:tcPr>
+            <w:tcW w:type="dxa" w:w="2160"/>
+          </w:tcPr>
+          <w:p>
+            <w:pPr>
+              <w:shd w:fill="4472C4"/>
+            </w:pPr>
+            <w:r>
+              <w:rPr>
+                <w:rFonts w:ascii="Microsoft YaHei" w:hAnsi="Microsoft YaHei" w:eastAsia="Microsoft YaHei"/>
+                <w:b/>
+                <w:color w:val="FFFFFF"/>
+              </w:rPr>
+              <w:t>结构</w:t>
+            </w:r>
+          </w:p>
+        </w:tc>
+        <w:tc>
+          <w:tcPr>
+            <w:tcW w:type="dxa" w:w="2160"/>
+          </w:tcPr>
+          <w:p>
+            <w:pPr>
+              <w:shd w:fill="4472C4"/>
+            </w:pPr>
+            <w:r>
+              <w:rPr>
+                <w:rFonts w:ascii="Microsoft YaHei" w:hAnsi="Microsoft YaHei" w:eastAsia="Microsoft YaHei"/>
+                <w:b/>
+                <w:color w:val="FFFFFF"/>
+              </w:rPr>
+              <w:t>访问方式</w:t>
+            </w:r>
+          </w:p>
+        </w:tc>
+        <w:tc>
+          <w:tcPr>
+            <w:tcW w:type="dxa" w:w="2160"/>
+          </w:tcPr>
+          <w:p>
+            <w:pPr>
+              <w:shd w:fill="4472C4"/>
+            </w:pPr>
+            <w:r>
+              <w:rPr>
+                <w:rFonts w:ascii="Microsoft YaHei" w:hAnsi="Microsoft YaHei" w:eastAsia="Microsoft YaHei"/>
+                <w:b/>
+                <w:color w:val="FFFFFF"/>
+              </w:rPr>
+              <w:t>适合场景</w:t>
+            </w:r>
+          </w:p>
+        </w:tc>
+        <w:tc>
+          <w:tcPr>
+            <w:tcW w:type="dxa" w:w="2160"/>
+          </w:tcPr>
+          <w:p>
+            <w:pPr>
+              <w:shd w:fill="4472C4"/>
+            </w:pPr>
+            <w:r>
+              <w:rPr>
+                <w:rFonts w:ascii="Microsoft YaHei" w:hAnsi="Microsoft YaHei" w:eastAsia="Microsoft YaHei"/>
+                <w:b/>
+                <w:color w:val="FFFFFF"/>
+              </w:rPr>
+              <w:t>示例</w:t>
+            </w:r>
+          </w:p>
+        </w:tc>
+      </w:tr>
+      <w:tr>
+        <w:tc>
+          <w:tcPr>
+            <w:tcW w:type="dxa" w:w="2160"/>
+          </w:tcPr>
+          <w:p>
+            <w:r>
+              <w:rPr>
+                <w:rFonts w:ascii="Microsoft YaHei" w:hAnsi="Microsoft YaHei" w:eastAsia="Microsoft YaHei"/>
+              </w:rPr>
+              <w:t>list</w:t>
+            </w:r>
+          </w:p>
+        </w:tc>
+        <w:tc>
+          <w:tcPr>
+            <w:tcW w:type="dxa" w:w="2160"/>
+          </w:tcPr>
+          <w:p>
+            <w:r>
+              <w:rPr>
+                <w:rFonts w:ascii="Microsoft YaHei" w:hAnsi="Microsoft YaHei" w:eastAsia="Microsoft YaHei"/>
+              </w:rPr>
+              <w:t>通过下标访问</w:t>
+            </w:r>
+          </w:p>
+        </w:tc>
+        <w:tc>
+          <w:tcPr>
+            <w:tcW w:type="dxa" w:w="2160"/>
+          </w:tcPr>
+          <w:p>
+            <w:r>
+              <w:rPr>
+                <w:rFonts w:ascii="Microsoft YaHei" w:hAnsi="Microsoft YaHei" w:eastAsia="Microsoft YaHei"/>
+              </w:rPr>
+              <w:t>一组有顺序的数据</w:t>
+            </w:r>
+          </w:p>
+        </w:tc>
+        <w:tc>
+          <w:tcPr>
+            <w:tcW w:type="dxa" w:w="2160"/>
+          </w:tcPr>
+          <w:p>
+            <w:r>
+              <w:rPr>
+                <w:rFonts w:ascii="Microsoft YaHei" w:hAnsi="Microsoft YaHei" w:eastAsia="Microsoft YaHei"/>
+              </w:rPr>
+              <w:t>scores[0]</w:t>
+            </w:r>
+          </w:p>
+        </w:tc>
+      </w:tr>
+      <w:tr>
+        <w:tc>
+          <w:tcPr>
+            <w:tcW w:type="dxa" w:w="2160"/>
+          </w:tcPr>
+          <w:p>
+            <w:r>
+              <w:rPr>
+                <w:rFonts w:ascii="Microsoft YaHei" w:hAnsi="Microsoft YaHei" w:eastAsia="Microsoft YaHei"/>
+              </w:rPr>
+              <w:t>dict</w:t>
+            </w:r>
+          </w:p>
+        </w:tc>
+        <w:tc>
+          <w:tcPr>
+            <w:tcW w:type="dxa" w:w="2160"/>
+          </w:tcPr>
+          <w:p>
+            <w:r>
+              <w:rPr>
+                <w:rFonts w:ascii="Microsoft YaHei" w:hAnsi="Microsoft YaHei" w:eastAsia="Microsoft YaHei"/>
+              </w:rPr>
+              <w:t>通过键访问</w:t>
+            </w:r>
+          </w:p>
+        </w:tc>
+        <w:tc>
+          <w:tcPr>
+            <w:tcW w:type="dxa" w:w="2160"/>
+          </w:tcPr>
+          <w:p>
+            <w:r>
+              <w:rPr>
+                <w:rFonts w:ascii="Microsoft YaHei" w:hAnsi="Microsoft YaHei" w:eastAsia="Microsoft YaHei"/>
+              </w:rPr>
+              <w:t>一个对象的多项信息</w:t>
+            </w:r>
+          </w:p>
+        </w:tc>
+        <w:tc>
+          <w:tcPr>
+            <w:tcW w:type="dxa" w:w="2160"/>
+          </w:tcPr>
+          <w:p>
+            <w:r>
+              <w:rPr>
+                <w:rFonts w:ascii="Microsoft YaHei" w:hAnsi="Microsoft YaHei" w:eastAsia="Microsoft YaHei"/>
+              </w:rPr>
+              <w:t>student["name"]</w:t>
+            </w:r>
+          </w:p>
+        </w:tc>
+      </w:tr>
+    </w:tbl>
+    <w:p>
+      <w:pPr>
+        <w:pStyle w:val="Heading1"/>
+      </w:pPr>
+      <w:r>
+        <w:rPr>
+          <w:rFonts w:ascii="Microsoft YaHei" w:hAnsi="Microsoft YaHei" w:eastAsia="Microsoft YaHei"/>
+          <w:b/>
+          <w:color w:val="1F4E79"/>
+          <w:sz w:val="30"/>
+        </w:rPr>
+        <w:t>三、读取字典中的值</w:t>
+      </w:r>
+    </w:p>
+    <w:p>
+      <w:r>
+        <w:rPr>
+          <w:rFonts w:ascii="Microsoft YaHei" w:hAnsi="Microsoft YaHei" w:eastAsia="Microsoft YaHei"/>
+          <w:b w:val="0"/>
+          <w:color w:val="000000"/>
+        </w:rPr>
+        <w:t>读取字典时，用中括号加 key。</w:t>
+      </w:r>
+    </w:p>
+    <w:p>
+      <w:pPr>
+        <w:pStyle w:val="CodeBlock"/>
+        <w:shd w:fill="F2F2F2"/>
+      </w:pPr>
+      <w:r>
+        <w:rPr>
+          <w:rFonts w:ascii="Consolas" w:hAnsi="Consolas" w:eastAsia="Consolas"/>
+          <w:color w:val="404040"/>
+          <w:sz w:val="20"/>
+        </w:rPr>
+        <w:t>student = {</w:t>
+        <w:br/>
+        <w:t xml:space="preserve">    "name": "张三",</w:t>
+        <w:br/>
+        <w:t xml:space="preserve">    "age": 20,</w:t>
+        <w:br/>
+        <w:t xml:space="preserve">    "score": 88</w:t>
+        <w:br/>
+        <w:t>}</w:t>
+        <w:br/>
+        <w:br/>
+        <w:t>print(student["name"])</w:t>
+        <w:br/>
+        <w:t>print(student["age"])</w:t>
+        <w:br/>
+        <w:t>print(student["score"])</w:t>
+      </w:r>
+    </w:p>
+    <w:p>
+      <w:pPr>
+        <w:pStyle w:val="KeyPoint"/>
+        <w:shd w:fill="FFF2CC"/>
+      </w:pPr>
+      <w:r>
+        <w:rPr>
+          <w:rFonts w:ascii="Microsoft YaHei" w:hAnsi="Microsoft YaHei" w:eastAsia="Microsoft YaHei"/>
+          <w:b/>
+          <w:color w:val="C0504D"/>
+        </w:rPr>
+        <w:t>注意：字典不能像列表那样用 student[0] 访问。字典要用 key 访问。</w:t>
+      </w:r>
+    </w:p>
+    <w:p>
+      <w:pPr>
+        <w:pStyle w:val="Heading1"/>
+      </w:pPr>
+      <w:r>
+        <w:rPr>
+          <w:rFonts w:ascii="Microsoft YaHei" w:hAnsi="Microsoft YaHei" w:eastAsia="Microsoft YaHei"/>
+          <w:b/>
+          <w:color w:val="1F4E79"/>
+          <w:sz w:val="30"/>
+        </w:rPr>
+        <w:t>四、修改字典中的值</w:t>
+      </w:r>
+    </w:p>
+    <w:p>
+      <w:r>
+        <w:rPr>
+          <w:rFonts w:ascii="Microsoft YaHei" w:hAnsi="Microsoft YaHei" w:eastAsia="Microsoft YaHei"/>
+          <w:b w:val="0"/>
+          <w:color w:val="000000"/>
+        </w:rPr>
+        <w:t>如果 key 已经存在，对它重新赋值就会修改原来的 value。</w:t>
+      </w:r>
+    </w:p>
+    <w:p>
+      <w:pPr>
+        <w:pStyle w:val="CodeBlock"/>
+        <w:shd w:fill="F2F2F2"/>
+      </w:pPr>
+      <w:r>
+        <w:rPr>
+          <w:rFonts w:ascii="Consolas" w:hAnsi="Consolas" w:eastAsia="Consolas"/>
+          <w:color w:val="404040"/>
+          <w:sz w:val="20"/>
+        </w:rPr>
+        <w:t>student = {</w:t>
+        <w:br/>
+        <w:t xml:space="preserve">    "name": "张三",</w:t>
+        <w:br/>
+        <w:t xml:space="preserve">    "age": 20,</w:t>
+        <w:br/>
+        <w:t xml:space="preserve">    "score": 88</w:t>
+        <w:br/>
+        <w:t>}</w:t>
+        <w:br/>
+        <w:br/>
+        <w:t>student["score"] = 95</w:t>
+        <w:br/>
+        <w:t>print(student)</w:t>
+      </w:r>
+    </w:p>
+    <w:p>
+      <w:r>
+        <w:rPr>
+          <w:rFonts w:ascii="Microsoft YaHei" w:hAnsi="Microsoft YaHei" w:eastAsia="Microsoft YaHei"/>
+          <w:b w:val="0"/>
+          <w:color w:val="000000"/>
+        </w:rPr>
+        <w:t>执行后，"score" 对应的值会从 88 改成 95。</w:t>
+      </w:r>
+    </w:p>
+    <w:p>
+      <w:pPr>
+        <w:pStyle w:val="Heading1"/>
+      </w:pPr>
+      <w:r>
+        <w:rPr>
+          <w:rFonts w:ascii="Microsoft YaHei" w:hAnsi="Microsoft YaHei" w:eastAsia="Microsoft YaHei"/>
+          <w:b/>
+          <w:color w:val="1F4E79"/>
+          <w:sz w:val="30"/>
+        </w:rPr>
+        <w:t>五、添加新的键值对</w:t>
+      </w:r>
+    </w:p>
+    <w:p>
+      <w:r>
+        <w:rPr>
+          <w:rFonts w:ascii="Microsoft YaHei" w:hAnsi="Microsoft YaHei" w:eastAsia="Microsoft YaHei"/>
+          <w:b w:val="0"/>
+          <w:color w:val="000000"/>
+        </w:rPr>
+        <w:t>如果 key 不存在，对它赋值就会添加一组新的键值对。</w:t>
+      </w:r>
+    </w:p>
+    <w:p>
+      <w:pPr>
+        <w:pStyle w:val="CodeBlock"/>
+        <w:shd w:fill="F2F2F2"/>
+      </w:pPr>
+      <w:r>
+        <w:rPr>
+          <w:rFonts w:ascii="Consolas" w:hAnsi="Consolas" w:eastAsia="Consolas"/>
+          <w:color w:val="404040"/>
+          <w:sz w:val="20"/>
+        </w:rPr>
+        <w:t>student = {</w:t>
+        <w:br/>
+        <w:t xml:space="preserve">    "name": "张三",</w:t>
+        <w:br/>
+        <w:t xml:space="preserve">    "age": 20</w:t>
+        <w:br/>
+        <w:t>}</w:t>
+        <w:br/>
+        <w:br/>
+        <w:t>student["score"] = 88</w:t>
+        <w:br/>
+        <w:t>print(student)</w:t>
+      </w:r>
+    </w:p>
+    <w:p>
+      <w:pPr>
+        <w:pStyle w:val="KeyPoint"/>
+        <w:shd w:fill="FFF2CC"/>
+      </w:pPr>
+      <w:r>
+        <w:rPr>
+          <w:rFonts w:ascii="Microsoft YaHei" w:hAnsi="Microsoft YaHei" w:eastAsia="Microsoft YaHei"/>
+          <w:b/>
+          <w:color w:val="C0504D"/>
+        </w:rPr>
+        <w:t>同样是 student[key] = value：key 存在时是修改，key 不存在时是添加。</w:t>
+      </w:r>
+    </w:p>
+    <w:p>
+      <w:pPr>
+        <w:pStyle w:val="Heading1"/>
+      </w:pPr>
+      <w:r>
+        <w:rPr>
+          <w:rFonts w:ascii="Microsoft YaHei" w:hAnsi="Microsoft YaHei" w:eastAsia="Microsoft YaHei"/>
+          <w:b/>
+          <w:color w:val="1F4E79"/>
+          <w:sz w:val="30"/>
+        </w:rPr>
+        <w:t>六、删除键值对 pop()</w:t>
+      </w:r>
+    </w:p>
+    <w:p>
+      <w:r>
+        <w:rPr>
+          <w:rFonts w:ascii="Microsoft YaHei" w:hAnsi="Microsoft YaHei" w:eastAsia="Microsoft YaHei"/>
+          <w:b w:val="0"/>
+          <w:color w:val="000000"/>
+        </w:rPr>
+        <w:t>pop() 可以根据 key 删除一组键值对。</w:t>
+      </w:r>
+    </w:p>
+    <w:p>
+      <w:pPr>
+        <w:pStyle w:val="CodeBlock"/>
+        <w:shd w:fill="F2F2F2"/>
+      </w:pPr>
+      <w:r>
+        <w:rPr>
+          <w:rFonts w:ascii="Consolas" w:hAnsi="Consolas" w:eastAsia="Consolas"/>
+          <w:color w:val="404040"/>
+          <w:sz w:val="20"/>
+        </w:rPr>
+        <w:t>student = {</w:t>
+        <w:br/>
+        <w:t xml:space="preserve">    "name": "张三",</w:t>
+        <w:br/>
+        <w:t xml:space="preserve">    "age": 20,</w:t>
+        <w:br/>
+        <w:t xml:space="preserve">    "score": 88</w:t>
+        <w:br/>
+        <w:t>}</w:t>
+        <w:br/>
+        <w:br/>
+        <w:t>student.pop("age")</w:t>
+        <w:br/>
+        <w:t>print(student)</w:t>
+      </w:r>
+    </w:p>
+    <w:p>
+      <w:r>
+        <w:rPr>
+          <w:rFonts w:ascii="Microsoft YaHei" w:hAnsi="Microsoft YaHei" w:eastAsia="Microsoft YaHei"/>
+          <w:b w:val="0"/>
+          <w:color w:val="000000"/>
+        </w:rPr>
+        <w:t>执行后，"age": 20 会被删除。</w:t>
+      </w:r>
+    </w:p>
+    <w:p>
+      <w:pPr>
+        <w:pStyle w:val="Heading1"/>
+      </w:pPr>
+      <w:r>
+        <w:rPr>
+          <w:rFonts w:ascii="Microsoft YaHei" w:hAnsi="Microsoft YaHei" w:eastAsia="Microsoft YaHei"/>
+          <w:b/>
+          <w:color w:val="1F4E79"/>
+          <w:sz w:val="30"/>
+        </w:rPr>
+        <w:t>七、判断 key 是否存在</w:t>
+      </w:r>
+    </w:p>
+    <w:p>
+      <w:r>
+        <w:rPr>
+          <w:rFonts w:ascii="Microsoft YaHei" w:hAnsi="Microsoft YaHei" w:eastAsia="Microsoft YaHei"/>
+          <w:b w:val="0"/>
+          <w:color w:val="000000"/>
+        </w:rPr>
+        <w:t>使用 in 可以判断某个 key 是否在字典中。</w:t>
+      </w:r>
+    </w:p>
+    <w:p>
+      <w:pPr>
+        <w:pStyle w:val="CodeBlock"/>
+        <w:shd w:fill="F2F2F2"/>
+      </w:pPr>
+      <w:r>
+        <w:rPr>
+          <w:rFonts w:ascii="Consolas" w:hAnsi="Consolas" w:eastAsia="Consolas"/>
+          <w:color w:val="404040"/>
+          <w:sz w:val="20"/>
+        </w:rPr>
+        <w:t>student = {</w:t>
+        <w:br/>
+        <w:t xml:space="preserve">    "name": "张三",</w:t>
+        <w:br/>
+        <w:t xml:space="preserve">    "age": 20</w:t>
+        <w:br/>
+        <w:t>}</w:t>
+        <w:br/>
+        <w:br/>
+        <w:t>print("name" in student)</w:t>
+        <w:br/>
+        <w:t>print("score" in student)</w:t>
+      </w:r>
+    </w:p>
+    <w:p>
+      <w:r>
+        <w:rPr>
+          <w:rFonts w:ascii="Microsoft YaHei" w:hAnsi="Microsoft YaHei" w:eastAsia="Microsoft YaHei"/>
+          <w:b w:val="0"/>
+          <w:color w:val="000000"/>
+        </w:rPr>
+        <w:t>输出结果是 True 和 False，因为 "name" 存在，"score" 不存在。</w:t>
+      </w:r>
+    </w:p>
+    <w:p>
+      <w:pPr>
+        <w:pStyle w:val="CodeBlock"/>
+        <w:shd w:fill="F2F2F2"/>
+      </w:pPr>
+      <w:r>
+        <w:rPr>
+          <w:rFonts w:ascii="Consolas" w:hAnsi="Consolas" w:eastAsia="Consolas"/>
+          <w:color w:val="404040"/>
+          <w:sz w:val="20"/>
+        </w:rPr>
+        <w:t>if "score" in student:</w:t>
+        <w:br/>
+        <w:t xml:space="preserve">    print(student["score"])</w:t>
+        <w:br/>
+        <w:t>else:</w:t>
+        <w:br/>
+        <w:t xml:space="preserve">    print("没有成绩")</w:t>
+      </w:r>
+    </w:p>
+    <w:p>
+      <w:pPr>
+        <w:pStyle w:val="Heading1"/>
+      </w:pPr>
+      <w:r>
+        <w:rPr>
+          <w:rFonts w:ascii="Microsoft YaHei" w:hAnsi="Microsoft YaHei" w:eastAsia="Microsoft YaHei"/>
+          <w:b/>
+          <w:color w:val="1F4E79"/>
+          <w:sz w:val="30"/>
+        </w:rPr>
+        <w:t>八、get() 安全读取</w:t>
+      </w:r>
+    </w:p>
+    <w:p>
+      <w:r>
+        <w:rPr>
+          <w:rFonts w:ascii="Microsoft YaHei" w:hAnsi="Microsoft YaHei" w:eastAsia="Microsoft YaHei"/>
+          <w:b w:val="0"/>
+          <w:color w:val="000000"/>
+        </w:rPr>
+        <w:t>如果直接读取不存在的 key，会出现 KeyError。get() 可以更安全地读取字典。</w:t>
+      </w:r>
+    </w:p>
+    <w:p>
+      <w:pPr>
+        <w:pStyle w:val="CodeBlock"/>
+        <w:shd w:fill="F2F2F2"/>
+      </w:pPr>
+      <w:r>
+        <w:rPr>
+          <w:rFonts w:ascii="Consolas" w:hAnsi="Consolas" w:eastAsia="Consolas"/>
+          <w:color w:val="404040"/>
+          <w:sz w:val="20"/>
+        </w:rPr>
+        <w:t>student = {</w:t>
+        <w:br/>
+        <w:t xml:space="preserve">    "name": "张三",</w:t>
+        <w:br/>
+        <w:t xml:space="preserve">    "age": 20</w:t>
+        <w:br/>
+        <w:t>}</w:t>
+        <w:br/>
+        <w:br/>
+        <w:t>print(student.get("score"))</w:t>
+        <w:br/>
+        <w:t>print(student.get("phone", "暂无手机号"))</w:t>
+      </w:r>
+    </w:p>
+    <w:p>
+      <w:pPr>
+        <w:pStyle w:val="KeyPoint"/>
+        <w:shd w:fill="FFF2CC"/>
+      </w:pPr>
+      <w:r>
+        <w:rPr>
+          <w:rFonts w:ascii="Microsoft YaHei" w:hAnsi="Microsoft YaHei" w:eastAsia="Microsoft YaHei"/>
+          <w:b/>
+          <w:color w:val="C0504D"/>
+        </w:rPr>
+        <w:t>get(key, 默认值) 的含义是：如果 key 存在，返回对应的值；如果不存在，返回默认值。</w:t>
+      </w:r>
+    </w:p>
+    <w:p>
+      <w:pPr>
+        <w:pStyle w:val="Heading1"/>
+      </w:pPr>
+      <w:r>
+        <w:rPr>
+          <w:rFonts w:ascii="Microsoft YaHei" w:hAnsi="Microsoft YaHei" w:eastAsia="Microsoft YaHei"/>
+          <w:b/>
+          <w:color w:val="1F4E79"/>
+          <w:sz w:val="30"/>
+        </w:rPr>
+        <w:t>九、遍历字典</w:t>
+      </w:r>
+    </w:p>
+    <w:p>
+      <w:r>
+        <w:rPr>
+          <w:rFonts w:ascii="Microsoft YaHei" w:hAnsi="Microsoft YaHei" w:eastAsia="Microsoft YaHei"/>
+          <w:b w:val="0"/>
+          <w:color w:val="000000"/>
+        </w:rPr>
+        <w:t>遍历字典常见有三种方式：遍历 key、遍历 value、同时遍历 key 和 value。</w:t>
+      </w:r>
+    </w:p>
+    <w:p>
+      <w:pPr>
+        <w:pStyle w:val="CodeBlock"/>
+        <w:shd w:fill="F2F2F2"/>
+      </w:pPr>
+      <w:r>
+        <w:rPr>
+          <w:rFonts w:ascii="Consolas" w:hAnsi="Consolas" w:eastAsia="Consolas"/>
+          <w:color w:val="404040"/>
+          <w:sz w:val="20"/>
+        </w:rPr>
+        <w:t>student = {</w:t>
+        <w:br/>
+        <w:t xml:space="preserve">    "name": "张三",</w:t>
+        <w:br/>
+        <w:t xml:space="preserve">    "age": 20,</w:t>
+        <w:br/>
+        <w:t xml:space="preserve">    "score": 88</w:t>
+        <w:br/>
+        <w:t>}</w:t>
+        <w:br/>
+        <w:br/>
+        <w:t>for key in student:</w:t>
+        <w:br/>
+        <w:t xml:space="preserve">    print(key)</w:t>
+      </w:r>
+    </w:p>
+    <w:p>
+      <w:pPr>
+        <w:pStyle w:val="CodeBlock"/>
+        <w:shd w:fill="F2F2F2"/>
+      </w:pPr>
+      <w:r>
+        <w:rPr>
+          <w:rFonts w:ascii="Consolas" w:hAnsi="Consolas" w:eastAsia="Consolas"/>
+          <w:color w:val="404040"/>
+          <w:sz w:val="20"/>
+        </w:rPr>
+        <w:t>for value in student.values():</w:t>
+        <w:br/>
+        <w:t xml:space="preserve">    print(value)</w:t>
+      </w:r>
+    </w:p>
+    <w:p>
+      <w:pPr>
+        <w:pStyle w:val="CodeBlock"/>
+        <w:shd w:fill="F2F2F2"/>
+      </w:pPr>
+      <w:r>
+        <w:rPr>
+          <w:rFonts w:ascii="Consolas" w:hAnsi="Consolas" w:eastAsia="Consolas"/>
+          <w:color w:val="404040"/>
+          <w:sz w:val="20"/>
+        </w:rPr>
+        <w:t>for key, value in student.items():</w:t>
+        <w:br/>
+        <w:t xml:space="preserve">    print(f"{key}: {value}")</w:t>
+      </w:r>
+    </w:p>
+    <w:p>
+      <w:pPr>
+        <w:pStyle w:val="KeyPoint"/>
+        <w:shd w:fill="FFF2CC"/>
+      </w:pPr>
+      <w:r>
+        <w:rPr>
+          <w:rFonts w:ascii="Microsoft YaHei" w:hAnsi="Microsoft YaHei" w:eastAsia="Microsoft YaHei"/>
+          <w:b/>
+          <w:color w:val="C0504D"/>
+        </w:rPr>
+        <w:t>最常用的是 items()，因为它可以同时拿到 key 和 value。</w:t>
+      </w:r>
+    </w:p>
+    <w:p>
+      <w:pPr>
+        <w:pStyle w:val="Heading1"/>
+      </w:pPr>
+      <w:r>
+        <w:rPr>
+          <w:rFonts w:ascii="Microsoft YaHei" w:hAnsi="Microsoft YaHei" w:eastAsia="Microsoft YaHei"/>
+          <w:b/>
+          <w:color w:val="1F4E79"/>
+          <w:sz w:val="30"/>
+        </w:rPr>
+        <w:t>十、列表里面放字典</w:t>
+      </w:r>
+    </w:p>
+    <w:p>
+      <w:r>
+        <w:rPr>
+          <w:rFonts w:ascii="Microsoft YaHei" w:hAnsi="Microsoft YaHei" w:eastAsia="Microsoft YaHei"/>
+          <w:b w:val="0"/>
+          <w:color w:val="000000"/>
+        </w:rPr>
+        <w:t>真实程序中，经常用“列表 + 字典”保存一组对象。列表表示多个对象，字典表示每个对象的详细信息。</w:t>
+      </w:r>
+    </w:p>
+    <w:p>
+      <w:pPr>
+        <w:pStyle w:val="CodeBlock"/>
+        <w:shd w:fill="F2F2F2"/>
+      </w:pPr>
+      <w:r>
+        <w:rPr>
+          <w:rFonts w:ascii="Consolas" w:hAnsi="Consolas" w:eastAsia="Consolas"/>
+          <w:color w:val="404040"/>
+          <w:sz w:val="20"/>
+        </w:rPr>
+        <w:t>students = [</w:t>
+        <w:br/>
+        <w:t xml:space="preserve">    {"name": "张三", "score": 88},</w:t>
+        <w:br/>
+        <w:t xml:space="preserve">    {"name": "李四", "score": 92},</w:t>
+        <w:br/>
+        <w:t xml:space="preserve">    {"name": "王五", "score": 75}</w:t>
+        <w:br/>
+        <w:t>]</w:t>
+      </w:r>
+    </w:p>
+    <w:p>
+      <w:r>
+        <w:rPr>
+          <w:rFonts w:ascii="Microsoft YaHei" w:hAnsi="Microsoft YaHei" w:eastAsia="Microsoft YaHei"/>
+          <w:b w:val="0"/>
+          <w:color w:val="000000"/>
+        </w:rPr>
+        <w:t>students 是一个列表，列表里的每个元素都是一个字典。每个字典代表一个学生。</w:t>
+      </w:r>
+    </w:p>
+    <w:p>
+      <w:pPr>
+        <w:pStyle w:val="CodeBlock"/>
+        <w:shd w:fill="F2F2F2"/>
+      </w:pPr>
+      <w:r>
+        <w:rPr>
+          <w:rFonts w:ascii="Consolas" w:hAnsi="Consolas" w:eastAsia="Consolas"/>
+          <w:color w:val="404040"/>
+          <w:sz w:val="20"/>
+        </w:rPr>
+        <w:t>for student in students:</w:t>
+        <w:br/>
+        <w:t xml:space="preserve">    print(f'{student["name"]}的成绩是：{student["score"]}')</w:t>
+      </w:r>
+    </w:p>
+    <w:p>
+      <w:pPr>
+        <w:pStyle w:val="Heading1"/>
+      </w:pPr>
+      <w:r>
+        <w:rPr>
+          <w:rFonts w:ascii="Microsoft YaHei" w:hAnsi="Microsoft YaHei" w:eastAsia="Microsoft YaHei"/>
+          <w:b/>
+          <w:color w:val="1F4E79"/>
+          <w:sz w:val="30"/>
+        </w:rPr>
+        <w:t>十一、多个学生统计平均分</w:t>
+      </w:r>
+    </w:p>
+    <w:p>
+      <w:r>
+        <w:rPr>
+          <w:rFonts w:ascii="Microsoft YaHei" w:hAnsi="Microsoft YaHei" w:eastAsia="Microsoft YaHei"/>
+          <w:b w:val="0"/>
+          <w:color w:val="000000"/>
+        </w:rPr>
+        <w:t>统计多个学生平均分时，可以遍历学生列表，把每个学生字典里的 score 累加起来。</w:t>
+      </w:r>
+    </w:p>
+    <w:p>
+      <w:pPr>
+        <w:pStyle w:val="CodeBlock"/>
+        <w:shd w:fill="F2F2F2"/>
+      </w:pPr>
+      <w:r>
+        <w:rPr>
+          <w:rFonts w:ascii="Consolas" w:hAnsi="Consolas" w:eastAsia="Consolas"/>
+          <w:color w:val="404040"/>
+          <w:sz w:val="20"/>
+        </w:rPr>
+        <w:t>students = [</w:t>
+        <w:br/>
+        <w:t xml:space="preserve">    {"name": "张三", "score": 88},</w:t>
+        <w:br/>
+        <w:t xml:space="preserve">    {"name": "李四", "score": 92},</w:t>
+        <w:br/>
+        <w:t xml:space="preserve">    {"name": "王五", "score": 75}</w:t>
+        <w:br/>
+        <w:t>]</w:t>
+        <w:br/>
+        <w:br/>
+        <w:t>total = 0</w:t>
+        <w:br/>
+        <w:t>for student in students:</w:t>
+        <w:br/>
+        <w:t xml:space="preserve">    total = total + student["score"]</w:t>
+        <w:br/>
+        <w:br/>
+        <w:t>average = total / len(students)</w:t>
+        <w:br/>
+        <w:t>print(f"平均分：{average}")</w:t>
+      </w:r>
+    </w:p>
+    <w:p>
+      <w:pPr>
+        <w:pStyle w:val="KeyPoint"/>
+        <w:shd w:fill="FFF2CC"/>
+      </w:pPr>
+      <w:r>
+        <w:rPr>
+          <w:rFonts w:ascii="Microsoft YaHei" w:hAnsi="Microsoft YaHei" w:eastAsia="Microsoft YaHei"/>
+          <w:b/>
+          <w:color w:val="C0504D"/>
+        </w:rPr>
+        <w:t>建议使用 len(students)，不要把人数写死成 3。这样学生数量变化时，代码仍然正确。</w:t>
+      </w:r>
+    </w:p>
+    <w:p>
+      <w:pPr>
+        <w:pStyle w:val="Heading1"/>
+      </w:pPr>
+      <w:r>
+        <w:rPr>
+          <w:rFonts w:ascii="Microsoft YaHei" w:hAnsi="Microsoft YaHei" w:eastAsia="Microsoft YaHei"/>
+          <w:b/>
+          <w:color w:val="1F4E79"/>
+          <w:sz w:val="30"/>
+        </w:rPr>
+        <w:t>十二、常见错误</w:t>
+      </w:r>
+    </w:p>
+    <w:p>
+      <w:r>
+        <w:rPr>
+          <w:rFonts w:ascii="Microsoft YaHei" w:hAnsi="Microsoft YaHei" w:eastAsia="Microsoft YaHei"/>
+          <w:b w:val="0"/>
+          <w:color w:val="000000"/>
+        </w:rPr>
+        <w:t>1. 把数字写成字符串。年龄应该写成 20，而不是 "20"，除非你明确只想把它当文本。</w:t>
+      </w:r>
+    </w:p>
+    <w:p>
+      <w:pPr>
+        <w:pStyle w:val="CodeBlock"/>
+        <w:shd w:fill="F2F2F2"/>
+      </w:pPr>
+      <w:r>
+        <w:rPr>
+          <w:rFonts w:ascii="Consolas" w:hAnsi="Consolas" w:eastAsia="Consolas"/>
+          <w:color w:val="404040"/>
+          <w:sz w:val="20"/>
+        </w:rPr>
+        <w:t>"age": 20      # 推荐</w:t>
+        <w:br/>
+        <w:t>"age": "20"    # 这是字符串，不适合计算</w:t>
+      </w:r>
+    </w:p>
+    <w:p>
+      <w:r>
+        <w:rPr>
+          <w:rFonts w:ascii="Microsoft YaHei" w:hAnsi="Microsoft YaHei" w:eastAsia="Microsoft YaHei"/>
+          <w:b w:val="0"/>
+          <w:color w:val="000000"/>
+        </w:rPr>
+        <w:t>2. 直接读取不存在的 key。</w:t>
+      </w:r>
+    </w:p>
+    <w:p>
+      <w:pPr>
+        <w:pStyle w:val="CodeBlock"/>
+        <w:shd w:fill="F2F2F2"/>
+      </w:pPr>
+      <w:r>
+        <w:rPr>
+          <w:rFonts w:ascii="Consolas" w:hAnsi="Consolas" w:eastAsia="Consolas"/>
+          <w:color w:val="404040"/>
+          <w:sz w:val="20"/>
+        </w:rPr>
+        <w:t>print(student["phone"])  # 如果 phone 不存在，会报 KeyError</w:t>
+      </w:r>
+    </w:p>
+    <w:p>
+      <w:r>
+        <w:rPr>
+          <w:rFonts w:ascii="Microsoft YaHei" w:hAnsi="Microsoft YaHei" w:eastAsia="Microsoft YaHei"/>
+          <w:b w:val="0"/>
+          <w:color w:val="000000"/>
+        </w:rPr>
+        <w:t>更稳妥的写法：</w:t>
+      </w:r>
+    </w:p>
+    <w:p>
+      <w:pPr>
+        <w:pStyle w:val="CodeBlock"/>
+        <w:shd w:fill="F2F2F2"/>
+      </w:pPr>
+      <w:r>
+        <w:rPr>
+          <w:rFonts w:ascii="Consolas" w:hAnsi="Consolas" w:eastAsia="Consolas"/>
+          <w:color w:val="404040"/>
+          <w:sz w:val="20"/>
+        </w:rPr>
+        <w:t>print(student.get("phone", "暂无手机号"))</w:t>
+      </w:r>
+    </w:p>
+    <w:p>
+      <w:r>
+        <w:rPr>
+          <w:rFonts w:ascii="Microsoft YaHei" w:hAnsi="Microsoft YaHei" w:eastAsia="Microsoft YaHei"/>
+          <w:b w:val="0"/>
+          <w:color w:val="000000"/>
+        </w:rPr>
+        <w:t>3. f-string 中引号混乱。</w:t>
+      </w:r>
+    </w:p>
+    <w:p>
+      <w:pPr>
+        <w:pStyle w:val="CodeBlock"/>
+        <w:shd w:fill="F2F2F2"/>
+      </w:pPr>
+      <w:r>
+        <w:rPr>
+          <w:rFonts w:ascii="Consolas" w:hAnsi="Consolas" w:eastAsia="Consolas"/>
+          <w:color w:val="404040"/>
+          <w:sz w:val="20"/>
+        </w:rPr>
+        <w:t>print(f'{student["name"]}的成绩是：{student["score"]}')</w:t>
+      </w:r>
+    </w:p>
+    <w:p>
+      <w:pPr>
+        <w:pStyle w:val="Heading1"/>
+      </w:pPr>
+      <w:r>
+        <w:rPr>
+          <w:rFonts w:ascii="Microsoft YaHei" w:hAnsi="Microsoft YaHei" w:eastAsia="Microsoft YaHei"/>
+          <w:b/>
+          <w:color w:val="1F4E79"/>
+          <w:sz w:val="30"/>
+        </w:rPr>
+        <w:t>十三、本节小结</w:t>
+      </w:r>
+    </w:p>
+    <w:p>
+      <w:pPr>
+        <w:pStyle w:val="ListBullet"/>
+      </w:pPr>
+      <w:r>
+        <w:rPr>
+          <w:rFonts w:ascii="Microsoft YaHei" w:hAnsi="Microsoft YaHei" w:eastAsia="Microsoft YaHei"/>
+        </w:rPr>
+        <w:t>字典 dict 用于保存 key: value 键值对。</w:t>
+      </w:r>
+    </w:p>
+    <w:p>
+      <w:pPr>
+        <w:pStyle w:val="ListBullet"/>
+      </w:pPr>
+      <w:r>
+        <w:rPr>
+          <w:rFonts w:ascii="Microsoft YaHei" w:hAnsi="Microsoft YaHei" w:eastAsia="Microsoft YaHei"/>
+        </w:rPr>
+        <w:t>列表靠下标访问，字典靠 key 访问。</w:t>
+      </w:r>
+    </w:p>
+    <w:p>
+      <w:pPr>
+        <w:pStyle w:val="ListBullet"/>
+      </w:pPr>
+      <w:r>
+        <w:rPr>
+          <w:rFonts w:ascii="Microsoft YaHei" w:hAnsi="Microsoft YaHei" w:eastAsia="Microsoft YaHei"/>
+        </w:rPr>
+        <w:t>student['name'] 可以读取 name 对应的值。</w:t>
+      </w:r>
+    </w:p>
+    <w:p>
+      <w:pPr>
+        <w:pStyle w:val="ListBullet"/>
+      </w:pPr>
+      <w:r>
+        <w:rPr>
+          <w:rFonts w:ascii="Microsoft YaHei" w:hAnsi="Microsoft YaHei" w:eastAsia="Microsoft YaHei"/>
+        </w:rPr>
+        <w:t>key 存在时赋值是修改，key 不存在时赋值是添加。</w:t>
+      </w:r>
+    </w:p>
+    <w:p>
+      <w:pPr>
+        <w:pStyle w:val="ListBullet"/>
+      </w:pPr>
+      <w:r>
+        <w:rPr>
+          <w:rFonts w:ascii="Microsoft YaHei" w:hAnsi="Microsoft YaHei" w:eastAsia="Microsoft YaHei"/>
+        </w:rPr>
+        <w:t>pop(key) 可以删除键值对。</w:t>
+      </w:r>
+    </w:p>
+    <w:p>
+      <w:pPr>
+        <w:pStyle w:val="ListBullet"/>
+      </w:pPr>
+      <w:r>
+        <w:rPr>
+          <w:rFonts w:ascii="Microsoft YaHei" w:hAnsi="Microsoft YaHei" w:eastAsia="Microsoft YaHei"/>
+        </w:rPr>
+        <w:t>in 可以判断 key 是否存在。</w:t>
+      </w:r>
+    </w:p>
+    <w:p>
+      <w:pPr>
+        <w:pStyle w:val="ListBullet"/>
+      </w:pPr>
+      <w:r>
+        <w:rPr>
+          <w:rFonts w:ascii="Microsoft YaHei" w:hAnsi="Microsoft YaHei" w:eastAsia="Microsoft YaHei"/>
+        </w:rPr>
+        <w:t>get() 可以安全读取不存在的 key，并提供默认值。</w:t>
+      </w:r>
+    </w:p>
+    <w:p>
+      <w:pPr>
+        <w:pStyle w:val="ListBullet"/>
+      </w:pPr>
+      <w:r>
+        <w:rPr>
+          <w:rFonts w:ascii="Microsoft YaHei" w:hAnsi="Microsoft YaHei" w:eastAsia="Microsoft YaHei"/>
+        </w:rPr>
+        <w:t>items() 可以同时遍历 key 和 value。</w:t>
+      </w:r>
+    </w:p>
+    <w:p>
+      <w:pPr>
+        <w:pStyle w:val="ListBullet"/>
+      </w:pPr>
+      <w:r>
+        <w:rPr>
+          <w:rFonts w:ascii="Microsoft YaHei" w:hAnsi="Microsoft YaHei" w:eastAsia="Microsoft YaHei"/>
+        </w:rPr>
+        <w:t>列表中可以放多个字典，用来表示多个对象。</w:t>
+      </w:r>
+    </w:p>
+    <w:p>
+      <w:pPr>
+        <w:pStyle w:val="Heading1"/>
+      </w:pPr>
+      <w:r>
+        <w:rPr>
+          <w:rFonts w:ascii="Microsoft YaHei" w:hAnsi="Microsoft YaHei" w:eastAsia="Microsoft YaHei"/>
+          <w:b/>
+          <w:color w:val="1F4E79"/>
+          <w:sz w:val="30"/>
+        </w:rPr>
+        <w:t>十四、复习题</w:t>
+      </w:r>
+    </w:p>
+    <w:p>
+      <w:pPr>
+        <w:pStyle w:val="ListNumber"/>
+      </w:pPr>
+      <w:r>
+        <w:rPr>
+          <w:rFonts w:ascii="Microsoft YaHei" w:hAnsi="Microsoft YaHei" w:eastAsia="Microsoft YaHei"/>
+        </w:rPr>
+        <w:t>字典中的 key 和 value 分别是什么意思？</w:t>
+      </w:r>
+    </w:p>
+    <w:p>
+      <w:pPr>
+        <w:pStyle w:val="ListNumber"/>
+      </w:pPr>
+      <w:r>
+        <w:rPr>
+          <w:rFonts w:ascii="Microsoft YaHei" w:hAnsi="Microsoft YaHei" w:eastAsia="Microsoft YaHei"/>
+        </w:rPr>
+        <w:t>student['score'] 的作用是什么？</w:t>
+      </w:r>
+    </w:p>
+    <w:p>
+      <w:pPr>
+        <w:pStyle w:val="ListNumber"/>
+      </w:pPr>
+      <w:r>
+        <w:rPr>
+          <w:rFonts w:ascii="Microsoft YaHei" w:hAnsi="Microsoft YaHei" w:eastAsia="Microsoft YaHei"/>
+        </w:rPr>
+        <w:t>student['city'] = '北京' 在 city 不存在时会发生什么？</w:t>
+      </w:r>
+    </w:p>
+    <w:p>
+      <w:pPr>
+        <w:pStyle w:val="ListNumber"/>
+      </w:pPr>
+      <w:r>
+        <w:rPr>
+          <w:rFonts w:ascii="Microsoft YaHei" w:hAnsi="Microsoft YaHei" w:eastAsia="Microsoft YaHei"/>
+        </w:rPr>
+        <w:t>pop('age') 的作用是什么？</w:t>
+      </w:r>
+    </w:p>
+    <w:p>
+      <w:pPr>
+        <w:pStyle w:val="ListNumber"/>
+      </w:pPr>
+      <w:r>
+        <w:rPr>
+          <w:rFonts w:ascii="Microsoft YaHei" w:hAnsi="Microsoft YaHei" w:eastAsia="Microsoft YaHei"/>
+        </w:rPr>
+        <w:t>student.get('phone', '暂无手机号') 的含义是什么？</w:t>
+      </w:r>
+    </w:p>
+    <w:p>
+      <w:pPr>
+        <w:pStyle w:val="ListNumber"/>
+      </w:pPr>
+      <w:r>
+        <w:rPr>
+          <w:rFonts w:ascii="Microsoft YaHei" w:hAnsi="Microsoft YaHei" w:eastAsia="Microsoft YaHei"/>
+        </w:rPr>
+        <w:t>for key, value in student.items() 中，key 和 value 每次分别代表什么？</w:t>
+      </w:r>
+    </w:p>
+    <w:p>
+      <w:pPr>
+        <w:pStyle w:val="ListNumber"/>
+      </w:pPr>
+      <w:r>
+        <w:rPr>
+          <w:rFonts w:ascii="Microsoft YaHei" w:hAnsi="Microsoft YaHei" w:eastAsia="Microsoft YaHei"/>
+        </w:rPr>
+        <w:t>为什么多个学生适合用“列表里面放字典”的结构？</w:t>
       </w:r>
     </w:p>
     <w:sectPr>

--- a/py_try/python_learn.docx
+++ b/py_try/python_learn.docx
@@ -3561,6 +3561,1564 @@
           <w:rFonts w:ascii="Microsoft YaHei" w:hAnsi="Microsoft YaHei" w:eastAsia="Microsoft YaHei"/>
         </w:rPr>
         <w:t>为什么多个学生适合用“列表里面放字典”的结构？</w:t>
+      </w:r>
+    </w:p>
+    <w:p>
+      <w:r>
+        <w:br w:type="page"/>
+      </w:r>
+    </w:p>
+    <w:p>
+      <w:pPr>
+        <w:jc w:val="center"/>
+      </w:pPr>
+      <w:r>
+        <w:rPr>
+          <w:rFonts w:ascii="Microsoft YaHei" w:hAnsi="Microsoft YaHei" w:eastAsia="Microsoft YaHei"/>
+          <w:b/>
+          <w:color w:val="1F4E79"/>
+          <w:sz w:val="40"/>
+        </w:rPr>
+        <w:t>Python 学习笔记：第二阶段 · 第三节</w:t>
+      </w:r>
+    </w:p>
+    <w:p>
+      <w:pPr>
+        <w:jc w:val="center"/>
+      </w:pPr>
+      <w:r>
+        <w:rPr>
+          <w:rFonts w:ascii="Microsoft YaHei" w:hAnsi="Microsoft YaHei" w:eastAsia="Microsoft YaHei"/>
+          <w:color w:val="595959"/>
+          <w:sz w:val="22"/>
+        </w:rPr>
+        <w:t>主题：元组 tuple 和集合 set</w:t>
+      </w:r>
+    </w:p>
+    <w:p>
+      <w:pPr>
+        <w:pStyle w:val="Heading1"/>
+      </w:pPr>
+      <w:r>
+        <w:rPr>
+          <w:rFonts w:ascii="Microsoft YaHei" w:hAnsi="Microsoft YaHei" w:eastAsia="Microsoft YaHei"/>
+          <w:b/>
+          <w:color w:val="1F4E79"/>
+          <w:sz w:val="30"/>
+        </w:rPr>
+        <w:t>一、元组 tuple 是什么</w:t>
+      </w:r>
+    </w:p>
+    <w:p>
+      <w:r>
+        <w:rPr>
+          <w:rFonts w:ascii="Microsoft YaHei" w:hAnsi="Microsoft YaHei" w:eastAsia="Microsoft YaHei"/>
+          <w:b w:val="0"/>
+          <w:color w:val="000000"/>
+        </w:rPr>
+        <w:t>元组和列表类似，都可以保存一组有顺序的数据。区别是：列表可以修改，元组不能修改。</w:t>
+      </w:r>
+    </w:p>
+    <w:p>
+      <w:pPr>
+        <w:pStyle w:val="CodeBlock"/>
+        <w:shd w:fill="F2F2F2"/>
+      </w:pPr>
+      <w:r>
+        <w:rPr>
+          <w:rFonts w:ascii="Consolas" w:hAnsi="Consolas" w:eastAsia="Consolas"/>
+          <w:color w:val="404040"/>
+          <w:sz w:val="20"/>
+        </w:rPr>
+        <w:t>names_list = ["张三", "李四", "王五"]</w:t>
+        <w:br/>
+        <w:t>names_tuple = ("张三", "李四", "王五")</w:t>
+      </w:r>
+    </w:p>
+    <w:p>
+      <w:r>
+        <w:rPr>
+          <w:rFonts w:ascii="Microsoft YaHei" w:hAnsi="Microsoft YaHei" w:eastAsia="Microsoft YaHei"/>
+          <w:b w:val="0"/>
+          <w:color w:val="000000"/>
+        </w:rPr>
+        <w:t>列表使用中括号 []，元组使用小括号 ()。</w:t>
+      </w:r>
+    </w:p>
+    <w:p>
+      <w:pPr>
+        <w:pStyle w:val="KeyPoint"/>
+        <w:shd w:fill="FFF2CC"/>
+      </w:pPr>
+      <w:r>
+        <w:rPr>
+          <w:rFonts w:ascii="Microsoft YaHei" w:hAnsi="Microsoft YaHei" w:eastAsia="Microsoft YaHei"/>
+          <w:b/>
+          <w:color w:val="C0504D"/>
+        </w:rPr>
+        <w:t>核心理解：tuple 是有顺序、不可修改的数据容器。</w:t>
+      </w:r>
+    </w:p>
+    <w:p>
+      <w:pPr>
+        <w:pStyle w:val="Heading1"/>
+      </w:pPr>
+      <w:r>
+        <w:rPr>
+          <w:rFonts w:ascii="Microsoft YaHei" w:hAnsi="Microsoft YaHei" w:eastAsia="Microsoft YaHei"/>
+          <w:b/>
+          <w:color w:val="1F4E79"/>
+          <w:sz w:val="30"/>
+        </w:rPr>
+        <w:t>二、访问元组元素</w:t>
+      </w:r>
+    </w:p>
+    <w:p>
+      <w:r>
+        <w:rPr>
+          <w:rFonts w:ascii="Microsoft YaHei" w:hAnsi="Microsoft YaHei" w:eastAsia="Microsoft YaHei"/>
+          <w:b w:val="0"/>
+          <w:color w:val="000000"/>
+        </w:rPr>
+        <w:t>元组和列表一样，可以通过下标访问元素，下标也从 0 开始。</w:t>
+      </w:r>
+    </w:p>
+    <w:p>
+      <w:pPr>
+        <w:pStyle w:val="CodeBlock"/>
+        <w:shd w:fill="F2F2F2"/>
+      </w:pPr>
+      <w:r>
+        <w:rPr>
+          <w:rFonts w:ascii="Consolas" w:hAnsi="Consolas" w:eastAsia="Consolas"/>
+          <w:color w:val="404040"/>
+          <w:sz w:val="20"/>
+        </w:rPr>
+        <w:t>point = (10, 20)</w:t>
+        <w:br/>
+        <w:br/>
+        <w:t>print(point[0])</w:t>
+        <w:br/>
+        <w:t>print(point[1])</w:t>
+      </w:r>
+    </w:p>
+    <w:p>
+      <w:r>
+        <w:rPr>
+          <w:rFonts w:ascii="Microsoft YaHei" w:hAnsi="Microsoft YaHei" w:eastAsia="Microsoft YaHei"/>
+          <w:b w:val="0"/>
+          <w:color w:val="000000"/>
+        </w:rPr>
+        <w:t>point[0] 是 10，point[1] 是 20。</w:t>
+      </w:r>
+    </w:p>
+    <w:p>
+      <w:pPr>
+        <w:pStyle w:val="Heading1"/>
+      </w:pPr>
+      <w:r>
+        <w:rPr>
+          <w:rFonts w:ascii="Microsoft YaHei" w:hAnsi="Microsoft YaHei" w:eastAsia="Microsoft YaHei"/>
+          <w:b/>
+          <w:color w:val="1F4E79"/>
+          <w:sz w:val="30"/>
+        </w:rPr>
+        <w:t>三、元组不可修改</w:t>
+      </w:r>
+    </w:p>
+    <w:p>
+      <w:r>
+        <w:rPr>
+          <w:rFonts w:ascii="Microsoft YaHei" w:hAnsi="Microsoft YaHei" w:eastAsia="Microsoft YaHei"/>
+          <w:b w:val="0"/>
+          <w:color w:val="000000"/>
+        </w:rPr>
+        <w:t>元组创建后，里面的元素不能被重新赋值。</w:t>
+      </w:r>
+    </w:p>
+    <w:p>
+      <w:pPr>
+        <w:pStyle w:val="CodeBlock"/>
+        <w:shd w:fill="F2F2F2"/>
+      </w:pPr>
+      <w:r>
+        <w:rPr>
+          <w:rFonts w:ascii="Consolas" w:hAnsi="Consolas" w:eastAsia="Consolas"/>
+          <w:color w:val="404040"/>
+          <w:sz w:val="20"/>
+        </w:rPr>
+        <w:t>names = ("张三", "李四", "王五")</w:t>
+        <w:br/>
+        <w:t>names[1] = "赵六"  # 这会报错</w:t>
+      </w:r>
+    </w:p>
+    <w:p>
+      <w:r>
+        <w:rPr>
+          <w:rFonts w:ascii="Microsoft YaHei" w:hAnsi="Microsoft YaHei" w:eastAsia="Microsoft YaHei"/>
+          <w:b w:val="0"/>
+          <w:color w:val="000000"/>
+        </w:rPr>
+        <w:t>这类错误通常是 TypeError，因为 tuple 不支持元素修改。</w:t>
+      </w:r>
+    </w:p>
+    <w:p>
+      <w:pPr>
+        <w:pStyle w:val="KeyPoint"/>
+        <w:shd w:fill="FFF2CC"/>
+      </w:pPr>
+      <w:r>
+        <w:rPr>
+          <w:rFonts w:ascii="Microsoft YaHei" w:hAnsi="Microsoft YaHei" w:eastAsia="Microsoft YaHei"/>
+          <w:b/>
+          <w:color w:val="C0504D"/>
+        </w:rPr>
+        <w:t>当一组数据不希望被程序意外改动时，可以考虑用元组。</w:t>
+      </w:r>
+    </w:p>
+    <w:p>
+      <w:pPr>
+        <w:pStyle w:val="Heading1"/>
+      </w:pPr>
+      <w:r>
+        <w:rPr>
+          <w:rFonts w:ascii="Microsoft YaHei" w:hAnsi="Microsoft YaHei" w:eastAsia="Microsoft YaHei"/>
+          <w:b/>
+          <w:color w:val="1F4E79"/>
+          <w:sz w:val="30"/>
+        </w:rPr>
+        <w:t>四、元组的常见使用场景</w:t>
+      </w:r>
+    </w:p>
+    <w:p>
+      <w:r>
+        <w:rPr>
+          <w:rFonts w:ascii="Microsoft YaHei" w:hAnsi="Microsoft YaHei" w:eastAsia="Microsoft YaHei"/>
+          <w:b w:val="0"/>
+          <w:color w:val="000000"/>
+        </w:rPr>
+        <w:t>元组常用于表达固定不变的一组值，例如坐标、颜色、固定配置等。</w:t>
+      </w:r>
+    </w:p>
+    <w:p>
+      <w:pPr>
+        <w:pStyle w:val="CodeBlock"/>
+        <w:shd w:fill="F2F2F2"/>
+      </w:pPr>
+      <w:r>
+        <w:rPr>
+          <w:rFonts w:ascii="Consolas" w:hAnsi="Consolas" w:eastAsia="Consolas"/>
+          <w:color w:val="404040"/>
+          <w:sz w:val="20"/>
+        </w:rPr>
+        <w:t>point = (10, 20)</w:t>
+        <w:br/>
+        <w:t>color = (255, 0, 0)</w:t>
+        <w:br/>
+        <w:t>weekdays = ("周一", "周二", "周三", "周四", "周五")</w:t>
+      </w:r>
+    </w:p>
+    <w:p>
+      <w:pPr>
+        <w:pStyle w:val="Heading1"/>
+      </w:pPr>
+      <w:r>
+        <w:rPr>
+          <w:rFonts w:ascii="Microsoft YaHei" w:hAnsi="Microsoft YaHei" w:eastAsia="Microsoft YaHei"/>
+          <w:b/>
+          <w:color w:val="1F4E79"/>
+          <w:sz w:val="30"/>
+        </w:rPr>
+        <w:t>五、单元素元组</w:t>
+      </w:r>
+    </w:p>
+    <w:p>
+      <w:r>
+        <w:rPr>
+          <w:rFonts w:ascii="Microsoft YaHei" w:hAnsi="Microsoft YaHei" w:eastAsia="Microsoft YaHei"/>
+          <w:b w:val="0"/>
+          <w:color w:val="000000"/>
+        </w:rPr>
+        <w:t>只有一个元素的元组必须写逗号。这个点很容易出错。</w:t>
+      </w:r>
+    </w:p>
+    <w:p>
+      <w:pPr>
+        <w:pStyle w:val="CodeBlock"/>
+        <w:shd w:fill="F2F2F2"/>
+      </w:pPr>
+      <w:r>
+        <w:rPr>
+          <w:rFonts w:ascii="Consolas" w:hAnsi="Consolas" w:eastAsia="Consolas"/>
+          <w:color w:val="404040"/>
+          <w:sz w:val="20"/>
+        </w:rPr>
+        <w:t>a = (10)</w:t>
+        <w:br/>
+        <w:t>b = (10,)</w:t>
+        <w:br/>
+        <w:br/>
+        <w:t>print(type(a))</w:t>
+        <w:br/>
+        <w:t>print(type(b))</w:t>
+      </w:r>
+    </w:p>
+    <w:p>
+      <w:r>
+        <w:rPr>
+          <w:rFonts w:ascii="Microsoft YaHei" w:hAnsi="Microsoft YaHei" w:eastAsia="Microsoft YaHei"/>
+          <w:b w:val="0"/>
+          <w:color w:val="000000"/>
+        </w:rPr>
+        <w:t>a 的类型是 int，b 的类型才是 tuple。</w:t>
+      </w:r>
+    </w:p>
+    <w:p>
+      <w:pPr>
+        <w:pStyle w:val="KeyPoint"/>
+        <w:shd w:fill="FFF2CC"/>
+      </w:pPr>
+      <w:r>
+        <w:rPr>
+          <w:rFonts w:ascii="Microsoft YaHei" w:hAnsi="Microsoft YaHei" w:eastAsia="Microsoft YaHei"/>
+          <w:b/>
+          <w:color w:val="C0504D"/>
+        </w:rPr>
+        <w:t>判断单元素元组的关键不是小括号，而是逗号。</w:t>
+      </w:r>
+    </w:p>
+    <w:p>
+      <w:pPr>
+        <w:pStyle w:val="Heading1"/>
+      </w:pPr>
+      <w:r>
+        <w:rPr>
+          <w:rFonts w:ascii="Microsoft YaHei" w:hAnsi="Microsoft YaHei" w:eastAsia="Microsoft YaHei"/>
+          <w:b/>
+          <w:color w:val="1F4E79"/>
+          <w:sz w:val="30"/>
+        </w:rPr>
+        <w:t>六、遍历元组</w:t>
+      </w:r>
+    </w:p>
+    <w:p>
+      <w:r>
+        <w:rPr>
+          <w:rFonts w:ascii="Microsoft YaHei" w:hAnsi="Microsoft YaHei" w:eastAsia="Microsoft YaHei"/>
+          <w:b w:val="0"/>
+          <w:color w:val="000000"/>
+        </w:rPr>
+        <w:t>元组也可以使用 for 循环遍历。</w:t>
+      </w:r>
+    </w:p>
+    <w:p>
+      <w:pPr>
+        <w:pStyle w:val="CodeBlock"/>
+        <w:shd w:fill="F2F2F2"/>
+      </w:pPr>
+      <w:r>
+        <w:rPr>
+          <w:rFonts w:ascii="Consolas" w:hAnsi="Consolas" w:eastAsia="Consolas"/>
+          <w:color w:val="404040"/>
+          <w:sz w:val="20"/>
+        </w:rPr>
+        <w:t>weekdays = ("周一", "周二", "周三", "周四", "周五")</w:t>
+        <w:br/>
+        <w:br/>
+        <w:t>for day in weekdays:</w:t>
+        <w:br/>
+        <w:t xml:space="preserve">    print(day)</w:t>
+      </w:r>
+    </w:p>
+    <w:p>
+      <w:pPr>
+        <w:pStyle w:val="Heading1"/>
+      </w:pPr>
+      <w:r>
+        <w:rPr>
+          <w:rFonts w:ascii="Microsoft YaHei" w:hAnsi="Microsoft YaHei" w:eastAsia="Microsoft YaHei"/>
+          <w:b/>
+          <w:color w:val="1F4E79"/>
+          <w:sz w:val="30"/>
+        </w:rPr>
+        <w:t>七、集合 set 是什么</w:t>
+      </w:r>
+    </w:p>
+    <w:p>
+      <w:r>
+        <w:rPr>
+          <w:rFonts w:ascii="Microsoft YaHei" w:hAnsi="Microsoft YaHei" w:eastAsia="Microsoft YaHei"/>
+          <w:b w:val="0"/>
+          <w:color w:val="000000"/>
+        </w:rPr>
+        <w:t>集合用来保存一组不重复的数据。集合使用大括号 {}，但它不是字典，因为集合里面没有 key: value。</w:t>
+      </w:r>
+    </w:p>
+    <w:p>
+      <w:pPr>
+        <w:pStyle w:val="CodeBlock"/>
+        <w:shd w:fill="F2F2F2"/>
+      </w:pPr>
+      <w:r>
+        <w:rPr>
+          <w:rFonts w:ascii="Consolas" w:hAnsi="Consolas" w:eastAsia="Consolas"/>
+          <w:color w:val="404040"/>
+          <w:sz w:val="20"/>
+        </w:rPr>
+        <w:t>numbers = {1, 2, 3, 4}</w:t>
+        <w:br/>
+        <w:t>words = {"Python", "Java", "C++"}</w:t>
+      </w:r>
+    </w:p>
+    <w:p>
+      <w:pPr>
+        <w:pStyle w:val="KeyPoint"/>
+        <w:shd w:fill="FFF2CC"/>
+      </w:pPr>
+      <w:r>
+        <w:rPr>
+          <w:rFonts w:ascii="Microsoft YaHei" w:hAnsi="Microsoft YaHei" w:eastAsia="Microsoft YaHei"/>
+          <w:b/>
+          <w:color w:val="C0504D"/>
+        </w:rPr>
+        <w:t>核心理解：set 是无顺序、不重复的数据容器。</w:t>
+      </w:r>
+    </w:p>
+    <w:p>
+      <w:pPr>
+        <w:pStyle w:val="Heading1"/>
+      </w:pPr>
+      <w:r>
+        <w:rPr>
+          <w:rFonts w:ascii="Microsoft YaHei" w:hAnsi="Microsoft YaHei" w:eastAsia="Microsoft YaHei"/>
+          <w:b/>
+          <w:color w:val="1F4E79"/>
+          <w:sz w:val="30"/>
+        </w:rPr>
+        <w:t>八、集合自动去重</w:t>
+      </w:r>
+    </w:p>
+    <w:p>
+      <w:r>
+        <w:rPr>
+          <w:rFonts w:ascii="Microsoft YaHei" w:hAnsi="Microsoft YaHei" w:eastAsia="Microsoft YaHei"/>
+          <w:b w:val="0"/>
+          <w:color w:val="000000"/>
+        </w:rPr>
+        <w:t>集合最常见的用途是去重。重复元素放进集合后，只会保留一份。</w:t>
+      </w:r>
+    </w:p>
+    <w:p>
+      <w:pPr>
+        <w:pStyle w:val="CodeBlock"/>
+        <w:shd w:fill="F2F2F2"/>
+      </w:pPr>
+      <w:r>
+        <w:rPr>
+          <w:rFonts w:ascii="Consolas" w:hAnsi="Consolas" w:eastAsia="Consolas"/>
+          <w:color w:val="404040"/>
+          <w:sz w:val="20"/>
+        </w:rPr>
+        <w:t>numbers = {1, 2, 2, 3, 3, 4}</w:t>
+        <w:br/>
+        <w:t>print(numbers)</w:t>
+      </w:r>
+    </w:p>
+    <w:p>
+      <w:r>
+        <w:rPr>
+          <w:rFonts w:ascii="Microsoft YaHei" w:hAnsi="Microsoft YaHei" w:eastAsia="Microsoft YaHei"/>
+          <w:b w:val="0"/>
+          <w:color w:val="000000"/>
+        </w:rPr>
+        <w:t>输出结果会类似 {1, 2, 3, 4}。重复的 2 和 3 被自动去掉了。</w:t>
+      </w:r>
+    </w:p>
+    <w:p>
+      <w:pPr>
+        <w:pStyle w:val="CodeBlock"/>
+        <w:shd w:fill="F2F2F2"/>
+      </w:pPr>
+      <w:r>
+        <w:rPr>
+          <w:rFonts w:ascii="Consolas" w:hAnsi="Consolas" w:eastAsia="Consolas"/>
+          <w:color w:val="404040"/>
+          <w:sz w:val="20"/>
+        </w:rPr>
+        <w:t>names = ["张三", "李四", "张三", "王五", "李四"]</w:t>
+        <w:br/>
+        <w:t>unique_names = set(names)</w:t>
+        <w:br/>
+        <w:t>print(unique_names)</w:t>
+      </w:r>
+    </w:p>
+    <w:p>
+      <w:pPr>
+        <w:pStyle w:val="KeyPoint"/>
+        <w:shd w:fill="FFF2CC"/>
+      </w:pPr>
+      <w:r>
+        <w:rPr>
+          <w:rFonts w:ascii="Microsoft YaHei" w:hAnsi="Microsoft YaHei" w:eastAsia="Microsoft YaHei"/>
+          <w:b/>
+          <w:color w:val="C0504D"/>
+        </w:rPr>
+        <w:t>注意：集合无顺序，所以去重后的输出顺序不一定和原列表一致。</w:t>
+      </w:r>
+    </w:p>
+    <w:p>
+      <w:pPr>
+        <w:pStyle w:val="Heading1"/>
+      </w:pPr>
+      <w:r>
+        <w:rPr>
+          <w:rFonts w:ascii="Microsoft YaHei" w:hAnsi="Microsoft YaHei" w:eastAsia="Microsoft YaHei"/>
+          <w:b/>
+          <w:color w:val="1F4E79"/>
+          <w:sz w:val="30"/>
+        </w:rPr>
+        <w:t>九、集合添加和删除</w:t>
+      </w:r>
+    </w:p>
+    <w:p>
+      <w:r>
+        <w:rPr>
+          <w:rFonts w:ascii="Microsoft YaHei" w:hAnsi="Microsoft YaHei" w:eastAsia="Microsoft YaHei"/>
+          <w:b w:val="0"/>
+          <w:color w:val="000000"/>
+        </w:rPr>
+        <w:t>add() 用于添加元素，remove() 和 discard() 都可以删除元素。</w:t>
+      </w:r>
+    </w:p>
+    <w:p>
+      <w:pPr>
+        <w:pStyle w:val="CodeBlock"/>
+        <w:shd w:fill="F2F2F2"/>
+      </w:pPr>
+      <w:r>
+        <w:rPr>
+          <w:rFonts w:ascii="Consolas" w:hAnsi="Consolas" w:eastAsia="Consolas"/>
+          <w:color w:val="404040"/>
+          <w:sz w:val="20"/>
+        </w:rPr>
+        <w:t>numbers = {1, 2, 3}</w:t>
+        <w:br/>
+        <w:t>numbers.add(4)</w:t>
+        <w:br/>
+        <w:t>numbers.remove(2)</w:t>
+        <w:br/>
+        <w:t>print(numbers)</w:t>
+      </w:r>
+    </w:p>
+    <w:p>
+      <w:r>
+        <w:rPr>
+          <w:rFonts w:ascii="Microsoft YaHei" w:hAnsi="Microsoft YaHei" w:eastAsia="Microsoft YaHei"/>
+          <w:b w:val="0"/>
+          <w:color w:val="000000"/>
+        </w:rPr>
+        <w:t>remove() 删除不存在的元素会报错，discard() 删除不存在的元素不会报错。</w:t>
+      </w:r>
+    </w:p>
+    <w:p>
+      <w:pPr>
+        <w:pStyle w:val="CodeBlock"/>
+        <w:shd w:fill="F2F2F2"/>
+      </w:pPr>
+      <w:r>
+        <w:rPr>
+          <w:rFonts w:ascii="Consolas" w:hAnsi="Consolas" w:eastAsia="Consolas"/>
+          <w:color w:val="404040"/>
+          <w:sz w:val="20"/>
+        </w:rPr>
+        <w:t>numbers = {1, 2, 3}</w:t>
+        <w:br/>
+        <w:t>numbers.discard(100)</w:t>
+        <w:br/>
+        <w:t>print(numbers)</w:t>
+      </w:r>
+    </w:p>
+    <w:p>
+      <w:pPr>
+        <w:pStyle w:val="KeyPoint"/>
+        <w:shd w:fill="FFF2CC"/>
+      </w:pPr>
+      <w:r>
+        <w:rPr>
+          <w:rFonts w:ascii="Microsoft YaHei" w:hAnsi="Microsoft YaHei" w:eastAsia="Microsoft YaHei"/>
+          <w:b/>
+          <w:color w:val="C0504D"/>
+        </w:rPr>
+        <w:t>不确定元素是否存在时，优先使用 discard()。</w:t>
+      </w:r>
+    </w:p>
+    <w:p>
+      <w:pPr>
+        <w:pStyle w:val="Heading1"/>
+      </w:pPr>
+      <w:r>
+        <w:rPr>
+          <w:rFonts w:ascii="Microsoft YaHei" w:hAnsi="Microsoft YaHei" w:eastAsia="Microsoft YaHei"/>
+          <w:b/>
+          <w:color w:val="1F4E79"/>
+          <w:sz w:val="30"/>
+        </w:rPr>
+        <w:t>十、集合运算</w:t>
+      </w:r>
+    </w:p>
+    <w:p>
+      <w:r>
+        <w:rPr>
+          <w:rFonts w:ascii="Microsoft YaHei" w:hAnsi="Microsoft YaHei" w:eastAsia="Microsoft YaHei"/>
+          <w:b w:val="0"/>
+          <w:color w:val="000000"/>
+        </w:rPr>
+        <w:t>集合支持交集、并集、差集等数学集合运算。</w:t>
+      </w:r>
+    </w:p>
+    <w:p>
+      <w:pPr>
+        <w:pStyle w:val="CodeBlock"/>
+        <w:shd w:fill="F2F2F2"/>
+      </w:pPr>
+      <w:r>
+        <w:rPr>
+          <w:rFonts w:ascii="Consolas" w:hAnsi="Consolas" w:eastAsia="Consolas"/>
+          <w:color w:val="404040"/>
+          <w:sz w:val="20"/>
+        </w:rPr>
+        <w:t>a = {1, 2, 3, 4}</w:t>
+        <w:br/>
+        <w:t>b = {3, 4, 5, 6}</w:t>
+        <w:br/>
+        <w:br/>
+        <w:t>print(a &amp; b)  # 交集：两个集合都有的元素</w:t>
+        <w:br/>
+        <w:t>print(a | b)  # 并集：两个集合合并后的全部元素</w:t>
+        <w:br/>
+        <w:t>print(a - b)  # 差集：a 有，b 没有的元素</w:t>
+      </w:r>
+    </w:p>
+    <w:tbl>
+      <w:tblPr>
+        <w:tblStyle w:val="TableGrid"/>
+        <w:tblW w:type="auto" w:w="0"/>
+        <w:tblLook w:firstColumn="1" w:firstRow="1" w:lastColumn="0" w:lastRow="0" w:noHBand="0" w:noVBand="1" w:val="04A0"/>
+      </w:tblPr>
+      <w:tblGrid>
+        <w:gridCol w:w="2160"/>
+        <w:gridCol w:w="2160"/>
+        <w:gridCol w:w="2160"/>
+        <w:gridCol w:w="2160"/>
+      </w:tblGrid>
+      <w:tr>
+        <w:tc>
+          <w:tcPr>
+            <w:tcW w:type="dxa" w:w="2160"/>
+          </w:tcPr>
+          <w:p>
+            <w:pPr>
+              <w:shd w:fill="4472C4"/>
+            </w:pPr>
+            <w:r>
+              <w:rPr>
+                <w:rFonts w:ascii="Microsoft YaHei" w:hAnsi="Microsoft YaHei" w:eastAsia="Microsoft YaHei"/>
+                <w:b/>
+                <w:color w:val="FFFFFF"/>
+              </w:rPr>
+              <w:t>运算</w:t>
+            </w:r>
+          </w:p>
+        </w:tc>
+        <w:tc>
+          <w:tcPr>
+            <w:tcW w:type="dxa" w:w="2160"/>
+          </w:tcPr>
+          <w:p>
+            <w:pPr>
+              <w:shd w:fill="4472C4"/>
+            </w:pPr>
+            <w:r>
+              <w:rPr>
+                <w:rFonts w:ascii="Microsoft YaHei" w:hAnsi="Microsoft YaHei" w:eastAsia="Microsoft YaHei"/>
+                <w:b/>
+                <w:color w:val="FFFFFF"/>
+              </w:rPr>
+              <w:t>符号</w:t>
+            </w:r>
+          </w:p>
+        </w:tc>
+        <w:tc>
+          <w:tcPr>
+            <w:tcW w:type="dxa" w:w="2160"/>
+          </w:tcPr>
+          <w:p>
+            <w:pPr>
+              <w:shd w:fill="4472C4"/>
+            </w:pPr>
+            <w:r>
+              <w:rPr>
+                <w:rFonts w:ascii="Microsoft YaHei" w:hAnsi="Microsoft YaHei" w:eastAsia="Microsoft YaHei"/>
+                <w:b/>
+                <w:color w:val="FFFFFF"/>
+              </w:rPr>
+              <w:t>含义</w:t>
+            </w:r>
+          </w:p>
+        </w:tc>
+        <w:tc>
+          <w:tcPr>
+            <w:tcW w:type="dxa" w:w="2160"/>
+          </w:tcPr>
+          <w:p>
+            <w:pPr>
+              <w:shd w:fill="4472C4"/>
+            </w:pPr>
+            <w:r>
+              <w:rPr>
+                <w:rFonts w:ascii="Microsoft YaHei" w:hAnsi="Microsoft YaHei" w:eastAsia="Microsoft YaHei"/>
+                <w:b/>
+                <w:color w:val="FFFFFF"/>
+              </w:rPr>
+              <w:t>示例结果</w:t>
+            </w:r>
+          </w:p>
+        </w:tc>
+      </w:tr>
+      <w:tr>
+        <w:tc>
+          <w:tcPr>
+            <w:tcW w:type="dxa" w:w="2160"/>
+          </w:tcPr>
+          <w:p>
+            <w:r>
+              <w:rPr>
+                <w:rFonts w:ascii="Microsoft YaHei" w:hAnsi="Microsoft YaHei" w:eastAsia="Microsoft YaHei"/>
+              </w:rPr>
+              <w:t>交集</w:t>
+            </w:r>
+          </w:p>
+        </w:tc>
+        <w:tc>
+          <w:tcPr>
+            <w:tcW w:type="dxa" w:w="2160"/>
+          </w:tcPr>
+          <w:p>
+            <w:r>
+              <w:rPr>
+                <w:rFonts w:ascii="Microsoft YaHei" w:hAnsi="Microsoft YaHei" w:eastAsia="Microsoft YaHei"/>
+              </w:rPr>
+              <w:t>&amp;</w:t>
+            </w:r>
+          </w:p>
+        </w:tc>
+        <w:tc>
+          <w:tcPr>
+            <w:tcW w:type="dxa" w:w="2160"/>
+          </w:tcPr>
+          <w:p>
+            <w:r>
+              <w:rPr>
+                <w:rFonts w:ascii="Microsoft YaHei" w:hAnsi="Microsoft YaHei" w:eastAsia="Microsoft YaHei"/>
+              </w:rPr>
+              <w:t>两个集合都有的元素</w:t>
+            </w:r>
+          </w:p>
+        </w:tc>
+        <w:tc>
+          <w:tcPr>
+            <w:tcW w:type="dxa" w:w="2160"/>
+          </w:tcPr>
+          <w:p>
+            <w:r>
+              <w:rPr>
+                <w:rFonts w:ascii="Microsoft YaHei" w:hAnsi="Microsoft YaHei" w:eastAsia="Microsoft YaHei"/>
+              </w:rPr>
+              <w:t>{3, 4}</w:t>
+            </w:r>
+          </w:p>
+        </w:tc>
+      </w:tr>
+      <w:tr>
+        <w:tc>
+          <w:tcPr>
+            <w:tcW w:type="dxa" w:w="2160"/>
+          </w:tcPr>
+          <w:p>
+            <w:r>
+              <w:rPr>
+                <w:rFonts w:ascii="Microsoft YaHei" w:hAnsi="Microsoft YaHei" w:eastAsia="Microsoft YaHei"/>
+              </w:rPr>
+              <w:t>并集</w:t>
+            </w:r>
+          </w:p>
+        </w:tc>
+        <w:tc>
+          <w:tcPr>
+            <w:tcW w:type="dxa" w:w="2160"/>
+          </w:tcPr>
+          <w:p>
+            <w:r>
+              <w:rPr>
+                <w:rFonts w:ascii="Microsoft YaHei" w:hAnsi="Microsoft YaHei" w:eastAsia="Microsoft YaHei"/>
+              </w:rPr>
+              <w:t>|</w:t>
+            </w:r>
+          </w:p>
+        </w:tc>
+        <w:tc>
+          <w:tcPr>
+            <w:tcW w:type="dxa" w:w="2160"/>
+          </w:tcPr>
+          <w:p>
+            <w:r>
+              <w:rPr>
+                <w:rFonts w:ascii="Microsoft YaHei" w:hAnsi="Microsoft YaHei" w:eastAsia="Microsoft YaHei"/>
+              </w:rPr>
+              <w:t>两个集合合并后的全部元素</w:t>
+            </w:r>
+          </w:p>
+        </w:tc>
+        <w:tc>
+          <w:tcPr>
+            <w:tcW w:type="dxa" w:w="2160"/>
+          </w:tcPr>
+          <w:p>
+            <w:r>
+              <w:rPr>
+                <w:rFonts w:ascii="Microsoft YaHei" w:hAnsi="Microsoft YaHei" w:eastAsia="Microsoft YaHei"/>
+              </w:rPr>
+              <w:t>{1, 2, 3, 4, 5, 6}</w:t>
+            </w:r>
+          </w:p>
+        </w:tc>
+      </w:tr>
+      <w:tr>
+        <w:tc>
+          <w:tcPr>
+            <w:tcW w:type="dxa" w:w="2160"/>
+          </w:tcPr>
+          <w:p>
+            <w:r>
+              <w:rPr>
+                <w:rFonts w:ascii="Microsoft YaHei" w:hAnsi="Microsoft YaHei" w:eastAsia="Microsoft YaHei"/>
+              </w:rPr>
+              <w:t>差集</w:t>
+            </w:r>
+          </w:p>
+        </w:tc>
+        <w:tc>
+          <w:tcPr>
+            <w:tcW w:type="dxa" w:w="2160"/>
+          </w:tcPr>
+          <w:p>
+            <w:r>
+              <w:rPr>
+                <w:rFonts w:ascii="Microsoft YaHei" w:hAnsi="Microsoft YaHei" w:eastAsia="Microsoft YaHei"/>
+              </w:rPr>
+              <w:t>-</w:t>
+            </w:r>
+          </w:p>
+        </w:tc>
+        <w:tc>
+          <w:tcPr>
+            <w:tcW w:type="dxa" w:w="2160"/>
+          </w:tcPr>
+          <w:p>
+            <w:r>
+              <w:rPr>
+                <w:rFonts w:ascii="Microsoft YaHei" w:hAnsi="Microsoft YaHei" w:eastAsia="Microsoft YaHei"/>
+              </w:rPr>
+              <w:t>左边集合有、右边集合没有的元素</w:t>
+            </w:r>
+          </w:p>
+        </w:tc>
+        <w:tc>
+          <w:tcPr>
+            <w:tcW w:type="dxa" w:w="2160"/>
+          </w:tcPr>
+          <w:p>
+            <w:r>
+              <w:rPr>
+                <w:rFonts w:ascii="Microsoft YaHei" w:hAnsi="Microsoft YaHei" w:eastAsia="Microsoft YaHei"/>
+              </w:rPr>
+              <w:t>{1, 2}</w:t>
+            </w:r>
+          </w:p>
+        </w:tc>
+      </w:tr>
+    </w:tbl>
+    <w:p>
+      <w:pPr>
+        <w:pStyle w:val="Heading1"/>
+      </w:pPr>
+      <w:r>
+        <w:rPr>
+          <w:rFonts w:ascii="Microsoft YaHei" w:hAnsi="Microsoft YaHei" w:eastAsia="Microsoft YaHei"/>
+          <w:b/>
+          <w:color w:val="1F4E79"/>
+          <w:sz w:val="30"/>
+        </w:rPr>
+        <w:t>十一、空集合</w:t>
+      </w:r>
+    </w:p>
+    <w:p>
+      <w:r>
+        <w:rPr>
+          <w:rFonts w:ascii="Microsoft YaHei" w:hAnsi="Microsoft YaHei" w:eastAsia="Microsoft YaHei"/>
+          <w:b w:val="0"/>
+          <w:color w:val="000000"/>
+        </w:rPr>
+        <w:t>空集合不能写成 {}，因为 {} 表示空字典。</w:t>
+      </w:r>
+    </w:p>
+    <w:p>
+      <w:pPr>
+        <w:pStyle w:val="CodeBlock"/>
+        <w:shd w:fill="F2F2F2"/>
+      </w:pPr>
+      <w:r>
+        <w:rPr>
+          <w:rFonts w:ascii="Consolas" w:hAnsi="Consolas" w:eastAsia="Consolas"/>
+          <w:color w:val="404040"/>
+          <w:sz w:val="20"/>
+        </w:rPr>
+        <w:t>empty_dict = {}</w:t>
+        <w:br/>
+        <w:t>empty_set = set()</w:t>
+        <w:br/>
+        <w:br/>
+        <w:t>print(type(empty_dict))</w:t>
+        <w:br/>
+        <w:t>print(type(empty_set))</w:t>
+      </w:r>
+    </w:p>
+    <w:p>
+      <w:pPr>
+        <w:pStyle w:val="KeyPoint"/>
+        <w:shd w:fill="FFF2CC"/>
+      </w:pPr>
+      <w:r>
+        <w:rPr>
+          <w:rFonts w:ascii="Microsoft YaHei" w:hAnsi="Microsoft YaHei" w:eastAsia="Microsoft YaHei"/>
+          <w:b/>
+          <w:color w:val="C0504D"/>
+        </w:rPr>
+        <w:t>创建空集合必须使用 set()。</w:t>
+      </w:r>
+    </w:p>
+    <w:p>
+      <w:pPr>
+        <w:pStyle w:val="Heading1"/>
+      </w:pPr>
+      <w:r>
+        <w:rPr>
+          <w:rFonts w:ascii="Microsoft YaHei" w:hAnsi="Microsoft YaHei" w:eastAsia="Microsoft YaHei"/>
+          <w:b/>
+          <w:color w:val="1F4E79"/>
+          <w:sz w:val="30"/>
+        </w:rPr>
+        <w:t>十二、list、tuple、dict、set 对比</w:t>
+      </w:r>
+    </w:p>
+    <w:tbl>
+      <w:tblPr>
+        <w:tblStyle w:val="TableGrid"/>
+        <w:tblW w:type="auto" w:w="0"/>
+        <w:tblLook w:firstColumn="1" w:firstRow="1" w:lastColumn="0" w:lastRow="0" w:noHBand="0" w:noVBand="1" w:val="04A0"/>
+      </w:tblPr>
+      <w:tblGrid>
+        <w:gridCol w:w="1728"/>
+        <w:gridCol w:w="1728"/>
+        <w:gridCol w:w="1728"/>
+        <w:gridCol w:w="1728"/>
+        <w:gridCol w:w="1728"/>
+      </w:tblGrid>
+      <w:tr>
+        <w:tc>
+          <w:tcPr>
+            <w:tcW w:type="dxa" w:w="1728"/>
+          </w:tcPr>
+          <w:p>
+            <w:pPr>
+              <w:shd w:fill="4472C4"/>
+            </w:pPr>
+            <w:r>
+              <w:rPr>
+                <w:rFonts w:ascii="Microsoft YaHei" w:hAnsi="Microsoft YaHei" w:eastAsia="Microsoft YaHei"/>
+                <w:b/>
+                <w:color w:val="FFFFFF"/>
+              </w:rPr>
+              <w:t>结构</w:t>
+            </w:r>
+          </w:p>
+        </w:tc>
+        <w:tc>
+          <w:tcPr>
+            <w:tcW w:type="dxa" w:w="1728"/>
+          </w:tcPr>
+          <w:p>
+            <w:pPr>
+              <w:shd w:fill="4472C4"/>
+            </w:pPr>
+            <w:r>
+              <w:rPr>
+                <w:rFonts w:ascii="Microsoft YaHei" w:hAnsi="Microsoft YaHei" w:eastAsia="Microsoft YaHei"/>
+                <w:b/>
+                <w:color w:val="FFFFFF"/>
+              </w:rPr>
+              <w:t>中文名</w:t>
+            </w:r>
+          </w:p>
+        </w:tc>
+        <w:tc>
+          <w:tcPr>
+            <w:tcW w:type="dxa" w:w="1728"/>
+          </w:tcPr>
+          <w:p>
+            <w:pPr>
+              <w:shd w:fill="4472C4"/>
+            </w:pPr>
+            <w:r>
+              <w:rPr>
+                <w:rFonts w:ascii="Microsoft YaHei" w:hAnsi="Microsoft YaHei" w:eastAsia="Microsoft YaHei"/>
+                <w:b/>
+                <w:color w:val="FFFFFF"/>
+              </w:rPr>
+              <w:t>是否有顺序</w:t>
+            </w:r>
+          </w:p>
+        </w:tc>
+        <w:tc>
+          <w:tcPr>
+            <w:tcW w:type="dxa" w:w="1728"/>
+          </w:tcPr>
+          <w:p>
+            <w:pPr>
+              <w:shd w:fill="4472C4"/>
+            </w:pPr>
+            <w:r>
+              <w:rPr>
+                <w:rFonts w:ascii="Microsoft YaHei" w:hAnsi="Microsoft YaHei" w:eastAsia="Microsoft YaHei"/>
+                <w:b/>
+                <w:color w:val="FFFFFF"/>
+              </w:rPr>
+              <w:t>是否可修改</w:t>
+            </w:r>
+          </w:p>
+        </w:tc>
+        <w:tc>
+          <w:tcPr>
+            <w:tcW w:type="dxa" w:w="1728"/>
+          </w:tcPr>
+          <w:p>
+            <w:pPr>
+              <w:shd w:fill="4472C4"/>
+            </w:pPr>
+            <w:r>
+              <w:rPr>
+                <w:rFonts w:ascii="Microsoft YaHei" w:hAnsi="Microsoft YaHei" w:eastAsia="Microsoft YaHei"/>
+                <w:b/>
+                <w:color w:val="FFFFFF"/>
+              </w:rPr>
+              <w:t>主要特点</w:t>
+            </w:r>
+          </w:p>
+        </w:tc>
+      </w:tr>
+      <w:tr>
+        <w:tc>
+          <w:tcPr>
+            <w:tcW w:type="dxa" w:w="1728"/>
+          </w:tcPr>
+          <w:p>
+            <w:r>
+              <w:rPr>
+                <w:rFonts w:ascii="Microsoft YaHei" w:hAnsi="Microsoft YaHei" w:eastAsia="Microsoft YaHei"/>
+              </w:rPr>
+              <w:t>list</w:t>
+            </w:r>
+          </w:p>
+        </w:tc>
+        <w:tc>
+          <w:tcPr>
+            <w:tcW w:type="dxa" w:w="1728"/>
+          </w:tcPr>
+          <w:p>
+            <w:r>
+              <w:rPr>
+                <w:rFonts w:ascii="Microsoft YaHei" w:hAnsi="Microsoft YaHei" w:eastAsia="Microsoft YaHei"/>
+              </w:rPr>
+              <w:t>列表</w:t>
+            </w:r>
+          </w:p>
+        </w:tc>
+        <w:tc>
+          <w:tcPr>
+            <w:tcW w:type="dxa" w:w="1728"/>
+          </w:tcPr>
+          <w:p>
+            <w:r>
+              <w:rPr>
+                <w:rFonts w:ascii="Microsoft YaHei" w:hAnsi="Microsoft YaHei" w:eastAsia="Microsoft YaHei"/>
+              </w:rPr>
+              <w:t>是</w:t>
+            </w:r>
+          </w:p>
+        </w:tc>
+        <w:tc>
+          <w:tcPr>
+            <w:tcW w:type="dxa" w:w="1728"/>
+          </w:tcPr>
+          <w:p>
+            <w:r>
+              <w:rPr>
+                <w:rFonts w:ascii="Microsoft YaHei" w:hAnsi="Microsoft YaHei" w:eastAsia="Microsoft YaHei"/>
+              </w:rPr>
+              <w:t>是</w:t>
+            </w:r>
+          </w:p>
+        </w:tc>
+        <w:tc>
+          <w:tcPr>
+            <w:tcW w:type="dxa" w:w="1728"/>
+          </w:tcPr>
+          <w:p>
+            <w:r>
+              <w:rPr>
+                <w:rFonts w:ascii="Microsoft YaHei" w:hAnsi="Microsoft YaHei" w:eastAsia="Microsoft YaHei"/>
+              </w:rPr>
+              <w:t>按下标访问，适合一组数据</w:t>
+            </w:r>
+          </w:p>
+        </w:tc>
+      </w:tr>
+      <w:tr>
+        <w:tc>
+          <w:tcPr>
+            <w:tcW w:type="dxa" w:w="1728"/>
+          </w:tcPr>
+          <w:p>
+            <w:r>
+              <w:rPr>
+                <w:rFonts w:ascii="Microsoft YaHei" w:hAnsi="Microsoft YaHei" w:eastAsia="Microsoft YaHei"/>
+              </w:rPr>
+              <w:t>tuple</w:t>
+            </w:r>
+          </w:p>
+        </w:tc>
+        <w:tc>
+          <w:tcPr>
+            <w:tcW w:type="dxa" w:w="1728"/>
+          </w:tcPr>
+          <w:p>
+            <w:r>
+              <w:rPr>
+                <w:rFonts w:ascii="Microsoft YaHei" w:hAnsi="Microsoft YaHei" w:eastAsia="Microsoft YaHei"/>
+              </w:rPr>
+              <w:t>元组</w:t>
+            </w:r>
+          </w:p>
+        </w:tc>
+        <w:tc>
+          <w:tcPr>
+            <w:tcW w:type="dxa" w:w="1728"/>
+          </w:tcPr>
+          <w:p>
+            <w:r>
+              <w:rPr>
+                <w:rFonts w:ascii="Microsoft YaHei" w:hAnsi="Microsoft YaHei" w:eastAsia="Microsoft YaHei"/>
+              </w:rPr>
+              <w:t>是</w:t>
+            </w:r>
+          </w:p>
+        </w:tc>
+        <w:tc>
+          <w:tcPr>
+            <w:tcW w:type="dxa" w:w="1728"/>
+          </w:tcPr>
+          <w:p>
+            <w:r>
+              <w:rPr>
+                <w:rFonts w:ascii="Microsoft YaHei" w:hAnsi="Microsoft YaHei" w:eastAsia="Microsoft YaHei"/>
+              </w:rPr>
+              <w:t>否</w:t>
+            </w:r>
+          </w:p>
+        </w:tc>
+        <w:tc>
+          <w:tcPr>
+            <w:tcW w:type="dxa" w:w="1728"/>
+          </w:tcPr>
+          <w:p>
+            <w:r>
+              <w:rPr>
+                <w:rFonts w:ascii="Microsoft YaHei" w:hAnsi="Microsoft YaHei" w:eastAsia="Microsoft YaHei"/>
+              </w:rPr>
+              <w:t>适合固定不变的数据</w:t>
+            </w:r>
+          </w:p>
+        </w:tc>
+      </w:tr>
+      <w:tr>
+        <w:tc>
+          <w:tcPr>
+            <w:tcW w:type="dxa" w:w="1728"/>
+          </w:tcPr>
+          <w:p>
+            <w:r>
+              <w:rPr>
+                <w:rFonts w:ascii="Microsoft YaHei" w:hAnsi="Microsoft YaHei" w:eastAsia="Microsoft YaHei"/>
+              </w:rPr>
+              <w:t>dict</w:t>
+            </w:r>
+          </w:p>
+        </w:tc>
+        <w:tc>
+          <w:tcPr>
+            <w:tcW w:type="dxa" w:w="1728"/>
+          </w:tcPr>
+          <w:p>
+            <w:r>
+              <w:rPr>
+                <w:rFonts w:ascii="Microsoft YaHei" w:hAnsi="Microsoft YaHei" w:eastAsia="Microsoft YaHei"/>
+              </w:rPr>
+              <w:t>字典</w:t>
+            </w:r>
+          </w:p>
+        </w:tc>
+        <w:tc>
+          <w:tcPr>
+            <w:tcW w:type="dxa" w:w="1728"/>
+          </w:tcPr>
+          <w:p>
+            <w:r>
+              <w:rPr>
+                <w:rFonts w:ascii="Microsoft YaHei" w:hAnsi="Microsoft YaHei" w:eastAsia="Microsoft YaHei"/>
+              </w:rPr>
+              <w:t>按 key 管理</w:t>
+            </w:r>
+          </w:p>
+        </w:tc>
+        <w:tc>
+          <w:tcPr>
+            <w:tcW w:type="dxa" w:w="1728"/>
+          </w:tcPr>
+          <w:p>
+            <w:r>
+              <w:rPr>
+                <w:rFonts w:ascii="Microsoft YaHei" w:hAnsi="Microsoft YaHei" w:eastAsia="Microsoft YaHei"/>
+              </w:rPr>
+              <w:t>是</w:t>
+            </w:r>
+          </w:p>
+        </w:tc>
+        <w:tc>
+          <w:tcPr>
+            <w:tcW w:type="dxa" w:w="1728"/>
+          </w:tcPr>
+          <w:p>
+            <w:r>
+              <w:rPr>
+                <w:rFonts w:ascii="Microsoft YaHei" w:hAnsi="Microsoft YaHei" w:eastAsia="Microsoft YaHei"/>
+              </w:rPr>
+              <w:t>key-value 键值对</w:t>
+            </w:r>
+          </w:p>
+        </w:tc>
+      </w:tr>
+      <w:tr>
+        <w:tc>
+          <w:tcPr>
+            <w:tcW w:type="dxa" w:w="1728"/>
+          </w:tcPr>
+          <w:p>
+            <w:r>
+              <w:rPr>
+                <w:rFonts w:ascii="Microsoft YaHei" w:hAnsi="Microsoft YaHei" w:eastAsia="Microsoft YaHei"/>
+              </w:rPr>
+              <w:t>set</w:t>
+            </w:r>
+          </w:p>
+        </w:tc>
+        <w:tc>
+          <w:tcPr>
+            <w:tcW w:type="dxa" w:w="1728"/>
+          </w:tcPr>
+          <w:p>
+            <w:r>
+              <w:rPr>
+                <w:rFonts w:ascii="Microsoft YaHei" w:hAnsi="Microsoft YaHei" w:eastAsia="Microsoft YaHei"/>
+              </w:rPr>
+              <w:t>集合</w:t>
+            </w:r>
+          </w:p>
+        </w:tc>
+        <w:tc>
+          <w:tcPr>
+            <w:tcW w:type="dxa" w:w="1728"/>
+          </w:tcPr>
+          <w:p>
+            <w:r>
+              <w:rPr>
+                <w:rFonts w:ascii="Microsoft YaHei" w:hAnsi="Microsoft YaHei" w:eastAsia="Microsoft YaHei"/>
+              </w:rPr>
+              <w:t>否</w:t>
+            </w:r>
+          </w:p>
+        </w:tc>
+        <w:tc>
+          <w:tcPr>
+            <w:tcW w:type="dxa" w:w="1728"/>
+          </w:tcPr>
+          <w:p>
+            <w:r>
+              <w:rPr>
+                <w:rFonts w:ascii="Microsoft YaHei" w:hAnsi="Microsoft YaHei" w:eastAsia="Microsoft YaHei"/>
+              </w:rPr>
+              <w:t>是</w:t>
+            </w:r>
+          </w:p>
+        </w:tc>
+        <w:tc>
+          <w:tcPr>
+            <w:tcW w:type="dxa" w:w="1728"/>
+          </w:tcPr>
+          <w:p>
+            <w:r>
+              <w:rPr>
+                <w:rFonts w:ascii="Microsoft YaHei" w:hAnsi="Microsoft YaHei" w:eastAsia="Microsoft YaHei"/>
+              </w:rPr>
+              <w:t>不重复，适合去重和集合运算</w:t>
+            </w:r>
+          </w:p>
+        </w:tc>
+      </w:tr>
+    </w:tbl>
+    <w:p>
+      <w:pPr>
+        <w:pStyle w:val="Heading1"/>
+      </w:pPr>
+      <w:r>
+        <w:rPr>
+          <w:rFonts w:ascii="Microsoft YaHei" w:hAnsi="Microsoft YaHei" w:eastAsia="Microsoft YaHei"/>
+          <w:b/>
+          <w:color w:val="1F4E79"/>
+          <w:sz w:val="30"/>
+        </w:rPr>
+        <w:t>十三、本节小结</w:t>
+      </w:r>
+    </w:p>
+    <w:p>
+      <w:pPr>
+        <w:pStyle w:val="ListBullet"/>
+      </w:pPr>
+      <w:r>
+        <w:rPr>
+          <w:rFonts w:ascii="Microsoft YaHei" w:hAnsi="Microsoft YaHei" w:eastAsia="Microsoft YaHei"/>
+        </w:rPr>
+        <w:t>元组 tuple 和列表类似，但元组不可修改。</w:t>
+      </w:r>
+    </w:p>
+    <w:p>
+      <w:pPr>
+        <w:pStyle w:val="ListBullet"/>
+      </w:pPr>
+      <w:r>
+        <w:rPr>
+          <w:rFonts w:ascii="Microsoft YaHei" w:hAnsi="Microsoft YaHei" w:eastAsia="Microsoft YaHei"/>
+        </w:rPr>
+        <w:t>元组可以通过下标访问，也可以用 for 遍历。</w:t>
+      </w:r>
+    </w:p>
+    <w:p>
+      <w:pPr>
+        <w:pStyle w:val="ListBullet"/>
+      </w:pPr>
+      <w:r>
+        <w:rPr>
+          <w:rFonts w:ascii="Microsoft YaHei" w:hAnsi="Microsoft YaHei" w:eastAsia="Microsoft YaHei"/>
+        </w:rPr>
+        <w:t>单元素元组必须写成 (10,)，逗号不能省略。</w:t>
+      </w:r>
+    </w:p>
+    <w:p>
+      <w:pPr>
+        <w:pStyle w:val="ListBullet"/>
+      </w:pPr>
+      <w:r>
+        <w:rPr>
+          <w:rFonts w:ascii="Microsoft YaHei" w:hAnsi="Microsoft YaHei" w:eastAsia="Microsoft YaHei"/>
+        </w:rPr>
+        <w:t>集合 set 用于保存不重复的数据。</w:t>
+      </w:r>
+    </w:p>
+    <w:p>
+      <w:pPr>
+        <w:pStyle w:val="ListBullet"/>
+      </w:pPr>
+      <w:r>
+        <w:rPr>
+          <w:rFonts w:ascii="Microsoft YaHei" w:hAnsi="Microsoft YaHei" w:eastAsia="Microsoft YaHei"/>
+        </w:rPr>
+        <w:t>集合是无顺序的，不能依赖输出顺序。</w:t>
+      </w:r>
+    </w:p>
+    <w:p>
+      <w:pPr>
+        <w:pStyle w:val="ListBullet"/>
+      </w:pPr>
+      <w:r>
+        <w:rPr>
+          <w:rFonts w:ascii="Microsoft YaHei" w:hAnsi="Microsoft YaHei" w:eastAsia="Microsoft YaHei"/>
+        </w:rPr>
+        <w:t>set(list) 可以快速去重。</w:t>
+      </w:r>
+    </w:p>
+    <w:p>
+      <w:pPr>
+        <w:pStyle w:val="ListBullet"/>
+      </w:pPr>
+      <w:r>
+        <w:rPr>
+          <w:rFonts w:ascii="Microsoft YaHei" w:hAnsi="Microsoft YaHei" w:eastAsia="Microsoft YaHei"/>
+        </w:rPr>
+        <w:t>add() 添加集合元素，remove() 和 discard() 删除集合元素。</w:t>
+      </w:r>
+    </w:p>
+    <w:p>
+      <w:pPr>
+        <w:pStyle w:val="ListBullet"/>
+      </w:pPr>
+      <w:r>
+        <w:rPr>
+          <w:rFonts w:ascii="Microsoft YaHei" w:hAnsi="Microsoft YaHei" w:eastAsia="Microsoft YaHei"/>
+        </w:rPr>
+        <w:t>discard() 删除不存在的元素不会报错。</w:t>
+      </w:r>
+    </w:p>
+    <w:p>
+      <w:pPr>
+        <w:pStyle w:val="ListBullet"/>
+      </w:pPr>
+      <w:r>
+        <w:rPr>
+          <w:rFonts w:ascii="Microsoft YaHei" w:hAnsi="Microsoft YaHei" w:eastAsia="Microsoft YaHei"/>
+        </w:rPr>
+        <w:t>集合支持交集 &amp;、并集 |、差集 -。</w:t>
+      </w:r>
+    </w:p>
+    <w:p>
+      <w:pPr>
+        <w:pStyle w:val="ListBullet"/>
+      </w:pPr>
+      <w:r>
+        <w:rPr>
+          <w:rFonts w:ascii="Microsoft YaHei" w:hAnsi="Microsoft YaHei" w:eastAsia="Microsoft YaHei"/>
+        </w:rPr>
+        <w:t>空集合必须写 set()，{} 是空字典。</w:t>
+      </w:r>
+    </w:p>
+    <w:p>
+      <w:pPr>
+        <w:pStyle w:val="Heading1"/>
+      </w:pPr>
+      <w:r>
+        <w:rPr>
+          <w:rFonts w:ascii="Microsoft YaHei" w:hAnsi="Microsoft YaHei" w:eastAsia="Microsoft YaHei"/>
+          <w:b/>
+          <w:color w:val="1F4E79"/>
+          <w:sz w:val="30"/>
+        </w:rPr>
+        <w:t>十四、复习题</w:t>
+      </w:r>
+    </w:p>
+    <w:p>
+      <w:pPr>
+        <w:pStyle w:val="ListNumber"/>
+      </w:pPr>
+      <w:r>
+        <w:rPr>
+          <w:rFonts w:ascii="Microsoft YaHei" w:hAnsi="Microsoft YaHei" w:eastAsia="Microsoft YaHei"/>
+        </w:rPr>
+        <w:t>tuple 和 list 最大的区别是什么？</w:t>
+      </w:r>
+    </w:p>
+    <w:p>
+      <w:pPr>
+        <w:pStyle w:val="ListNumber"/>
+      </w:pPr>
+      <w:r>
+        <w:rPr>
+          <w:rFonts w:ascii="Microsoft YaHei" w:hAnsi="Microsoft YaHei" w:eastAsia="Microsoft YaHei"/>
+        </w:rPr>
+        <w:t>为什么 (10) 不是元组，而 (10,) 是元组？</w:t>
+      </w:r>
+    </w:p>
+    <w:p>
+      <w:pPr>
+        <w:pStyle w:val="ListNumber"/>
+      </w:pPr>
+      <w:r>
+        <w:rPr>
+          <w:rFonts w:ascii="Microsoft YaHei" w:hAnsi="Microsoft YaHei" w:eastAsia="Microsoft YaHei"/>
+        </w:rPr>
+        <w:t>什么时候适合用 tuple？</w:t>
+      </w:r>
+    </w:p>
+    <w:p>
+      <w:pPr>
+        <w:pStyle w:val="ListNumber"/>
+      </w:pPr>
+      <w:r>
+        <w:rPr>
+          <w:rFonts w:ascii="Microsoft YaHei" w:hAnsi="Microsoft YaHei" w:eastAsia="Microsoft YaHei"/>
+        </w:rPr>
+        <w:t>set 的两个核心特点是什么？</w:t>
+      </w:r>
+    </w:p>
+    <w:p>
+      <w:pPr>
+        <w:pStyle w:val="ListNumber"/>
+      </w:pPr>
+      <w:r>
+        <w:rPr>
+          <w:rFonts w:ascii="Microsoft YaHei" w:hAnsi="Microsoft YaHei" w:eastAsia="Microsoft YaHei"/>
+        </w:rPr>
+        <w:t>为什么 set(names) 可以去重？</w:t>
+      </w:r>
+    </w:p>
+    <w:p>
+      <w:pPr>
+        <w:pStyle w:val="ListNumber"/>
+      </w:pPr>
+      <w:r>
+        <w:rPr>
+          <w:rFonts w:ascii="Microsoft YaHei" w:hAnsi="Microsoft YaHei" w:eastAsia="Microsoft YaHei"/>
+        </w:rPr>
+        <w:t>remove() 和 discard() 删除集合元素时有什么区别？</w:t>
+      </w:r>
+    </w:p>
+    <w:p>
+      <w:pPr>
+        <w:pStyle w:val="ListNumber"/>
+      </w:pPr>
+      <w:r>
+        <w:rPr>
+          <w:rFonts w:ascii="Microsoft YaHei" w:hAnsi="Microsoft YaHei" w:eastAsia="Microsoft YaHei"/>
+        </w:rPr>
+        <w:t>a &amp; b、a | b、a - b 分别表示什么？</w:t>
+      </w:r>
+    </w:p>
+    <w:p>
+      <w:pPr>
+        <w:pStyle w:val="ListNumber"/>
+      </w:pPr>
+      <w:r>
+        <w:rPr>
+          <w:rFonts w:ascii="Microsoft YaHei" w:hAnsi="Microsoft YaHei" w:eastAsia="Microsoft YaHei"/>
+        </w:rPr>
+        <w:t>{} 和 set() 分别创建什么对象？</w:t>
       </w:r>
     </w:p>
     <w:sectPr>

--- a/py_try/python_learn.docx
+++ b/py_try/python_learn.docx
@@ -5121,6 +5121,2311 @@
         <w:t>{} 和 set() 分别创建什么对象？</w:t>
       </w:r>
     </w:p>
+    <w:p>
+      <w:r>
+        <w:br w:type="page"/>
+      </w:r>
+    </w:p>
+    <w:p>
+      <w:pPr>
+        <w:jc w:val="center"/>
+      </w:pPr>
+      <w:r>
+        <w:rPr>
+          <w:rFonts w:ascii="Microsoft YaHei" w:hAnsi="Microsoft YaHei" w:eastAsia="Microsoft YaHei"/>
+          <w:b/>
+          <w:color w:val="1F4E79"/>
+          <w:sz w:val="40"/>
+        </w:rPr>
+        <w:t>Python 学习笔记：第二阶段 · 第四节</w:t>
+      </w:r>
+    </w:p>
+    <w:p>
+      <w:pPr>
+        <w:jc w:val="center"/>
+      </w:pPr>
+      <w:r>
+        <w:rPr>
+          <w:rFonts w:ascii="Microsoft YaHei" w:hAnsi="Microsoft YaHei" w:eastAsia="Microsoft YaHei"/>
+          <w:color w:val="595959"/>
+          <w:sz w:val="22"/>
+        </w:rPr>
+        <w:t>主题：切片、排序、列表推导式</w:t>
+      </w:r>
+    </w:p>
+    <w:p>
+      <w:pPr>
+        <w:pStyle w:val="Heading1"/>
+      </w:pPr>
+      <w:r>
+        <w:rPr>
+          <w:rFonts w:ascii="Microsoft YaHei" w:hAnsi="Microsoft YaHei" w:eastAsia="Microsoft YaHei"/>
+          <w:b/>
+          <w:color w:val="1F4E79"/>
+          <w:sz w:val="30"/>
+        </w:rPr>
+        <w:t>一、切片 slice 是什么</w:t>
+      </w:r>
+    </w:p>
+    <w:p>
+      <w:r>
+        <w:rPr>
+          <w:rFonts w:ascii="Microsoft YaHei" w:hAnsi="Microsoft YaHei" w:eastAsia="Microsoft YaHei"/>
+          <w:b w:val="0"/>
+          <w:color w:val="000000"/>
+        </w:rPr>
+        <w:t>切片用于从列表、字符串、元组等序列中取出一部分数据。</w:t>
+      </w:r>
+    </w:p>
+    <w:p>
+      <w:pPr>
+        <w:pStyle w:val="CodeBlock"/>
+        <w:shd w:fill="F2F2F2"/>
+      </w:pPr>
+      <w:r>
+        <w:rPr>
+          <w:rFonts w:ascii="Consolas" w:hAnsi="Consolas" w:eastAsia="Consolas"/>
+          <w:color w:val="404040"/>
+          <w:sz w:val="20"/>
+        </w:rPr>
+        <w:t>序列[start:end]</w:t>
+      </w:r>
+    </w:p>
+    <w:p>
+      <w:r>
+        <w:rPr>
+          <w:rFonts w:ascii="Microsoft YaHei" w:hAnsi="Microsoft YaHei" w:eastAsia="Microsoft YaHei"/>
+          <w:b w:val="0"/>
+          <w:color w:val="000000"/>
+        </w:rPr>
+        <w:t>含义是：从 start 开始取，到 end 之前结束。包含 start，不包含 end。</w:t>
+      </w:r>
+    </w:p>
+    <w:p>
+      <w:pPr>
+        <w:pStyle w:val="CodeBlock"/>
+        <w:shd w:fill="F2F2F2"/>
+      </w:pPr>
+      <w:r>
+        <w:rPr>
+          <w:rFonts w:ascii="Consolas" w:hAnsi="Consolas" w:eastAsia="Consolas"/>
+          <w:color w:val="404040"/>
+          <w:sz w:val="20"/>
+        </w:rPr>
+        <w:t>nums = [10, 20, 30, 40, 50]</w:t>
+        <w:br/>
+        <w:t>print(nums[1:4])</w:t>
+      </w:r>
+    </w:p>
+    <w:p>
+      <w:r>
+        <w:rPr>
+          <w:rFonts w:ascii="Microsoft YaHei" w:hAnsi="Microsoft YaHei" w:eastAsia="Microsoft YaHei"/>
+          <w:b w:val="0"/>
+          <w:color w:val="000000"/>
+        </w:rPr>
+        <w:t>输出结果是 [20, 30, 40]，因为取到了下标 1、2、3，没有取下标 4。</w:t>
+      </w:r>
+    </w:p>
+    <w:p>
+      <w:pPr>
+        <w:pStyle w:val="KeyPoint"/>
+        <w:shd w:fill="FFF2CC"/>
+      </w:pPr>
+      <w:r>
+        <w:rPr>
+          <w:rFonts w:ascii="Microsoft YaHei" w:hAnsi="Microsoft YaHei" w:eastAsia="Microsoft YaHei"/>
+          <w:b/>
+          <w:color w:val="C0504D"/>
+        </w:rPr>
+        <w:t>核心理解：切片左闭右开，也就是包含左边界，不包含右边界。</w:t>
+      </w:r>
+    </w:p>
+    <w:p>
+      <w:pPr>
+        <w:pStyle w:val="Heading1"/>
+      </w:pPr>
+      <w:r>
+        <w:rPr>
+          <w:rFonts w:ascii="Microsoft YaHei" w:hAnsi="Microsoft YaHei" w:eastAsia="Microsoft YaHei"/>
+          <w:b/>
+          <w:color w:val="1F4E79"/>
+          <w:sz w:val="30"/>
+        </w:rPr>
+        <w:t>二、切片常见写法</w:t>
+      </w:r>
+    </w:p>
+    <w:p>
+      <w:r>
+        <w:rPr>
+          <w:rFonts w:ascii="Microsoft YaHei" w:hAnsi="Microsoft YaHei" w:eastAsia="Microsoft YaHei"/>
+          <w:b w:val="0"/>
+          <w:color w:val="000000"/>
+        </w:rPr>
+        <w:t>切片可以省略 start 或 end。省略 start 表示从开头开始，省略 end 表示取到最后。</w:t>
+      </w:r>
+    </w:p>
+    <w:p>
+      <w:pPr>
+        <w:pStyle w:val="CodeBlock"/>
+        <w:shd w:fill="F2F2F2"/>
+      </w:pPr>
+      <w:r>
+        <w:rPr>
+          <w:rFonts w:ascii="Consolas" w:hAnsi="Consolas" w:eastAsia="Consolas"/>
+          <w:color w:val="404040"/>
+          <w:sz w:val="20"/>
+        </w:rPr>
+        <w:t>nums = [10, 20, 30, 40, 50, 60]</w:t>
+        <w:br/>
+        <w:br/>
+        <w:t>print(nums[:3])   # [10, 20, 30]</w:t>
+        <w:br/>
+        <w:t>print(nums[3:])   # [40, 50, 60]</w:t>
+        <w:br/>
+        <w:t>print(nums[:])    # 复制整个列表</w:t>
+      </w:r>
+    </w:p>
+    <w:p>
+      <w:r>
+        <w:rPr>
+          <w:rFonts w:ascii="Microsoft YaHei" w:hAnsi="Microsoft YaHei" w:eastAsia="Microsoft YaHei"/>
+          <w:b w:val="0"/>
+          <w:color w:val="000000"/>
+        </w:rPr>
+        <w:t>负数下标可以从右往左数。</w:t>
+      </w:r>
+    </w:p>
+    <w:p>
+      <w:pPr>
+        <w:pStyle w:val="CodeBlock"/>
+        <w:shd w:fill="F2F2F2"/>
+      </w:pPr>
+      <w:r>
+        <w:rPr>
+          <w:rFonts w:ascii="Consolas" w:hAnsi="Consolas" w:eastAsia="Consolas"/>
+          <w:color w:val="404040"/>
+          <w:sz w:val="20"/>
+        </w:rPr>
+        <w:t>print(nums[-1])   # 最后一个元素</w:t>
+        <w:br/>
+        <w:t>print(nums[-2])   # 倒数第二个元素</w:t>
+      </w:r>
+    </w:p>
+    <w:p>
+      <w:r>
+        <w:rPr>
+          <w:rFonts w:ascii="Microsoft YaHei" w:hAnsi="Microsoft YaHei" w:eastAsia="Microsoft YaHei"/>
+          <w:b w:val="0"/>
+          <w:color w:val="000000"/>
+        </w:rPr>
+        <w:t>倒序列表可以使用 [::-1]。</w:t>
+      </w:r>
+    </w:p>
+    <w:p>
+      <w:pPr>
+        <w:pStyle w:val="CodeBlock"/>
+        <w:shd w:fill="F2F2F2"/>
+      </w:pPr>
+      <w:r>
+        <w:rPr>
+          <w:rFonts w:ascii="Consolas" w:hAnsi="Consolas" w:eastAsia="Consolas"/>
+          <w:color w:val="404040"/>
+          <w:sz w:val="20"/>
+        </w:rPr>
+        <w:t>print(nums[::-1])</w:t>
+      </w:r>
+    </w:p>
+    <w:p>
+      <w:pPr>
+        <w:pStyle w:val="Heading1"/>
+      </w:pPr>
+      <w:r>
+        <w:rPr>
+          <w:rFonts w:ascii="Microsoft YaHei" w:hAnsi="Microsoft YaHei" w:eastAsia="Microsoft YaHei"/>
+          <w:b/>
+          <w:color w:val="1F4E79"/>
+          <w:sz w:val="30"/>
+        </w:rPr>
+        <w:t>三、切片步长</w:t>
+      </w:r>
+    </w:p>
+    <w:p>
+      <w:r>
+        <w:rPr>
+          <w:rFonts w:ascii="Microsoft YaHei" w:hAnsi="Microsoft YaHei" w:eastAsia="Microsoft YaHei"/>
+          <w:b w:val="0"/>
+          <w:color w:val="000000"/>
+        </w:rPr>
+        <w:t>完整切片语法是：</w:t>
+      </w:r>
+    </w:p>
+    <w:p>
+      <w:pPr>
+        <w:pStyle w:val="CodeBlock"/>
+        <w:shd w:fill="F2F2F2"/>
+      </w:pPr>
+      <w:r>
+        <w:rPr>
+          <w:rFonts w:ascii="Consolas" w:hAnsi="Consolas" w:eastAsia="Consolas"/>
+          <w:color w:val="404040"/>
+          <w:sz w:val="20"/>
+        </w:rPr>
+        <w:t>序列[start:end:step]</w:t>
+      </w:r>
+    </w:p>
+    <w:p>
+      <w:r>
+        <w:rPr>
+          <w:rFonts w:ascii="Microsoft YaHei" w:hAnsi="Microsoft YaHei" w:eastAsia="Microsoft YaHei"/>
+          <w:b w:val="0"/>
+          <w:color w:val="000000"/>
+        </w:rPr>
+        <w:t>step 表示步长，也就是每隔几个位置取一次。</w:t>
+      </w:r>
+    </w:p>
+    <w:p>
+      <w:pPr>
+        <w:pStyle w:val="CodeBlock"/>
+        <w:shd w:fill="F2F2F2"/>
+      </w:pPr>
+      <w:r>
+        <w:rPr>
+          <w:rFonts w:ascii="Consolas" w:hAnsi="Consolas" w:eastAsia="Consolas"/>
+          <w:color w:val="404040"/>
+          <w:sz w:val="20"/>
+        </w:rPr>
+        <w:t>nums = [10, 20, 30, 40, 50, 60]</w:t>
+        <w:br/>
+        <w:br/>
+        <w:t>print(nums[::2])   # [10, 30, 50]</w:t>
+        <w:br/>
+        <w:t>print(nums[1::2])  # [20, 40, 60]</w:t>
+      </w:r>
+    </w:p>
+    <w:p>
+      <w:pPr>
+        <w:pStyle w:val="KeyPoint"/>
+        <w:shd w:fill="FFF2CC"/>
+      </w:pPr>
+      <w:r>
+        <w:rPr>
+          <w:rFonts w:ascii="Microsoft YaHei" w:hAnsi="Microsoft YaHei" w:eastAsia="Microsoft YaHei"/>
+          <w:b/>
+          <w:color w:val="C0504D"/>
+        </w:rPr>
+        <w:t>step 为 2 时，表示每隔 2 个下标取一个元素。step 为 -1 时，常用于倒序。</w:t>
+      </w:r>
+    </w:p>
+    <w:p>
+      <w:pPr>
+        <w:pStyle w:val="Heading1"/>
+      </w:pPr>
+      <w:r>
+        <w:rPr>
+          <w:rFonts w:ascii="Microsoft YaHei" w:hAnsi="Microsoft YaHei" w:eastAsia="Microsoft YaHei"/>
+          <w:b/>
+          <w:color w:val="1F4E79"/>
+          <w:sz w:val="30"/>
+        </w:rPr>
+        <w:t>四、sorted() 排序</w:t>
+      </w:r>
+    </w:p>
+    <w:p>
+      <w:r>
+        <w:rPr>
+          <w:rFonts w:ascii="Microsoft YaHei" w:hAnsi="Microsoft YaHei" w:eastAsia="Microsoft YaHei"/>
+          <w:b w:val="0"/>
+          <w:color w:val="000000"/>
+        </w:rPr>
+        <w:t>sorted() 会返回一个排序后的新列表，不会修改原列表。</w:t>
+      </w:r>
+    </w:p>
+    <w:p>
+      <w:pPr>
+        <w:pStyle w:val="CodeBlock"/>
+        <w:shd w:fill="F2F2F2"/>
+      </w:pPr>
+      <w:r>
+        <w:rPr>
+          <w:rFonts w:ascii="Consolas" w:hAnsi="Consolas" w:eastAsia="Consolas"/>
+          <w:color w:val="404040"/>
+          <w:sz w:val="20"/>
+        </w:rPr>
+        <w:t>scores = [88, 60, 100, 75, 92]</w:t>
+        <w:br/>
+        <w:br/>
+        <w:t>new_scores = sorted(scores)</w:t>
+        <w:br/>
+        <w:br/>
+        <w:t>print(scores)</w:t>
+        <w:br/>
+        <w:t>print(new_scores)</w:t>
+      </w:r>
+    </w:p>
+    <w:p>
+      <w:r>
+        <w:rPr>
+          <w:rFonts w:ascii="Microsoft YaHei" w:hAnsi="Microsoft YaHei" w:eastAsia="Microsoft YaHei"/>
+          <w:b w:val="0"/>
+          <w:color w:val="000000"/>
+        </w:rPr>
+        <w:t>scores 仍然是原来的顺序，new_scores 是升序排序后的新列表。</w:t>
+      </w:r>
+    </w:p>
+    <w:p>
+      <w:pPr>
+        <w:pStyle w:val="KeyPoint"/>
+        <w:shd w:fill="FFF2CC"/>
+      </w:pPr>
+      <w:r>
+        <w:rPr>
+          <w:rFonts w:ascii="Microsoft YaHei" w:hAnsi="Microsoft YaHei" w:eastAsia="Microsoft YaHei"/>
+          <w:b/>
+          <w:color w:val="C0504D"/>
+        </w:rPr>
+        <w:t>当你想保留原列表时，优先使用 sorted()。</w:t>
+      </w:r>
+    </w:p>
+    <w:p>
+      <w:pPr>
+        <w:pStyle w:val="Heading1"/>
+      </w:pPr>
+      <w:r>
+        <w:rPr>
+          <w:rFonts w:ascii="Microsoft YaHei" w:hAnsi="Microsoft YaHei" w:eastAsia="Microsoft YaHei"/>
+          <w:b/>
+          <w:color w:val="1F4E79"/>
+          <w:sz w:val="30"/>
+        </w:rPr>
+        <w:t>五、sort() 排序</w:t>
+      </w:r>
+    </w:p>
+    <w:p>
+      <w:r>
+        <w:rPr>
+          <w:rFonts w:ascii="Microsoft YaHei" w:hAnsi="Microsoft YaHei" w:eastAsia="Microsoft YaHei"/>
+          <w:b w:val="0"/>
+          <w:color w:val="000000"/>
+        </w:rPr>
+        <w:t>列表自身的 .sort() 方法会直接修改原列表，不会返回一个新列表。</w:t>
+      </w:r>
+    </w:p>
+    <w:p>
+      <w:pPr>
+        <w:pStyle w:val="CodeBlock"/>
+        <w:shd w:fill="F2F2F2"/>
+      </w:pPr>
+      <w:r>
+        <w:rPr>
+          <w:rFonts w:ascii="Consolas" w:hAnsi="Consolas" w:eastAsia="Consolas"/>
+          <w:color w:val="404040"/>
+          <w:sz w:val="20"/>
+        </w:rPr>
+        <w:t>scores = [88, 60, 100, 75, 92]</w:t>
+        <w:br/>
+        <w:br/>
+        <w:t>scores.sort()</w:t>
+        <w:br/>
+        <w:t>print(scores)</w:t>
+      </w:r>
+    </w:p>
+    <w:p>
+      <w:r>
+        <w:rPr>
+          <w:rFonts w:ascii="Microsoft YaHei" w:hAnsi="Microsoft YaHei" w:eastAsia="Microsoft YaHei"/>
+          <w:b w:val="0"/>
+          <w:color w:val="000000"/>
+        </w:rPr>
+        <w:t>执行后，scores 自己变成 [60, 75, 88, 92, 100]。</w:t>
+      </w:r>
+    </w:p>
+    <w:p>
+      <w:pPr>
+        <w:pStyle w:val="KeyPoint"/>
+        <w:shd w:fill="FFF2CC"/>
+      </w:pPr>
+      <w:r>
+        <w:rPr>
+          <w:rFonts w:ascii="Microsoft YaHei" w:hAnsi="Microsoft YaHei" w:eastAsia="Microsoft YaHei"/>
+          <w:b/>
+          <w:color w:val="C0504D"/>
+        </w:rPr>
+        <w:t>sort() 是原地排序，会改变原列表。</w:t>
+      </w:r>
+    </w:p>
+    <w:p>
+      <w:pPr>
+        <w:pStyle w:val="Heading1"/>
+      </w:pPr>
+      <w:r>
+        <w:rPr>
+          <w:rFonts w:ascii="Microsoft YaHei" w:hAnsi="Microsoft YaHei" w:eastAsia="Microsoft YaHei"/>
+          <w:b/>
+          <w:color w:val="1F4E79"/>
+          <w:sz w:val="30"/>
+        </w:rPr>
+        <w:t>六、降序排序</w:t>
+      </w:r>
+    </w:p>
+    <w:p>
+      <w:r>
+        <w:rPr>
+          <w:rFonts w:ascii="Microsoft YaHei" w:hAnsi="Microsoft YaHei" w:eastAsia="Microsoft YaHei"/>
+          <w:b w:val="0"/>
+          <w:color w:val="000000"/>
+        </w:rPr>
+        <w:t>无论是 sorted() 还是 sort()，都可以通过 reverse=True 实现降序。</w:t>
+      </w:r>
+    </w:p>
+    <w:p>
+      <w:pPr>
+        <w:pStyle w:val="CodeBlock"/>
+        <w:shd w:fill="F2F2F2"/>
+      </w:pPr>
+      <w:r>
+        <w:rPr>
+          <w:rFonts w:ascii="Consolas" w:hAnsi="Consolas" w:eastAsia="Consolas"/>
+          <w:color w:val="404040"/>
+          <w:sz w:val="20"/>
+        </w:rPr>
+        <w:t>scores = [88, 60, 100, 75, 92]</w:t>
+        <w:br/>
+        <w:br/>
+        <w:t>print(sorted(scores, reverse=True))</w:t>
+        <w:br/>
+        <w:br/>
+        <w:t>scores.sort(reverse=True)</w:t>
+        <w:br/>
+        <w:t>print(scores)</w:t>
+      </w:r>
+    </w:p>
+    <w:p>
+      <w:r>
+        <w:rPr>
+          <w:rFonts w:ascii="Microsoft YaHei" w:hAnsi="Microsoft YaHei" w:eastAsia="Microsoft YaHei"/>
+          <w:b w:val="0"/>
+          <w:color w:val="000000"/>
+        </w:rPr>
+        <w:t>reverse=True 表示反向排序，也就是从大到小。</w:t>
+      </w:r>
+    </w:p>
+    <w:p>
+      <w:pPr>
+        <w:pStyle w:val="Heading1"/>
+      </w:pPr>
+      <w:r>
+        <w:rPr>
+          <w:rFonts w:ascii="Microsoft YaHei" w:hAnsi="Microsoft YaHei" w:eastAsia="Microsoft YaHei"/>
+          <w:b/>
+          <w:color w:val="1F4E79"/>
+          <w:sz w:val="30"/>
+        </w:rPr>
+        <w:t>七、按字典字段排序</w:t>
+      </w:r>
+    </w:p>
+    <w:p>
+      <w:r>
+        <w:rPr>
+          <w:rFonts w:ascii="Microsoft YaHei" w:hAnsi="Microsoft YaHei" w:eastAsia="Microsoft YaHei"/>
+          <w:b w:val="0"/>
+          <w:color w:val="000000"/>
+        </w:rPr>
+        <w:t>列表中放字典时，经常需要按字典里的某个字段排序，例如按学生成绩排序。</w:t>
+      </w:r>
+    </w:p>
+    <w:p>
+      <w:pPr>
+        <w:pStyle w:val="CodeBlock"/>
+        <w:shd w:fill="F2F2F2"/>
+      </w:pPr>
+      <w:r>
+        <w:rPr>
+          <w:rFonts w:ascii="Consolas" w:hAnsi="Consolas" w:eastAsia="Consolas"/>
+          <w:color w:val="404040"/>
+          <w:sz w:val="20"/>
+        </w:rPr>
+        <w:t>students = [</w:t>
+        <w:br/>
+        <w:t xml:space="preserve">    {"name": "张三", "score": 88},</w:t>
+        <w:br/>
+        <w:t xml:space="preserve">    {"name": "李四", "score": 92},</w:t>
+        <w:br/>
+        <w:t xml:space="preserve">    {"name": "王五", "score": 75}</w:t>
+        <w:br/>
+        <w:t>]</w:t>
+        <w:br/>
+        <w:br/>
+        <w:t>students_sorted = sorted(students, key=lambda student: student["score"], reverse=True)</w:t>
+        <w:br/>
+        <w:t>print(students_sorted)</w:t>
+      </w:r>
+    </w:p>
+    <w:p>
+      <w:r>
+        <w:rPr>
+          <w:rFonts w:ascii="Microsoft YaHei" w:hAnsi="Microsoft YaHei" w:eastAsia="Microsoft YaHei"/>
+          <w:b w:val="0"/>
+          <w:color w:val="000000"/>
+        </w:rPr>
+        <w:t>这里 key=lambda student: student["score"] 的意思是：排序时，每个学生用 score 作为排序依据。</w:t>
+      </w:r>
+    </w:p>
+    <w:p>
+      <w:pPr>
+        <w:pStyle w:val="KeyPoint"/>
+        <w:shd w:fill="FFF2CC"/>
+      </w:pPr>
+      <w:r>
+        <w:rPr>
+          <w:rFonts w:ascii="Microsoft YaHei" w:hAnsi="Microsoft YaHei" w:eastAsia="Microsoft YaHei"/>
+          <w:b/>
+          <w:color w:val="C0504D"/>
+        </w:rPr>
+        <w:t>lambda 现在可以先理解为一个临时小函数，用来告诉 sorted() 按什么规则排序。</w:t>
+      </w:r>
+    </w:p>
+    <w:p>
+      <w:pPr>
+        <w:pStyle w:val="Heading1"/>
+      </w:pPr>
+      <w:r>
+        <w:rPr>
+          <w:rFonts w:ascii="Microsoft YaHei" w:hAnsi="Microsoft YaHei" w:eastAsia="Microsoft YaHei"/>
+          <w:b/>
+          <w:color w:val="1F4E79"/>
+          <w:sz w:val="30"/>
+        </w:rPr>
+        <w:t>八、列表推导式</w:t>
+      </w:r>
+    </w:p>
+    <w:p>
+      <w:r>
+        <w:rPr>
+          <w:rFonts w:ascii="Microsoft YaHei" w:hAnsi="Microsoft YaHei" w:eastAsia="Microsoft YaHei"/>
+          <w:b w:val="0"/>
+          <w:color w:val="000000"/>
+        </w:rPr>
+        <w:t>列表推导式用于快速生成新列表。它常常可以替代“创建空列表 + for 循环 + append”的写法。</w:t>
+      </w:r>
+    </w:p>
+    <w:p>
+      <w:pPr>
+        <w:pStyle w:val="CodeBlock"/>
+        <w:shd w:fill="F2F2F2"/>
+      </w:pPr>
+      <w:r>
+        <w:rPr>
+          <w:rFonts w:ascii="Consolas" w:hAnsi="Consolas" w:eastAsia="Consolas"/>
+          <w:color w:val="404040"/>
+          <w:sz w:val="20"/>
+        </w:rPr>
+        <w:t>nums = [1, 2, 3, 4, 5]</w:t>
+        <w:br/>
+        <w:br/>
+        <w:t>squares = []</w:t>
+        <w:br/>
+        <w:t>for n in nums:</w:t>
+        <w:br/>
+        <w:t xml:space="preserve">    squares.append(n * n)</w:t>
+        <w:br/>
+        <w:br/>
+        <w:t>print(squares)</w:t>
+      </w:r>
+    </w:p>
+    <w:p>
+      <w:r>
+        <w:rPr>
+          <w:rFonts w:ascii="Microsoft YaHei" w:hAnsi="Microsoft YaHei" w:eastAsia="Microsoft YaHei"/>
+          <w:b w:val="0"/>
+          <w:color w:val="000000"/>
+        </w:rPr>
+        <w:t>上面的普通循环可以改写成列表推导式：</w:t>
+      </w:r>
+    </w:p>
+    <w:p>
+      <w:pPr>
+        <w:pStyle w:val="CodeBlock"/>
+        <w:shd w:fill="F2F2F2"/>
+      </w:pPr>
+      <w:r>
+        <w:rPr>
+          <w:rFonts w:ascii="Consolas" w:hAnsi="Consolas" w:eastAsia="Consolas"/>
+          <w:color w:val="404040"/>
+          <w:sz w:val="20"/>
+        </w:rPr>
+        <w:t>nums = [1, 2, 3, 4, 5]</w:t>
+        <w:br/>
+        <w:t>squares = [n * n for n in nums]</w:t>
+        <w:br/>
+        <w:t>print(squares)</w:t>
+      </w:r>
+    </w:p>
+    <w:p>
+      <w:pPr>
+        <w:pStyle w:val="KeyPoint"/>
+        <w:shd w:fill="FFF2CC"/>
+      </w:pPr>
+      <w:r>
+        <w:rPr>
+          <w:rFonts w:ascii="Microsoft YaHei" w:hAnsi="Microsoft YaHei" w:eastAsia="Microsoft YaHei"/>
+          <w:b/>
+          <w:color w:val="C0504D"/>
+        </w:rPr>
+        <w:t>核心格式：[新元素表达式 for 临时变量 in 原列表]</w:t>
+      </w:r>
+    </w:p>
+    <w:p>
+      <w:pPr>
+        <w:pStyle w:val="Heading1"/>
+      </w:pPr>
+      <w:r>
+        <w:rPr>
+          <w:rFonts w:ascii="Microsoft YaHei" w:hAnsi="Microsoft YaHei" w:eastAsia="Microsoft YaHei"/>
+          <w:b/>
+          <w:color w:val="1F4E79"/>
+          <w:sz w:val="30"/>
+        </w:rPr>
+        <w:t>九、带条件的列表推导式</w:t>
+      </w:r>
+    </w:p>
+    <w:p>
+      <w:r>
+        <w:rPr>
+          <w:rFonts w:ascii="Microsoft YaHei" w:hAnsi="Microsoft YaHei" w:eastAsia="Microsoft YaHei"/>
+          <w:b w:val="0"/>
+          <w:color w:val="000000"/>
+        </w:rPr>
+        <w:t>列表推导式可以加 if 条件，用来筛选元素。</w:t>
+      </w:r>
+    </w:p>
+    <w:p>
+      <w:pPr>
+        <w:pStyle w:val="CodeBlock"/>
+        <w:shd w:fill="F2F2F2"/>
+      </w:pPr>
+      <w:r>
+        <w:rPr>
+          <w:rFonts w:ascii="Consolas" w:hAnsi="Consolas" w:eastAsia="Consolas"/>
+          <w:color w:val="404040"/>
+          <w:sz w:val="20"/>
+        </w:rPr>
+        <w:t>nums = [1, 2, 3, 4, 5, 6]</w:t>
+        <w:br/>
+        <w:br/>
+        <w:t>even_nums = [n for n in nums if n % 2 == 0]</w:t>
+        <w:br/>
+        <w:t>print(even_nums)</w:t>
+      </w:r>
+    </w:p>
+    <w:p>
+      <w:r>
+        <w:rPr>
+          <w:rFonts w:ascii="Microsoft YaHei" w:hAnsi="Microsoft YaHei" w:eastAsia="Microsoft YaHei"/>
+          <w:b w:val="0"/>
+          <w:color w:val="000000"/>
+        </w:rPr>
+        <w:t>意思是：从 nums 中依次取出 n，如果 n 是偶数，就把 n 放进新列表。</w:t>
+      </w:r>
+    </w:p>
+    <w:p>
+      <w:pPr>
+        <w:pStyle w:val="CodeBlock"/>
+        <w:shd w:fill="F2F2F2"/>
+      </w:pPr>
+      <w:r>
+        <w:rPr>
+          <w:rFonts w:ascii="Consolas" w:hAnsi="Consolas" w:eastAsia="Consolas"/>
+          <w:color w:val="404040"/>
+          <w:sz w:val="20"/>
+        </w:rPr>
+        <w:t>scores = [88, 45, 92, 59, 76, 100]</w:t>
+        <w:br/>
+        <w:t>qualified = [score for score in scores if score &gt;= 60]</w:t>
+        <w:br/>
+        <w:t>print(qualified)</w:t>
+      </w:r>
+    </w:p>
+    <w:p>
+      <w:pPr>
+        <w:pStyle w:val="KeyPoint"/>
+        <w:shd w:fill="FFF2CC"/>
+      </w:pPr>
+      <w:r>
+        <w:rPr>
+          <w:rFonts w:ascii="Microsoft YaHei" w:hAnsi="Microsoft YaHei" w:eastAsia="Microsoft YaHei"/>
+          <w:b/>
+          <w:color w:val="C0504D"/>
+        </w:rPr>
+        <w:t>带条件的核心格式：[新元素表达式 for 临时变量 in 原列表 if 条件]</w:t>
+      </w:r>
+    </w:p>
+    <w:p>
+      <w:pPr>
+        <w:pStyle w:val="Heading1"/>
+      </w:pPr>
+      <w:r>
+        <w:rPr>
+          <w:rFonts w:ascii="Microsoft YaHei" w:hAnsi="Microsoft YaHei" w:eastAsia="Microsoft YaHei"/>
+          <w:b/>
+          <w:color w:val="1F4E79"/>
+          <w:sz w:val="30"/>
+        </w:rPr>
+        <w:t>十、普通循环和列表推导式对比</w:t>
+      </w:r>
+    </w:p>
+    <w:tbl>
+      <w:tblPr>
+        <w:tblStyle w:val="TableGrid"/>
+        <w:tblW w:type="auto" w:w="0"/>
+        <w:tblLook w:firstColumn="1" w:firstRow="1" w:lastColumn="0" w:lastRow="0" w:noHBand="0" w:noVBand="1" w:val="04A0"/>
+      </w:tblPr>
+      <w:tblGrid>
+        <w:gridCol w:w="2880"/>
+        <w:gridCol w:w="2880"/>
+        <w:gridCol w:w="2880"/>
+      </w:tblGrid>
+      <w:tr>
+        <w:tc>
+          <w:tcPr>
+            <w:tcW w:type="dxa" w:w="2880"/>
+          </w:tcPr>
+          <w:p>
+            <w:pPr>
+              <w:shd w:fill="4472C4"/>
+            </w:pPr>
+            <w:r>
+              <w:rPr>
+                <w:rFonts w:ascii="Microsoft YaHei" w:hAnsi="Microsoft YaHei" w:eastAsia="Microsoft YaHei"/>
+                <w:b/>
+                <w:color w:val="FFFFFF"/>
+              </w:rPr>
+              <w:t>目标</w:t>
+            </w:r>
+          </w:p>
+        </w:tc>
+        <w:tc>
+          <w:tcPr>
+            <w:tcW w:type="dxa" w:w="2880"/>
+          </w:tcPr>
+          <w:p>
+            <w:pPr>
+              <w:shd w:fill="4472C4"/>
+            </w:pPr>
+            <w:r>
+              <w:rPr>
+                <w:rFonts w:ascii="Microsoft YaHei" w:hAnsi="Microsoft YaHei" w:eastAsia="Microsoft YaHei"/>
+                <w:b/>
+                <w:color w:val="FFFFFF"/>
+              </w:rPr>
+              <w:t>普通循环</w:t>
+            </w:r>
+          </w:p>
+        </w:tc>
+        <w:tc>
+          <w:tcPr>
+            <w:tcW w:type="dxa" w:w="2880"/>
+          </w:tcPr>
+          <w:p>
+            <w:pPr>
+              <w:shd w:fill="4472C4"/>
+            </w:pPr>
+            <w:r>
+              <w:rPr>
+                <w:rFonts w:ascii="Microsoft YaHei" w:hAnsi="Microsoft YaHei" w:eastAsia="Microsoft YaHei"/>
+                <w:b/>
+                <w:color w:val="FFFFFF"/>
+              </w:rPr>
+              <w:t>列表推导式</w:t>
+            </w:r>
+          </w:p>
+        </w:tc>
+      </w:tr>
+      <w:tr>
+        <w:tc>
+          <w:tcPr>
+            <w:tcW w:type="dxa" w:w="2880"/>
+          </w:tcPr>
+          <w:p>
+            <w:r>
+              <w:rPr>
+                <w:rFonts w:ascii="Microsoft YaHei" w:hAnsi="Microsoft YaHei" w:eastAsia="Microsoft YaHei"/>
+              </w:rPr>
+              <w:t>生成平方数</w:t>
+            </w:r>
+          </w:p>
+        </w:tc>
+        <w:tc>
+          <w:tcPr>
+            <w:tcW w:type="dxa" w:w="2880"/>
+          </w:tcPr>
+          <w:p>
+            <w:r>
+              <w:rPr>
+                <w:rFonts w:ascii="Microsoft YaHei" w:hAnsi="Microsoft YaHei" w:eastAsia="Microsoft YaHei"/>
+              </w:rPr>
+              <w:t>for n in nums: append(n*n)</w:t>
+            </w:r>
+          </w:p>
+        </w:tc>
+        <w:tc>
+          <w:tcPr>
+            <w:tcW w:type="dxa" w:w="2880"/>
+          </w:tcPr>
+          <w:p>
+            <w:r>
+              <w:rPr>
+                <w:rFonts w:ascii="Microsoft YaHei" w:hAnsi="Microsoft YaHei" w:eastAsia="Microsoft YaHei"/>
+              </w:rPr>
+              <w:t>[n * n for n in nums]</w:t>
+            </w:r>
+          </w:p>
+        </w:tc>
+      </w:tr>
+      <w:tr>
+        <w:tc>
+          <w:tcPr>
+            <w:tcW w:type="dxa" w:w="2880"/>
+          </w:tcPr>
+          <w:p>
+            <w:r>
+              <w:rPr>
+                <w:rFonts w:ascii="Microsoft YaHei" w:hAnsi="Microsoft YaHei" w:eastAsia="Microsoft YaHei"/>
+              </w:rPr>
+              <w:t>筛选偶数</w:t>
+            </w:r>
+          </w:p>
+        </w:tc>
+        <w:tc>
+          <w:tcPr>
+            <w:tcW w:type="dxa" w:w="2880"/>
+          </w:tcPr>
+          <w:p>
+            <w:r>
+              <w:rPr>
+                <w:rFonts w:ascii="Microsoft YaHei" w:hAnsi="Microsoft YaHei" w:eastAsia="Microsoft YaHei"/>
+              </w:rPr>
+              <w:t>if n % 2 == 0: append(n)</w:t>
+            </w:r>
+          </w:p>
+        </w:tc>
+        <w:tc>
+          <w:tcPr>
+            <w:tcW w:type="dxa" w:w="2880"/>
+          </w:tcPr>
+          <w:p>
+            <w:r>
+              <w:rPr>
+                <w:rFonts w:ascii="Microsoft YaHei" w:hAnsi="Microsoft YaHei" w:eastAsia="Microsoft YaHei"/>
+              </w:rPr>
+              <w:t>[n for n in nums if n % 2 == 0]</w:t>
+            </w:r>
+          </w:p>
+        </w:tc>
+      </w:tr>
+      <w:tr>
+        <w:tc>
+          <w:tcPr>
+            <w:tcW w:type="dxa" w:w="2880"/>
+          </w:tcPr>
+          <w:p>
+            <w:r>
+              <w:rPr>
+                <w:rFonts w:ascii="Microsoft YaHei" w:hAnsi="Microsoft YaHei" w:eastAsia="Microsoft YaHei"/>
+              </w:rPr>
+              <w:t>筛选及格成绩</w:t>
+            </w:r>
+          </w:p>
+        </w:tc>
+        <w:tc>
+          <w:tcPr>
+            <w:tcW w:type="dxa" w:w="2880"/>
+          </w:tcPr>
+          <w:p>
+            <w:r>
+              <w:rPr>
+                <w:rFonts w:ascii="Microsoft YaHei" w:hAnsi="Microsoft YaHei" w:eastAsia="Microsoft YaHei"/>
+              </w:rPr>
+              <w:t>if score &gt;= 60: append(score)</w:t>
+            </w:r>
+          </w:p>
+        </w:tc>
+        <w:tc>
+          <w:tcPr>
+            <w:tcW w:type="dxa" w:w="2880"/>
+          </w:tcPr>
+          <w:p>
+            <w:r>
+              <w:rPr>
+                <w:rFonts w:ascii="Microsoft YaHei" w:hAnsi="Microsoft YaHei" w:eastAsia="Microsoft YaHei"/>
+              </w:rPr>
+              <w:t>[score for score in scores if score &gt;= 60]</w:t>
+            </w:r>
+          </w:p>
+        </w:tc>
+      </w:tr>
+    </w:tbl>
+    <w:p>
+      <w:pPr>
+        <w:pStyle w:val="Heading1"/>
+      </w:pPr>
+      <w:r>
+        <w:rPr>
+          <w:rFonts w:ascii="Microsoft YaHei" w:hAnsi="Microsoft YaHei" w:eastAsia="Microsoft YaHei"/>
+          <w:b/>
+          <w:color w:val="1F4E79"/>
+          <w:sz w:val="30"/>
+        </w:rPr>
+        <w:t>十一、常见错误</w:t>
+      </w:r>
+    </w:p>
+    <w:p>
+      <w:r>
+        <w:rPr>
+          <w:rFonts w:ascii="Microsoft YaHei" w:hAnsi="Microsoft YaHei" w:eastAsia="Microsoft YaHei"/>
+          <w:b w:val="0"/>
+          <w:color w:val="000000"/>
+        </w:rPr>
+        <w:t>1. 切片右边界不包含。</w:t>
+      </w:r>
+    </w:p>
+    <w:p>
+      <w:pPr>
+        <w:pStyle w:val="CodeBlock"/>
+        <w:shd w:fill="F2F2F2"/>
+      </w:pPr>
+      <w:r>
+        <w:rPr>
+          <w:rFonts w:ascii="Consolas" w:hAnsi="Consolas" w:eastAsia="Consolas"/>
+          <w:color w:val="404040"/>
+          <w:sz w:val="20"/>
+        </w:rPr>
+        <w:t>nums = [10, 20, 30, 40, 50]</w:t>
+        <w:br/>
+        <w:t>print(nums[1:4])  # 取到 40，不取 50</w:t>
+      </w:r>
+    </w:p>
+    <w:p>
+      <w:r>
+        <w:rPr>
+          <w:rFonts w:ascii="Microsoft YaHei" w:hAnsi="Microsoft YaHei" w:eastAsia="Microsoft YaHei"/>
+          <w:b w:val="0"/>
+          <w:color w:val="000000"/>
+        </w:rPr>
+        <w:t>2. 混淆 sorted() 和 sort()。</w:t>
+      </w:r>
+    </w:p>
+    <w:p>
+      <w:pPr>
+        <w:pStyle w:val="CodeBlock"/>
+        <w:shd w:fill="F2F2F2"/>
+      </w:pPr>
+      <w:r>
+        <w:rPr>
+          <w:rFonts w:ascii="Consolas" w:hAnsi="Consolas" w:eastAsia="Consolas"/>
+          <w:color w:val="404040"/>
+          <w:sz w:val="20"/>
+        </w:rPr>
+        <w:t>new_scores = sorted(scores)  # 返回新列表，不改原列表</w:t>
+        <w:br/>
+        <w:t>scores.sort()               # 修改原列表</w:t>
+      </w:r>
+    </w:p>
+    <w:p>
+      <w:r>
+        <w:rPr>
+          <w:rFonts w:ascii="Microsoft YaHei" w:hAnsi="Microsoft YaHei" w:eastAsia="Microsoft YaHei"/>
+          <w:b w:val="0"/>
+          <w:color w:val="000000"/>
+        </w:rPr>
+        <w:t>3. 题目要求列表推导式时，不要再写普通 for append。</w:t>
+      </w:r>
+    </w:p>
+    <w:p>
+      <w:pPr>
+        <w:pStyle w:val="CodeBlock"/>
+        <w:shd w:fill="F2F2F2"/>
+      </w:pPr>
+      <w:r>
+        <w:rPr>
+          <w:rFonts w:ascii="Consolas" w:hAnsi="Consolas" w:eastAsia="Consolas"/>
+          <w:color w:val="404040"/>
+          <w:sz w:val="20"/>
+        </w:rPr>
+        <w:t>qualified = [score for score in scores if score &gt;= 60]</w:t>
+      </w:r>
+    </w:p>
+    <w:p>
+      <w:pPr>
+        <w:pStyle w:val="Heading1"/>
+      </w:pPr>
+      <w:r>
+        <w:rPr>
+          <w:rFonts w:ascii="Microsoft YaHei" w:hAnsi="Microsoft YaHei" w:eastAsia="Microsoft YaHei"/>
+          <w:b/>
+          <w:color w:val="1F4E79"/>
+          <w:sz w:val="30"/>
+        </w:rPr>
+        <w:t>十二、本节小结</w:t>
+      </w:r>
+    </w:p>
+    <w:p>
+      <w:pPr>
+        <w:pStyle w:val="ListBullet"/>
+      </w:pPr>
+      <w:r>
+        <w:rPr>
+          <w:rFonts w:ascii="Microsoft YaHei" w:hAnsi="Microsoft YaHei" w:eastAsia="Microsoft YaHei"/>
+        </w:rPr>
+        <w:t>切片用于从序列中取出一部分数据。</w:t>
+      </w:r>
+    </w:p>
+    <w:p>
+      <w:pPr>
+        <w:pStyle w:val="ListBullet"/>
+      </w:pPr>
+      <w:r>
+        <w:rPr>
+          <w:rFonts w:ascii="Microsoft YaHei" w:hAnsi="Microsoft YaHei" w:eastAsia="Microsoft YaHei"/>
+        </w:rPr>
+        <w:t>切片语法是 sequence[start:end:step]。</w:t>
+      </w:r>
+    </w:p>
+    <w:p>
+      <w:pPr>
+        <w:pStyle w:val="ListBullet"/>
+      </w:pPr>
+      <w:r>
+        <w:rPr>
+          <w:rFonts w:ascii="Microsoft YaHei" w:hAnsi="Microsoft YaHei" w:eastAsia="Microsoft YaHei"/>
+        </w:rPr>
+        <w:t>切片包含 start，不包含 end。</w:t>
+      </w:r>
+    </w:p>
+    <w:p>
+      <w:pPr>
+        <w:pStyle w:val="ListBullet"/>
+      </w:pPr>
+      <w:r>
+        <w:rPr>
+          <w:rFonts w:ascii="Microsoft YaHei" w:hAnsi="Microsoft YaHei" w:eastAsia="Microsoft YaHei"/>
+        </w:rPr>
+        <w:t>nums[:3] 从开头取到下标 3 之前，nums[3:] 从下标 3 取到最后。</w:t>
+      </w:r>
+    </w:p>
+    <w:p>
+      <w:pPr>
+        <w:pStyle w:val="ListBullet"/>
+      </w:pPr>
+      <w:r>
+        <w:rPr>
+          <w:rFonts w:ascii="Microsoft YaHei" w:hAnsi="Microsoft YaHei" w:eastAsia="Microsoft YaHei"/>
+        </w:rPr>
+        <w:t>nums[::-1] 可以倒序。</w:t>
+      </w:r>
+    </w:p>
+    <w:p>
+      <w:pPr>
+        <w:pStyle w:val="ListBullet"/>
+      </w:pPr>
+      <w:r>
+        <w:rPr>
+          <w:rFonts w:ascii="Microsoft YaHei" w:hAnsi="Microsoft YaHei" w:eastAsia="Microsoft YaHei"/>
+        </w:rPr>
+        <w:t>sorted() 返回新列表，不修改原列表。</w:t>
+      </w:r>
+    </w:p>
+    <w:p>
+      <w:pPr>
+        <w:pStyle w:val="ListBullet"/>
+      </w:pPr>
+      <w:r>
+        <w:rPr>
+          <w:rFonts w:ascii="Microsoft YaHei" w:hAnsi="Microsoft YaHei" w:eastAsia="Microsoft YaHei"/>
+        </w:rPr>
+        <w:t>list.sort() 会直接修改原列表。</w:t>
+      </w:r>
+    </w:p>
+    <w:p>
+      <w:pPr>
+        <w:pStyle w:val="ListBullet"/>
+      </w:pPr>
+      <w:r>
+        <w:rPr>
+          <w:rFonts w:ascii="Microsoft YaHei" w:hAnsi="Microsoft YaHei" w:eastAsia="Microsoft YaHei"/>
+        </w:rPr>
+        <w:t>reverse=True 表示降序排序。</w:t>
+      </w:r>
+    </w:p>
+    <w:p>
+      <w:pPr>
+        <w:pStyle w:val="ListBullet"/>
+      </w:pPr>
+      <w:r>
+        <w:rPr>
+          <w:rFonts w:ascii="Microsoft YaHei" w:hAnsi="Microsoft YaHei" w:eastAsia="Microsoft YaHei"/>
+        </w:rPr>
+        <w:t>排序字典列表时，可以使用 key=lambda student: student['score']。</w:t>
+      </w:r>
+    </w:p>
+    <w:p>
+      <w:pPr>
+        <w:pStyle w:val="ListBullet"/>
+      </w:pPr>
+      <w:r>
+        <w:rPr>
+          <w:rFonts w:ascii="Microsoft YaHei" w:hAnsi="Microsoft YaHei" w:eastAsia="Microsoft YaHei"/>
+        </w:rPr>
+        <w:t>列表推导式可以简洁生成新列表。</w:t>
+      </w:r>
+    </w:p>
+    <w:p>
+      <w:pPr>
+        <w:pStyle w:val="ListBullet"/>
+      </w:pPr>
+      <w:r>
+        <w:rPr>
+          <w:rFonts w:ascii="Microsoft YaHei" w:hAnsi="Microsoft YaHei" w:eastAsia="Microsoft YaHei"/>
+        </w:rPr>
+        <w:t>带条件的列表推导式可以筛选数据。</w:t>
+      </w:r>
+    </w:p>
+    <w:p>
+      <w:pPr>
+        <w:pStyle w:val="Heading1"/>
+      </w:pPr>
+      <w:r>
+        <w:rPr>
+          <w:rFonts w:ascii="Microsoft YaHei" w:hAnsi="Microsoft YaHei" w:eastAsia="Microsoft YaHei"/>
+          <w:b/>
+          <w:color w:val="1F4E79"/>
+          <w:sz w:val="30"/>
+        </w:rPr>
+        <w:t>十三、复习题</w:t>
+      </w:r>
+    </w:p>
+    <w:p>
+      <w:pPr>
+        <w:pStyle w:val="ListNumber"/>
+      </w:pPr>
+      <w:r>
+        <w:rPr>
+          <w:rFonts w:ascii="Microsoft YaHei" w:hAnsi="Microsoft YaHei" w:eastAsia="Microsoft YaHei"/>
+        </w:rPr>
+        <w:t>nums[1:4] 会取到哪些下标？</w:t>
+      </w:r>
+    </w:p>
+    <w:p>
+      <w:pPr>
+        <w:pStyle w:val="ListNumber"/>
+      </w:pPr>
+      <w:r>
+        <w:rPr>
+          <w:rFonts w:ascii="Microsoft YaHei" w:hAnsi="Microsoft YaHei" w:eastAsia="Microsoft YaHei"/>
+        </w:rPr>
+        <w:t>为什么切片说“包含 start，不包含 end”？</w:t>
+      </w:r>
+    </w:p>
+    <w:p>
+      <w:pPr>
+        <w:pStyle w:val="ListNumber"/>
+      </w:pPr>
+      <w:r>
+        <w:rPr>
+          <w:rFonts w:ascii="Microsoft YaHei" w:hAnsi="Microsoft YaHei" w:eastAsia="Microsoft YaHei"/>
+        </w:rPr>
+        <w:t>nums[:3]、nums[3:]、nums[::-1] 分别是什么意思？</w:t>
+      </w:r>
+    </w:p>
+    <w:p>
+      <w:pPr>
+        <w:pStyle w:val="ListNumber"/>
+      </w:pPr>
+      <w:r>
+        <w:rPr>
+          <w:rFonts w:ascii="Microsoft YaHei" w:hAnsi="Microsoft YaHei" w:eastAsia="Microsoft YaHei"/>
+        </w:rPr>
+        <w:t>sorted(scores) 和 scores.sort() 的区别是什么？</w:t>
+      </w:r>
+    </w:p>
+    <w:p>
+      <w:pPr>
+        <w:pStyle w:val="ListNumber"/>
+      </w:pPr>
+      <w:r>
+        <w:rPr>
+          <w:rFonts w:ascii="Microsoft YaHei" w:hAnsi="Microsoft YaHei" w:eastAsia="Microsoft YaHei"/>
+        </w:rPr>
+        <w:t>reverse=True 的作用是什么？</w:t>
+      </w:r>
+    </w:p>
+    <w:p>
+      <w:pPr>
+        <w:pStyle w:val="ListNumber"/>
+      </w:pPr>
+      <w:r>
+        <w:rPr>
+          <w:rFonts w:ascii="Microsoft YaHei" w:hAnsi="Microsoft YaHei" w:eastAsia="Microsoft YaHei"/>
+        </w:rPr>
+        <w:t>sorted(students, key=lambda student: student['score']) 中 key 的作用是什么？</w:t>
+      </w:r>
+    </w:p>
+    <w:p>
+      <w:pPr>
+        <w:pStyle w:val="ListNumber"/>
+      </w:pPr>
+      <w:r>
+        <w:rPr>
+          <w:rFonts w:ascii="Microsoft YaHei" w:hAnsi="Microsoft YaHei" w:eastAsia="Microsoft YaHei"/>
+        </w:rPr>
+        <w:t>[n * n for n in nums] 这句代码的含义是什么？</w:t>
+      </w:r>
+    </w:p>
+    <w:p>
+      <w:pPr>
+        <w:pStyle w:val="ListNumber"/>
+      </w:pPr>
+      <w:r>
+        <w:rPr>
+          <w:rFonts w:ascii="Microsoft YaHei" w:hAnsi="Microsoft YaHei" w:eastAsia="Microsoft YaHei"/>
+        </w:rPr>
+        <w:t>[score for score in scores if score &gt;= 60] 这句代码如何理解？</w:t>
+      </w:r>
+    </w:p>
+    <w:p>
+      <w:r>
+        <w:br w:type="page"/>
+      </w:r>
+    </w:p>
+    <w:p>
+      <w:pPr>
+        <w:jc w:val="center"/>
+      </w:pPr>
+      <w:r>
+        <w:rPr>
+          <w:rFonts w:ascii="Microsoft YaHei" w:hAnsi="Microsoft YaHei" w:eastAsia="Microsoft YaHei"/>
+          <w:b/>
+          <w:color w:val="1F4E79"/>
+          <w:sz w:val="40"/>
+        </w:rPr>
+        <w:t>Python 学习笔记：第三阶段 · 第一节</w:t>
+      </w:r>
+    </w:p>
+    <w:p>
+      <w:pPr>
+        <w:jc w:val="center"/>
+      </w:pPr>
+      <w:r>
+        <w:rPr>
+          <w:rFonts w:ascii="Microsoft YaHei" w:hAnsi="Microsoft YaHei" w:eastAsia="Microsoft YaHei"/>
+          <w:color w:val="595959"/>
+          <w:sz w:val="22"/>
+        </w:rPr>
+        <w:t>主题：函数基础</w:t>
+      </w:r>
+    </w:p>
+    <w:p>
+      <w:pPr>
+        <w:pStyle w:val="Heading1"/>
+      </w:pPr>
+      <w:r>
+        <w:rPr>
+          <w:rFonts w:ascii="Microsoft YaHei" w:hAnsi="Microsoft YaHei" w:eastAsia="Microsoft YaHei"/>
+          <w:b/>
+          <w:color w:val="1F4E79"/>
+          <w:sz w:val="30"/>
+        </w:rPr>
+        <w:t>一、函数是什么</w:t>
+      </w:r>
+    </w:p>
+    <w:p>
+      <w:r>
+        <w:rPr>
+          <w:rFonts w:ascii="Microsoft YaHei" w:hAnsi="Microsoft YaHei" w:eastAsia="Microsoft YaHei"/>
+          <w:b w:val="0"/>
+          <w:color w:val="000000"/>
+        </w:rPr>
+        <w:t>函数可以理解为“给一段代码起名字”。把一段经常使用的逻辑封装成函数后，需要时直接调用它。</w:t>
+      </w:r>
+    </w:p>
+    <w:p>
+      <w:pPr>
+        <w:pStyle w:val="CodeBlock"/>
+        <w:shd w:fill="F2F2F2"/>
+      </w:pPr>
+      <w:r>
+        <w:rPr>
+          <w:rFonts w:ascii="Consolas" w:hAnsi="Consolas" w:eastAsia="Consolas"/>
+          <w:color w:val="404040"/>
+          <w:sz w:val="20"/>
+        </w:rPr>
+        <w:t>def add(a, b):</w:t>
+        <w:br/>
+        <w:t xml:space="preserve">    return a + b</w:t>
+        <w:br/>
+        <w:br/>
+        <w:t>result = add(10, 20)</w:t>
+        <w:br/>
+        <w:t>print(result)</w:t>
+      </w:r>
+    </w:p>
+    <w:p>
+      <w:r>
+        <w:rPr>
+          <w:rFonts w:ascii="Microsoft YaHei" w:hAnsi="Microsoft YaHei" w:eastAsia="Microsoft YaHei"/>
+          <w:b w:val="0"/>
+          <w:color w:val="000000"/>
+        </w:rPr>
+        <w:t>这里 add 是函数名，a 和 b 是参数，return a + b 会把计算结果返回给调用者。</w:t>
+      </w:r>
+    </w:p>
+    <w:p>
+      <w:pPr>
+        <w:pStyle w:val="KeyPoint"/>
+        <w:shd w:fill="FFF2CC"/>
+      </w:pPr>
+      <w:r>
+        <w:rPr>
+          <w:rFonts w:ascii="Microsoft YaHei" w:hAnsi="Microsoft YaHei" w:eastAsia="Microsoft YaHei"/>
+          <w:b/>
+          <w:color w:val="C0504D"/>
+        </w:rPr>
+        <w:t>核心理解：函数用于封装重复逻辑，让代码更清晰、更容易复用。</w:t>
+      </w:r>
+    </w:p>
+    <w:p>
+      <w:pPr>
+        <w:pStyle w:val="Heading1"/>
+      </w:pPr>
+      <w:r>
+        <w:rPr>
+          <w:rFonts w:ascii="Microsoft YaHei" w:hAnsi="Microsoft YaHei" w:eastAsia="Microsoft YaHei"/>
+          <w:b/>
+          <w:color w:val="1F4E79"/>
+          <w:sz w:val="30"/>
+        </w:rPr>
+        <w:t>二、函数基本语法</w:t>
+      </w:r>
+    </w:p>
+    <w:p>
+      <w:r>
+        <w:rPr>
+          <w:rFonts w:ascii="Microsoft YaHei" w:hAnsi="Microsoft YaHei" w:eastAsia="Microsoft YaHei"/>
+          <w:b w:val="0"/>
+          <w:color w:val="000000"/>
+        </w:rPr>
+        <w:t>定义函数使用 def，函数体必须缩进。</w:t>
+      </w:r>
+    </w:p>
+    <w:p>
+      <w:pPr>
+        <w:pStyle w:val="CodeBlock"/>
+        <w:shd w:fill="F2F2F2"/>
+      </w:pPr>
+      <w:r>
+        <w:rPr>
+          <w:rFonts w:ascii="Consolas" w:hAnsi="Consolas" w:eastAsia="Consolas"/>
+          <w:color w:val="404040"/>
+          <w:sz w:val="20"/>
+        </w:rPr>
+        <w:t>def 函数名(参数):</w:t>
+        <w:br/>
+        <w:t xml:space="preserve">    函数体</w:t>
+        <w:br/>
+        <w:t xml:space="preserve">    return 返回值</w:t>
+      </w:r>
+    </w:p>
+    <w:p>
+      <w:pPr>
+        <w:pStyle w:val="CodeBlock"/>
+        <w:shd w:fill="F2F2F2"/>
+      </w:pPr>
+      <w:r>
+        <w:rPr>
+          <w:rFonts w:ascii="Consolas" w:hAnsi="Consolas" w:eastAsia="Consolas"/>
+          <w:color w:val="404040"/>
+          <w:sz w:val="20"/>
+        </w:rPr>
+        <w:t>def say_hello():</w:t>
+        <w:br/>
+        <w:t xml:space="preserve">    print("你好，Python")</w:t>
+        <w:br/>
+        <w:br/>
+        <w:t>say_hello()</w:t>
+      </w:r>
+    </w:p>
+    <w:p>
+      <w:r>
+        <w:rPr>
+          <w:rFonts w:ascii="Microsoft YaHei" w:hAnsi="Microsoft YaHei" w:eastAsia="Microsoft YaHei"/>
+          <w:b w:val="0"/>
+          <w:color w:val="000000"/>
+        </w:rPr>
+        <w:t>调用函数时必须写括号。say_hello() 会执行函数；只写 say_hello 不会执行函数。</w:t>
+      </w:r>
+    </w:p>
+    <w:p>
+      <w:pPr>
+        <w:pStyle w:val="KeyPoint"/>
+        <w:shd w:fill="FFF2CC"/>
+      </w:pPr>
+      <w:r>
+        <w:rPr>
+          <w:rFonts w:ascii="Microsoft YaHei" w:hAnsi="Microsoft YaHei" w:eastAsia="Microsoft YaHei"/>
+          <w:b/>
+          <w:color w:val="C0504D"/>
+        </w:rPr>
+        <w:t>缩进属于函数体的一部分。缩进结束后，就回到函数外部。</w:t>
+      </w:r>
+    </w:p>
+    <w:p>
+      <w:pPr>
+        <w:pStyle w:val="Heading1"/>
+      </w:pPr>
+      <w:r>
+        <w:rPr>
+          <w:rFonts w:ascii="Microsoft YaHei" w:hAnsi="Microsoft YaHei" w:eastAsia="Microsoft YaHei"/>
+          <w:b/>
+          <w:color w:val="1F4E79"/>
+          <w:sz w:val="30"/>
+        </w:rPr>
+        <w:t>三、无参数函数</w:t>
+      </w:r>
+    </w:p>
+    <w:p>
+      <w:r>
+        <w:rPr>
+          <w:rFonts w:ascii="Microsoft YaHei" w:hAnsi="Microsoft YaHei" w:eastAsia="Microsoft YaHei"/>
+          <w:b w:val="0"/>
+          <w:color w:val="000000"/>
+        </w:rPr>
+        <w:t>如果函数不需要外部输入，可以不写参数。</w:t>
+      </w:r>
+    </w:p>
+    <w:p>
+      <w:pPr>
+        <w:pStyle w:val="CodeBlock"/>
+        <w:shd w:fill="F2F2F2"/>
+      </w:pPr>
+      <w:r>
+        <w:rPr>
+          <w:rFonts w:ascii="Consolas" w:hAnsi="Consolas" w:eastAsia="Consolas"/>
+          <w:color w:val="404040"/>
+          <w:sz w:val="20"/>
+        </w:rPr>
+        <w:t>def say_hello():</w:t>
+        <w:br/>
+        <w:t xml:space="preserve">    print("你好，Python")</w:t>
+        <w:br/>
+        <w:br/>
+        <w:t>say_hello()</w:t>
+      </w:r>
+    </w:p>
+    <w:p>
+      <w:r>
+        <w:rPr>
+          <w:rFonts w:ascii="Microsoft YaHei" w:hAnsi="Microsoft YaHei" w:eastAsia="Microsoft YaHei"/>
+          <w:b w:val="0"/>
+          <w:color w:val="000000"/>
+        </w:rPr>
+        <w:t>这个函数每次调用都会输出固定内容。</w:t>
+      </w:r>
+    </w:p>
+    <w:p>
+      <w:pPr>
+        <w:pStyle w:val="Heading1"/>
+      </w:pPr>
+      <w:r>
+        <w:rPr>
+          <w:rFonts w:ascii="Microsoft YaHei" w:hAnsi="Microsoft YaHei" w:eastAsia="Microsoft YaHei"/>
+          <w:b/>
+          <w:color w:val="1F4E79"/>
+          <w:sz w:val="30"/>
+        </w:rPr>
+        <w:t>四、参数是什么</w:t>
+      </w:r>
+    </w:p>
+    <w:p>
+      <w:r>
+        <w:rPr>
+          <w:rFonts w:ascii="Microsoft YaHei" w:hAnsi="Microsoft YaHei" w:eastAsia="Microsoft YaHei"/>
+          <w:b w:val="0"/>
+          <w:color w:val="000000"/>
+        </w:rPr>
+        <w:t>参数是函数接收的输入。调用函数时传入不同参数，函数就可以处理不同数据。</w:t>
+      </w:r>
+    </w:p>
+    <w:p>
+      <w:pPr>
+        <w:pStyle w:val="CodeBlock"/>
+        <w:shd w:fill="F2F2F2"/>
+      </w:pPr>
+      <w:r>
+        <w:rPr>
+          <w:rFonts w:ascii="Consolas" w:hAnsi="Consolas" w:eastAsia="Consolas"/>
+          <w:color w:val="404040"/>
+          <w:sz w:val="20"/>
+        </w:rPr>
+        <w:t>def greet(name):</w:t>
+        <w:br/>
+        <w:t xml:space="preserve">    print(f"你好，{name}")</w:t>
+        <w:br/>
+        <w:br/>
+        <w:t>greet("张三")</w:t>
+        <w:br/>
+        <w:t>greet("李四")</w:t>
+      </w:r>
+    </w:p>
+    <w:p>
+      <w:r>
+        <w:rPr>
+          <w:rFonts w:ascii="Microsoft YaHei" w:hAnsi="Microsoft YaHei" w:eastAsia="Microsoft YaHei"/>
+          <w:b w:val="0"/>
+          <w:color w:val="000000"/>
+        </w:rPr>
+        <w:t>第一次调用时，name 是 "张三"；第二次调用时，name 是 "李四"。</w:t>
+      </w:r>
+    </w:p>
+    <w:p>
+      <w:pPr>
+        <w:pStyle w:val="KeyPoint"/>
+        <w:shd w:fill="FFF2CC"/>
+      </w:pPr>
+      <w:r>
+        <w:rPr>
+          <w:rFonts w:ascii="Microsoft YaHei" w:hAnsi="Microsoft YaHei" w:eastAsia="Microsoft YaHei"/>
+          <w:b/>
+          <w:color w:val="C0504D"/>
+        </w:rPr>
+        <w:t>参数让函数从“只能做固定事情”变成“可以处理不同数据”。</w:t>
+      </w:r>
+    </w:p>
+    <w:p>
+      <w:pPr>
+        <w:pStyle w:val="Heading1"/>
+      </w:pPr>
+      <w:r>
+        <w:rPr>
+          <w:rFonts w:ascii="Microsoft YaHei" w:hAnsi="Microsoft YaHei" w:eastAsia="Microsoft YaHei"/>
+          <w:b/>
+          <w:color w:val="1F4E79"/>
+          <w:sz w:val="30"/>
+        </w:rPr>
+        <w:t>五、多个参数</w:t>
+      </w:r>
+    </w:p>
+    <w:p>
+      <w:r>
+        <w:rPr>
+          <w:rFonts w:ascii="Microsoft YaHei" w:hAnsi="Microsoft YaHei" w:eastAsia="Microsoft YaHei"/>
+          <w:b w:val="0"/>
+          <w:color w:val="000000"/>
+        </w:rPr>
+        <w:t>函数可以接收多个参数，参数之间用逗号分隔。</w:t>
+      </w:r>
+    </w:p>
+    <w:p>
+      <w:pPr>
+        <w:pStyle w:val="CodeBlock"/>
+        <w:shd w:fill="F2F2F2"/>
+      </w:pPr>
+      <w:r>
+        <w:rPr>
+          <w:rFonts w:ascii="Consolas" w:hAnsi="Consolas" w:eastAsia="Consolas"/>
+          <w:color w:val="404040"/>
+          <w:sz w:val="20"/>
+        </w:rPr>
+        <w:t>def add(a, b):</w:t>
+        <w:br/>
+        <w:t xml:space="preserve">    return a + b</w:t>
+        <w:br/>
+        <w:br/>
+        <w:t>print(add(10, 20))</w:t>
+        <w:br/>
+        <w:t>print(add(3, 5))</w:t>
+      </w:r>
+    </w:p>
+    <w:p>
+      <w:r>
+        <w:rPr>
+          <w:rFonts w:ascii="Microsoft YaHei" w:hAnsi="Microsoft YaHei" w:eastAsia="Microsoft YaHei"/>
+          <w:b w:val="0"/>
+          <w:color w:val="000000"/>
+        </w:rPr>
+        <w:t>调用函数时，实参会按顺序传给形参。</w:t>
+      </w:r>
+    </w:p>
+    <w:p>
+      <w:pPr>
+        <w:pStyle w:val="Heading1"/>
+      </w:pPr>
+      <w:r>
+        <w:rPr>
+          <w:rFonts w:ascii="Microsoft YaHei" w:hAnsi="Microsoft YaHei" w:eastAsia="Microsoft YaHei"/>
+          <w:b/>
+          <w:color w:val="1F4E79"/>
+          <w:sz w:val="30"/>
+        </w:rPr>
+        <w:t>六、return 返回值</w:t>
+      </w:r>
+    </w:p>
+    <w:p>
+      <w:r>
+        <w:rPr>
+          <w:rFonts w:ascii="Microsoft YaHei" w:hAnsi="Microsoft YaHei" w:eastAsia="Microsoft YaHei"/>
+          <w:b w:val="0"/>
+          <w:color w:val="000000"/>
+        </w:rPr>
+        <w:t>return 用来把函数的计算结果返回给调用者。返回后的结果可以继续保存、计算或传给其他函数。</w:t>
+      </w:r>
+    </w:p>
+    <w:p>
+      <w:pPr>
+        <w:pStyle w:val="CodeBlock"/>
+        <w:shd w:fill="F2F2F2"/>
+      </w:pPr>
+      <w:r>
+        <w:rPr>
+          <w:rFonts w:ascii="Consolas" w:hAnsi="Consolas" w:eastAsia="Consolas"/>
+          <w:color w:val="404040"/>
+          <w:sz w:val="20"/>
+        </w:rPr>
+        <w:t>def add(a, b):</w:t>
+        <w:br/>
+        <w:t xml:space="preserve">    return a + b</w:t>
+        <w:br/>
+        <w:br/>
+        <w:t>result = add(10, 20)</w:t>
+        <w:br/>
+        <w:t>print(result)</w:t>
+      </w:r>
+    </w:p>
+    <w:p>
+      <w:pPr>
+        <w:pStyle w:val="KeyPoint"/>
+        <w:shd w:fill="FFF2CC"/>
+      </w:pPr>
+      <w:r>
+        <w:rPr>
+          <w:rFonts w:ascii="Microsoft YaHei" w:hAnsi="Microsoft YaHei" w:eastAsia="Microsoft YaHei"/>
+          <w:b/>
+          <w:color w:val="C0504D"/>
+        </w:rPr>
+        <w:t>print() 是显示给人看；return 是返回给程序继续用。</w:t>
+      </w:r>
+    </w:p>
+    <w:p>
+      <w:r>
+        <w:rPr>
+          <w:rFonts w:ascii="Microsoft YaHei" w:hAnsi="Microsoft YaHei" w:eastAsia="Microsoft YaHei"/>
+          <w:b w:val="0"/>
+          <w:color w:val="000000"/>
+        </w:rPr>
+        <w:t>如果函数没有 return，它默认返回 None。</w:t>
+      </w:r>
+    </w:p>
+    <w:p>
+      <w:pPr>
+        <w:pStyle w:val="CodeBlock"/>
+        <w:shd w:fill="F2F2F2"/>
+      </w:pPr>
+      <w:r>
+        <w:rPr>
+          <w:rFonts w:ascii="Consolas" w:hAnsi="Consolas" w:eastAsia="Consolas"/>
+          <w:color w:val="404040"/>
+          <w:sz w:val="20"/>
+        </w:rPr>
+        <w:t>def add(a, b):</w:t>
+        <w:br/>
+        <w:t xml:space="preserve">    print(a + b)</w:t>
+        <w:br/>
+        <w:br/>
+        <w:t>result = add(10, 20)</w:t>
+        <w:br/>
+        <w:t>print(result)  # None</w:t>
+      </w:r>
+    </w:p>
+    <w:p>
+      <w:pPr>
+        <w:pStyle w:val="Heading1"/>
+      </w:pPr>
+      <w:r>
+        <w:rPr>
+          <w:rFonts w:ascii="Microsoft YaHei" w:hAnsi="Microsoft YaHei" w:eastAsia="Microsoft YaHei"/>
+          <w:b/>
+          <w:color w:val="1F4E79"/>
+          <w:sz w:val="30"/>
+        </w:rPr>
+        <w:t>七、函数处理列表</w:t>
+      </w:r>
+    </w:p>
+    <w:p>
+      <w:r>
+        <w:rPr>
+          <w:rFonts w:ascii="Microsoft YaHei" w:hAnsi="Microsoft YaHei" w:eastAsia="Microsoft YaHei"/>
+          <w:b w:val="0"/>
+          <w:color w:val="000000"/>
+        </w:rPr>
+        <w:t>函数的参数也可以是列表。比如计算平均分、统计及格人数。</w:t>
+      </w:r>
+    </w:p>
+    <w:p>
+      <w:pPr>
+        <w:pStyle w:val="CodeBlock"/>
+        <w:shd w:fill="F2F2F2"/>
+      </w:pPr>
+      <w:r>
+        <w:rPr>
+          <w:rFonts w:ascii="Consolas" w:hAnsi="Consolas" w:eastAsia="Consolas"/>
+          <w:color w:val="404040"/>
+          <w:sz w:val="20"/>
+        </w:rPr>
+        <w:t>def calc_average(scores):</w:t>
+        <w:br/>
+        <w:t xml:space="preserve">    return sum(scores) / len(scores)</w:t>
+        <w:br/>
+        <w:br/>
+        <w:t>scores = [88, 92, 75]</w:t>
+        <w:br/>
+        <w:t>average = calc_average(scores)</w:t>
+        <w:br/>
+        <w:t>print(average)</w:t>
+      </w:r>
+    </w:p>
+    <w:p>
+      <w:pPr>
+        <w:pStyle w:val="CodeBlock"/>
+        <w:shd w:fill="F2F2F2"/>
+      </w:pPr>
+      <w:r>
+        <w:rPr>
+          <w:rFonts w:ascii="Consolas" w:hAnsi="Consolas" w:eastAsia="Consolas"/>
+          <w:color w:val="404040"/>
+          <w:sz w:val="20"/>
+        </w:rPr>
+        <w:t>def count_pass(scores):</w:t>
+        <w:br/>
+        <w:t xml:space="preserve">    count = 0</w:t>
+        <w:br/>
+        <w:t xml:space="preserve">    for score in scores:</w:t>
+        <w:br/>
+        <w:t xml:space="preserve">        if score &gt;= 60:</w:t>
+        <w:br/>
+        <w:t xml:space="preserve">            count = count + 1</w:t>
+        <w:br/>
+        <w:t xml:space="preserve">    return count</w:t>
+        <w:br/>
+        <w:br/>
+        <w:t>scores = [88, 45, 92, 59, 76]</w:t>
+        <w:br/>
+        <w:t>print(count_pass(scores))</w:t>
+      </w:r>
+    </w:p>
+    <w:p>
+      <w:r>
+        <w:rPr>
+          <w:rFonts w:ascii="Microsoft YaHei" w:hAnsi="Microsoft YaHei" w:eastAsia="Microsoft YaHei"/>
+          <w:b w:val="0"/>
+          <w:color w:val="000000"/>
+        </w:rPr>
+        <w:t>这类函数的优点是：以后换一组成绩，也可以直接复用函数。</w:t>
+      </w:r>
+    </w:p>
+    <w:p>
+      <w:pPr>
+        <w:pStyle w:val="Heading1"/>
+      </w:pPr>
+      <w:r>
+        <w:rPr>
+          <w:rFonts w:ascii="Microsoft YaHei" w:hAnsi="Microsoft YaHei" w:eastAsia="Microsoft YaHei"/>
+          <w:b/>
+          <w:color w:val="1F4E79"/>
+          <w:sz w:val="30"/>
+        </w:rPr>
+        <w:t>八、默认参数</w:t>
+      </w:r>
+    </w:p>
+    <w:p>
+      <w:r>
+        <w:rPr>
+          <w:rFonts w:ascii="Microsoft YaHei" w:hAnsi="Microsoft YaHei" w:eastAsia="Microsoft YaHei"/>
+          <w:b w:val="0"/>
+          <w:color w:val="000000"/>
+        </w:rPr>
+        <w:t>参数可以设置默认值。调用时如果没有传这个参数，就使用默认值。</w:t>
+      </w:r>
+    </w:p>
+    <w:p>
+      <w:pPr>
+        <w:pStyle w:val="CodeBlock"/>
+        <w:shd w:fill="F2F2F2"/>
+      </w:pPr>
+      <w:r>
+        <w:rPr>
+          <w:rFonts w:ascii="Consolas" w:hAnsi="Consolas" w:eastAsia="Consolas"/>
+          <w:color w:val="404040"/>
+          <w:sz w:val="20"/>
+        </w:rPr>
+        <w:t>def introduce(name, city="北京"):</w:t>
+        <w:br/>
+        <w:t xml:space="preserve">    print(f"我叫{name}，来自{city}")</w:t>
+        <w:br/>
+        <w:br/>
+        <w:t>introduce("张三")</w:t>
+        <w:br/>
+        <w:t>introduce("李四", "上海")</w:t>
+      </w:r>
+    </w:p>
+    <w:p>
+      <w:r>
+        <w:rPr>
+          <w:rFonts w:ascii="Microsoft YaHei" w:hAnsi="Microsoft YaHei" w:eastAsia="Microsoft YaHei"/>
+          <w:b w:val="0"/>
+          <w:color w:val="000000"/>
+        </w:rPr>
+        <w:t>第一次调用没有传 city，所以使用默认值 "北京"；第二次传了 "上海"，所以使用传入值。</w:t>
+      </w:r>
+    </w:p>
+    <w:p>
+      <w:pPr>
+        <w:pStyle w:val="Heading1"/>
+      </w:pPr>
+      <w:r>
+        <w:rPr>
+          <w:rFonts w:ascii="Microsoft YaHei" w:hAnsi="Microsoft YaHei" w:eastAsia="Microsoft YaHei"/>
+          <w:b/>
+          <w:color w:val="1F4E79"/>
+          <w:sz w:val="30"/>
+        </w:rPr>
+        <w:t>九、关键字参数</w:t>
+      </w:r>
+    </w:p>
+    <w:p>
+      <w:r>
+        <w:rPr>
+          <w:rFonts w:ascii="Microsoft YaHei" w:hAnsi="Microsoft YaHei" w:eastAsia="Microsoft YaHei"/>
+          <w:b w:val="0"/>
+          <w:color w:val="000000"/>
+        </w:rPr>
+        <w:t>调用函数时可以指定参数名，这种方式叫关键字参数。使用关键字参数时，参数顺序可以打乱。</w:t>
+      </w:r>
+    </w:p>
+    <w:p>
+      <w:pPr>
+        <w:pStyle w:val="CodeBlock"/>
+        <w:shd w:fill="F2F2F2"/>
+      </w:pPr>
+      <w:r>
+        <w:rPr>
+          <w:rFonts w:ascii="Consolas" w:hAnsi="Consolas" w:eastAsia="Consolas"/>
+          <w:color w:val="404040"/>
+          <w:sz w:val="20"/>
+        </w:rPr>
+        <w:t>def show_info(name, age, score):</w:t>
+        <w:br/>
+        <w:t xml:space="preserve">    print(f"姓名：{name}，年龄：{age}，成绩：{score}")</w:t>
+        <w:br/>
+        <w:br/>
+        <w:t>show_info(score=88, name="张三", age=20)</w:t>
+      </w:r>
+    </w:p>
+    <w:p>
+      <w:pPr>
+        <w:pStyle w:val="KeyPoint"/>
+        <w:shd w:fill="FFF2CC"/>
+      </w:pPr>
+      <w:r>
+        <w:rPr>
+          <w:rFonts w:ascii="Microsoft YaHei" w:hAnsi="Microsoft YaHei" w:eastAsia="Microsoft YaHei"/>
+          <w:b/>
+          <w:color w:val="C0504D"/>
+        </w:rPr>
+        <w:t>关键字参数能让调用更清楚，也能减少参数顺序写错的风险。</w:t>
+      </w:r>
+    </w:p>
+    <w:p>
+      <w:pPr>
+        <w:pStyle w:val="Heading1"/>
+      </w:pPr>
+      <w:r>
+        <w:rPr>
+          <w:rFonts w:ascii="Microsoft YaHei" w:hAnsi="Microsoft YaHei" w:eastAsia="Microsoft YaHei"/>
+          <w:b/>
+          <w:color w:val="1F4E79"/>
+          <w:sz w:val="30"/>
+        </w:rPr>
+        <w:t>十、局部变量</w:t>
+      </w:r>
+    </w:p>
+    <w:p>
+      <w:r>
+        <w:rPr>
+          <w:rFonts w:ascii="Microsoft YaHei" w:hAnsi="Microsoft YaHei" w:eastAsia="Microsoft YaHei"/>
+          <w:b w:val="0"/>
+          <w:color w:val="000000"/>
+        </w:rPr>
+        <w:t>函数内部定义的变量通常只在函数内部有效，这种变量叫局部变量。</w:t>
+      </w:r>
+    </w:p>
+    <w:p>
+      <w:pPr>
+        <w:pStyle w:val="CodeBlock"/>
+        <w:shd w:fill="F2F2F2"/>
+      </w:pPr>
+      <w:r>
+        <w:rPr>
+          <w:rFonts w:ascii="Consolas" w:hAnsi="Consolas" w:eastAsia="Consolas"/>
+          <w:color w:val="404040"/>
+          <w:sz w:val="20"/>
+        </w:rPr>
+        <w:t>def test():</w:t>
+        <w:br/>
+        <w:t xml:space="preserve">    x = 10</w:t>
+        <w:br/>
+        <w:t xml:space="preserve">    print(x)</w:t>
+        <w:br/>
+        <w:br/>
+        <w:t>test()</w:t>
+        <w:br/>
+        <w:t>print(x)  # 函数外部无法直接访问 x</w:t>
+      </w:r>
+    </w:p>
+    <w:p>
+      <w:r>
+        <w:rPr>
+          <w:rFonts w:ascii="Microsoft YaHei" w:hAnsi="Microsoft YaHei" w:eastAsia="Microsoft YaHei"/>
+          <w:b w:val="0"/>
+          <w:color w:val="000000"/>
+        </w:rPr>
+        <w:t>如果需要把函数内部的结果拿到外面使用，应该用 return 返回。</w:t>
+      </w:r>
+    </w:p>
+    <w:p>
+      <w:pPr>
+        <w:pStyle w:val="Heading1"/>
+      </w:pPr>
+      <w:r>
+        <w:rPr>
+          <w:rFonts w:ascii="Microsoft YaHei" w:hAnsi="Microsoft YaHei" w:eastAsia="Microsoft YaHei"/>
+          <w:b/>
+          <w:color w:val="1F4E79"/>
+          <w:sz w:val="30"/>
+        </w:rPr>
+        <w:t>十一、常见错误</w:t>
+      </w:r>
+    </w:p>
+    <w:p>
+      <w:r>
+        <w:rPr>
+          <w:rFonts w:ascii="Microsoft YaHei" w:hAnsi="Microsoft YaHei" w:eastAsia="Microsoft YaHei"/>
+          <w:b w:val="0"/>
+          <w:color w:val="000000"/>
+        </w:rPr>
+        <w:t>1. 定义了函数但忘记调用。</w:t>
+      </w:r>
+    </w:p>
+    <w:p>
+      <w:pPr>
+        <w:pStyle w:val="CodeBlock"/>
+        <w:shd w:fill="F2F2F2"/>
+      </w:pPr>
+      <w:r>
+        <w:rPr>
+          <w:rFonts w:ascii="Consolas" w:hAnsi="Consolas" w:eastAsia="Consolas"/>
+          <w:color w:val="404040"/>
+          <w:sz w:val="20"/>
+        </w:rPr>
+        <w:t>def say_hello():</w:t>
+        <w:br/>
+        <w:t xml:space="preserve">    print("你好，Python")</w:t>
+        <w:br/>
+        <w:br/>
+        <w:t>say_hello   # 不会执行</w:t>
+        <w:br/>
+        <w:t>say_hello() # 会执行</w:t>
+      </w:r>
+    </w:p>
+    <w:p>
+      <w:r>
+        <w:rPr>
+          <w:rFonts w:ascii="Microsoft YaHei" w:hAnsi="Microsoft YaHei" w:eastAsia="Microsoft YaHei"/>
+          <w:b w:val="0"/>
+          <w:color w:val="000000"/>
+        </w:rPr>
+        <w:t>2. 把 print() 当成 return。</w:t>
+      </w:r>
+    </w:p>
+    <w:p>
+      <w:pPr>
+        <w:pStyle w:val="CodeBlock"/>
+        <w:shd w:fill="F2F2F2"/>
+      </w:pPr>
+      <w:r>
+        <w:rPr>
+          <w:rFonts w:ascii="Consolas" w:hAnsi="Consolas" w:eastAsia="Consolas"/>
+          <w:color w:val="404040"/>
+          <w:sz w:val="20"/>
+        </w:rPr>
+        <w:t>def add(a, b):</w:t>
+        <w:br/>
+        <w:t xml:space="preserve">    print(a + b)</w:t>
+        <w:br/>
+        <w:br/>
+        <w:t>result = add(10, 20)  # result 是 None</w:t>
+      </w:r>
+    </w:p>
+    <w:p>
+      <w:r>
+        <w:rPr>
+          <w:rFonts w:ascii="Microsoft YaHei" w:hAnsi="Microsoft YaHei" w:eastAsia="Microsoft YaHei"/>
+          <w:b w:val="0"/>
+          <w:color w:val="000000"/>
+        </w:rPr>
+        <w:t>3. 函数名拼写不清晰。函数名应该表达它做什么，比如 calc_average 表示计算平均值。</w:t>
+      </w:r>
+    </w:p>
+    <w:p>
+      <w:pPr>
+        <w:pStyle w:val="CodeBlock"/>
+        <w:shd w:fill="F2F2F2"/>
+      </w:pPr>
+      <w:r>
+        <w:rPr>
+          <w:rFonts w:ascii="Consolas" w:hAnsi="Consolas" w:eastAsia="Consolas"/>
+          <w:color w:val="404040"/>
+          <w:sz w:val="20"/>
+        </w:rPr>
+        <w:t>def calc_average(scores):</w:t>
+        <w:br/>
+        <w:t xml:space="preserve">    return sum(scores) / len(scores)</w:t>
+      </w:r>
+    </w:p>
+    <w:p>
+      <w:pPr>
+        <w:pStyle w:val="Heading1"/>
+      </w:pPr>
+      <w:r>
+        <w:rPr>
+          <w:rFonts w:ascii="Microsoft YaHei" w:hAnsi="Microsoft YaHei" w:eastAsia="Microsoft YaHei"/>
+          <w:b/>
+          <w:color w:val="1F4E79"/>
+          <w:sz w:val="30"/>
+        </w:rPr>
+        <w:t>十二、本节小结</w:t>
+      </w:r>
+    </w:p>
+    <w:p>
+      <w:pPr>
+        <w:pStyle w:val="ListBullet"/>
+      </w:pPr>
+      <w:r>
+        <w:rPr>
+          <w:rFonts w:ascii="Microsoft YaHei" w:hAnsi="Microsoft YaHei" w:eastAsia="Microsoft YaHei"/>
+        </w:rPr>
+        <w:t>函数用于封装一段代码，让代码可以复用。</w:t>
+      </w:r>
+    </w:p>
+    <w:p>
+      <w:pPr>
+        <w:pStyle w:val="ListBullet"/>
+      </w:pPr>
+      <w:r>
+        <w:rPr>
+          <w:rFonts w:ascii="Microsoft YaHei" w:hAnsi="Microsoft YaHei" w:eastAsia="Microsoft YaHei"/>
+        </w:rPr>
+        <w:t>定义函数使用 def，调用函数需要写函数名和括号。</w:t>
+      </w:r>
+    </w:p>
+    <w:p>
+      <w:pPr>
+        <w:pStyle w:val="ListBullet"/>
+      </w:pPr>
+      <w:r>
+        <w:rPr>
+          <w:rFonts w:ascii="Microsoft YaHei" w:hAnsi="Microsoft YaHei" w:eastAsia="Microsoft YaHei"/>
+        </w:rPr>
+        <w:t>参数是函数的输入。</w:t>
+      </w:r>
+    </w:p>
+    <w:p>
+      <w:pPr>
+        <w:pStyle w:val="ListBullet"/>
+      </w:pPr>
+      <w:r>
+        <w:rPr>
+          <w:rFonts w:ascii="Microsoft YaHei" w:hAnsi="Microsoft YaHei" w:eastAsia="Microsoft YaHei"/>
+        </w:rPr>
+        <w:t>函数可以有多个参数。</w:t>
+      </w:r>
+    </w:p>
+    <w:p>
+      <w:pPr>
+        <w:pStyle w:val="ListBullet"/>
+      </w:pPr>
+      <w:r>
+        <w:rPr>
+          <w:rFonts w:ascii="Microsoft YaHei" w:hAnsi="Microsoft YaHei" w:eastAsia="Microsoft YaHei"/>
+        </w:rPr>
+        <w:t>return 会把结果返回给程序继续使用。</w:t>
+      </w:r>
+    </w:p>
+    <w:p>
+      <w:pPr>
+        <w:pStyle w:val="ListBullet"/>
+      </w:pPr>
+      <w:r>
+        <w:rPr>
+          <w:rFonts w:ascii="Microsoft YaHei" w:hAnsi="Microsoft YaHei" w:eastAsia="Microsoft YaHei"/>
+        </w:rPr>
+        <w:t>print() 只是把结果显示出来，不等于返回值。</w:t>
+      </w:r>
+    </w:p>
+    <w:p>
+      <w:pPr>
+        <w:pStyle w:val="ListBullet"/>
+      </w:pPr>
+      <w:r>
+        <w:rPr>
+          <w:rFonts w:ascii="Microsoft YaHei" w:hAnsi="Microsoft YaHei" w:eastAsia="Microsoft YaHei"/>
+        </w:rPr>
+        <w:t>没有 return 的函数默认返回 None。</w:t>
+      </w:r>
+    </w:p>
+    <w:p>
+      <w:pPr>
+        <w:pStyle w:val="ListBullet"/>
+      </w:pPr>
+      <w:r>
+        <w:rPr>
+          <w:rFonts w:ascii="Microsoft YaHei" w:hAnsi="Microsoft YaHei" w:eastAsia="Microsoft YaHei"/>
+        </w:rPr>
+        <w:t>默认参数可以在调用时省略。</w:t>
+      </w:r>
+    </w:p>
+    <w:p>
+      <w:pPr>
+        <w:pStyle w:val="ListBullet"/>
+      </w:pPr>
+      <w:r>
+        <w:rPr>
+          <w:rFonts w:ascii="Microsoft YaHei" w:hAnsi="Microsoft YaHei" w:eastAsia="Microsoft YaHei"/>
+        </w:rPr>
+        <w:t>关键字参数可以指定参数名，调用顺序可以打乱。</w:t>
+      </w:r>
+    </w:p>
+    <w:p>
+      <w:pPr>
+        <w:pStyle w:val="ListBullet"/>
+      </w:pPr>
+      <w:r>
+        <w:rPr>
+          <w:rFonts w:ascii="Microsoft YaHei" w:hAnsi="Microsoft YaHei" w:eastAsia="Microsoft YaHei"/>
+        </w:rPr>
+        <w:t>函数内部定义的变量通常是局部变量。</w:t>
+      </w:r>
+    </w:p>
+    <w:p>
+      <w:pPr>
+        <w:pStyle w:val="Heading1"/>
+      </w:pPr>
+      <w:r>
+        <w:rPr>
+          <w:rFonts w:ascii="Microsoft YaHei" w:hAnsi="Microsoft YaHei" w:eastAsia="Microsoft YaHei"/>
+          <w:b/>
+          <w:color w:val="1F4E79"/>
+          <w:sz w:val="30"/>
+        </w:rPr>
+        <w:t>十三、复习题</w:t>
+      </w:r>
+    </w:p>
+    <w:p>
+      <w:pPr>
+        <w:pStyle w:val="ListNumber"/>
+      </w:pPr>
+      <w:r>
+        <w:rPr>
+          <w:rFonts w:ascii="Microsoft YaHei" w:hAnsi="Microsoft YaHei" w:eastAsia="Microsoft YaHei"/>
+        </w:rPr>
+        <w:t>函数的作用是什么？</w:t>
+      </w:r>
+    </w:p>
+    <w:p>
+      <w:pPr>
+        <w:pStyle w:val="ListNumber"/>
+      </w:pPr>
+      <w:r>
+        <w:rPr>
+          <w:rFonts w:ascii="Microsoft YaHei" w:hAnsi="Microsoft YaHei" w:eastAsia="Microsoft YaHei"/>
+        </w:rPr>
+        <w:t>def say_hello(): 中 def 表示什么？</w:t>
+      </w:r>
+    </w:p>
+    <w:p>
+      <w:pPr>
+        <w:pStyle w:val="ListNumber"/>
+      </w:pPr>
+      <w:r>
+        <w:rPr>
+          <w:rFonts w:ascii="Microsoft YaHei" w:hAnsi="Microsoft YaHei" w:eastAsia="Microsoft YaHei"/>
+        </w:rPr>
+        <w:t>参数的作用是什么？</w:t>
+      </w:r>
+    </w:p>
+    <w:p>
+      <w:pPr>
+        <w:pStyle w:val="ListNumber"/>
+      </w:pPr>
+      <w:r>
+        <w:rPr>
+          <w:rFonts w:ascii="Microsoft YaHei" w:hAnsi="Microsoft YaHei" w:eastAsia="Microsoft YaHei"/>
+        </w:rPr>
+        <w:t>print() 和 return 的区别是什么？</w:t>
+      </w:r>
+    </w:p>
+    <w:p>
+      <w:pPr>
+        <w:pStyle w:val="ListNumber"/>
+      </w:pPr>
+      <w:r>
+        <w:rPr>
+          <w:rFonts w:ascii="Microsoft YaHei" w:hAnsi="Microsoft YaHei" w:eastAsia="Microsoft YaHei"/>
+        </w:rPr>
+        <w:t>没有 return 的函数默认返回什么？</w:t>
+      </w:r>
+    </w:p>
+    <w:p>
+      <w:pPr>
+        <w:pStyle w:val="ListNumber"/>
+      </w:pPr>
+      <w:r>
+        <w:rPr>
+          <w:rFonts w:ascii="Microsoft YaHei" w:hAnsi="Microsoft YaHei" w:eastAsia="Microsoft YaHei"/>
+        </w:rPr>
+        <w:t>默认参数 introduce(name, city='北京') 如何理解？</w:t>
+      </w:r>
+    </w:p>
+    <w:p>
+      <w:pPr>
+        <w:pStyle w:val="ListNumber"/>
+      </w:pPr>
+      <w:r>
+        <w:rPr>
+          <w:rFonts w:ascii="Microsoft YaHei" w:hAnsi="Microsoft YaHei" w:eastAsia="Microsoft YaHei"/>
+        </w:rPr>
+        <w:t>关键字参数 show_info(score=88, name='张三', age=20) 有什么好处？</w:t>
+      </w:r>
+    </w:p>
+    <w:p>
+      <w:pPr>
+        <w:pStyle w:val="ListNumber"/>
+      </w:pPr>
+      <w:r>
+        <w:rPr>
+          <w:rFonts w:ascii="Microsoft YaHei" w:hAnsi="Microsoft YaHei" w:eastAsia="Microsoft YaHei"/>
+        </w:rPr>
+        <w:t>为什么函数内部的局部变量不能直接在函数外部使用？</w:t>
+      </w:r>
+    </w:p>
     <w:sectPr>
       <w:pgSz w:w="12240" w:h="15840"/>
       <w:pgMar w:top="1080" w:right="1200" w:bottom="1080" w:left="1200" w:header="720" w:footer="720" w:gutter="0"/>

--- a/py_try/python_learn.docx
+++ b/py_try/python_learn.docx
@@ -7424,6 +7424,3228 @@
           <w:rFonts w:ascii="Microsoft YaHei" w:hAnsi="Microsoft YaHei" w:eastAsia="Microsoft YaHei"/>
         </w:rPr>
         <w:t>为什么函数内部的局部变量不能直接在函数外部使用？</w:t>
+      </w:r>
+    </w:p>
+    <w:p>
+      <w:r>
+        <w:br w:type="page"/>
+      </w:r>
+    </w:p>
+    <w:p>
+      <w:pPr>
+        <w:jc w:val="center"/>
+      </w:pPr>
+      <w:r>
+        <w:rPr>
+          <w:rFonts w:ascii="Microsoft YaHei" w:hAnsi="Microsoft YaHei" w:eastAsia="Microsoft YaHei"/>
+          <w:b/>
+          <w:color w:val="1F4E79"/>
+          <w:sz w:val="40"/>
+        </w:rPr>
+        <w:t>Python 学习笔记：第三阶段 · 第二节</w:t>
+      </w:r>
+    </w:p>
+    <w:p>
+      <w:pPr>
+        <w:jc w:val="center"/>
+      </w:pPr>
+      <w:r>
+        <w:rPr>
+          <w:rFonts w:ascii="Microsoft YaHei" w:hAnsi="Microsoft YaHei" w:eastAsia="Microsoft YaHei"/>
+          <w:color w:val="595959"/>
+          <w:sz w:val="22"/>
+        </w:rPr>
+        <w:t>主题：函数进阶：作用域、参数类型、模块化思维</w:t>
+      </w:r>
+    </w:p>
+    <w:p>
+      <w:pPr>
+        <w:pStyle w:val="Heading1"/>
+      </w:pPr>
+      <w:r>
+        <w:rPr>
+          <w:rFonts w:ascii="Microsoft YaHei" w:hAnsi="Microsoft YaHei" w:eastAsia="Microsoft YaHei"/>
+          <w:b/>
+          <w:color w:val="1F4E79"/>
+          <w:sz w:val="30"/>
+        </w:rPr>
+        <w:t>一、作用域是什么</w:t>
+      </w:r>
+    </w:p>
+    <w:p>
+      <w:r>
+        <w:rPr>
+          <w:rFonts w:ascii="Microsoft YaHei" w:hAnsi="Microsoft YaHei" w:eastAsia="Microsoft YaHei"/>
+          <w:b w:val="0"/>
+          <w:color w:val="000000"/>
+        </w:rPr>
+        <w:t>作用域就是变量可以被访问的范围。变量定义在什么位置，决定了它能在哪些地方使用。</w:t>
+      </w:r>
+    </w:p>
+    <w:p>
+      <w:pPr>
+        <w:pStyle w:val="CodeBlock"/>
+        <w:shd w:fill="F2F2F2"/>
+      </w:pPr>
+      <w:r>
+        <w:rPr>
+          <w:rFonts w:ascii="Consolas" w:hAnsi="Consolas" w:eastAsia="Consolas"/>
+          <w:color w:val="404040"/>
+          <w:sz w:val="20"/>
+        </w:rPr>
+        <w:t>x = 100</w:t>
+        <w:br/>
+        <w:br/>
+        <w:t>def test():</w:t>
+        <w:br/>
+        <w:t xml:space="preserve">    y = 200</w:t>
+        <w:br/>
+        <w:t xml:space="preserve">    print(x)</w:t>
+        <w:br/>
+        <w:t xml:space="preserve">    print(y)</w:t>
+        <w:br/>
+        <w:br/>
+        <w:t>test()</w:t>
+      </w:r>
+    </w:p>
+    <w:p>
+      <w:r>
+        <w:rPr>
+          <w:rFonts w:ascii="Microsoft YaHei" w:hAnsi="Microsoft YaHei" w:eastAsia="Microsoft YaHei"/>
+          <w:b w:val="0"/>
+          <w:color w:val="000000"/>
+        </w:rPr>
+        <w:t>这里 x 定义在函数外，是全局变量；y 定义在函数内，是局部变量。</w:t>
+      </w:r>
+    </w:p>
+    <w:p>
+      <w:pPr>
+        <w:pStyle w:val="KeyPoint"/>
+        <w:shd w:fill="FFF2CC"/>
+      </w:pPr>
+      <w:r>
+        <w:rPr>
+          <w:rFonts w:ascii="Microsoft YaHei" w:hAnsi="Microsoft YaHei" w:eastAsia="Microsoft YaHei"/>
+          <w:b/>
+          <w:color w:val="C0504D"/>
+        </w:rPr>
+        <w:t>核心理解：函数内部可以读取外面的全局变量，但函数外面不能直接访问函数里的局部变量。</w:t>
+      </w:r>
+    </w:p>
+    <w:p>
+      <w:pPr>
+        <w:pStyle w:val="Heading1"/>
+      </w:pPr>
+      <w:r>
+        <w:rPr>
+          <w:rFonts w:ascii="Microsoft YaHei" w:hAnsi="Microsoft YaHei" w:eastAsia="Microsoft YaHei"/>
+          <w:b/>
+          <w:color w:val="1F4E79"/>
+          <w:sz w:val="30"/>
+        </w:rPr>
+        <w:t>二、全局变量和局部变量</w:t>
+      </w:r>
+    </w:p>
+    <w:p>
+      <w:r>
+        <w:rPr>
+          <w:rFonts w:ascii="Microsoft YaHei" w:hAnsi="Microsoft YaHei" w:eastAsia="Microsoft YaHei"/>
+          <w:b w:val="0"/>
+          <w:color w:val="000000"/>
+        </w:rPr>
+        <w:t>定义在函数外的变量通常叫全局变量，定义在函数内的变量通常叫局部变量。</w:t>
+      </w:r>
+    </w:p>
+    <w:p>
+      <w:pPr>
+        <w:pStyle w:val="CodeBlock"/>
+        <w:shd w:fill="F2F2F2"/>
+      </w:pPr>
+      <w:r>
+        <w:rPr>
+          <w:rFonts w:ascii="Consolas" w:hAnsi="Consolas" w:eastAsia="Consolas"/>
+          <w:color w:val="404040"/>
+          <w:sz w:val="20"/>
+        </w:rPr>
+        <w:t>school = "清华大学"</w:t>
+        <w:br/>
+        <w:br/>
+        <w:t>def show_school():</w:t>
+        <w:br/>
+        <w:t xml:space="preserve">    print(school)</w:t>
+        <w:br/>
+        <w:br/>
+        <w:t>def test_local():</w:t>
+        <w:br/>
+        <w:t xml:space="preserve">    local_num = 100</w:t>
+        <w:br/>
+        <w:t xml:space="preserve">    print(local_num)</w:t>
+        <w:br/>
+        <w:br/>
+        <w:t>show_school()</w:t>
+        <w:br/>
+        <w:t>test_local()</w:t>
+      </w:r>
+    </w:p>
+    <w:p>
+      <w:r>
+        <w:rPr>
+          <w:rFonts w:ascii="Microsoft YaHei" w:hAnsi="Microsoft YaHei" w:eastAsia="Microsoft YaHei"/>
+          <w:b w:val="0"/>
+          <w:color w:val="000000"/>
+        </w:rPr>
+        <w:t>show_school() 可以读取全局变量 school；test_local() 中的 local_num 只在这个函数内部有效。</w:t>
+      </w:r>
+    </w:p>
+    <w:p>
+      <w:pPr>
+        <w:pStyle w:val="KeyPoint"/>
+        <w:shd w:fill="FFF2CC"/>
+      </w:pPr>
+      <w:r>
+        <w:rPr>
+          <w:rFonts w:ascii="Microsoft YaHei" w:hAnsi="Microsoft YaHei" w:eastAsia="Microsoft YaHei"/>
+          <w:b/>
+          <w:color w:val="C0504D"/>
+        </w:rPr>
+        <w:t>写函数时，尽量让函数内部自己处理局部变量；需要交给外部继续使用的结果，用 return 返回。</w:t>
+      </w:r>
+    </w:p>
+    <w:p>
+      <w:pPr>
+        <w:pStyle w:val="Heading1"/>
+      </w:pPr>
+      <w:r>
+        <w:rPr>
+          <w:rFonts w:ascii="Microsoft YaHei" w:hAnsi="Microsoft YaHei" w:eastAsia="Microsoft YaHei"/>
+          <w:b/>
+          <w:color w:val="1F4E79"/>
+          <w:sz w:val="30"/>
+        </w:rPr>
+        <w:t>三、同名变量与遮蔽</w:t>
+      </w:r>
+    </w:p>
+    <w:p>
+      <w:r>
+        <w:rPr>
+          <w:rFonts w:ascii="Microsoft YaHei" w:hAnsi="Microsoft YaHei" w:eastAsia="Microsoft YaHei"/>
+          <w:b w:val="0"/>
+          <w:color w:val="000000"/>
+        </w:rPr>
+        <w:t>如果函数内部和函数外部有同名变量，函数内部会优先使用自己的局部变量。</w:t>
+      </w:r>
+    </w:p>
+    <w:p>
+      <w:pPr>
+        <w:pStyle w:val="CodeBlock"/>
+        <w:shd w:fill="F2F2F2"/>
+      </w:pPr>
+      <w:r>
+        <w:rPr>
+          <w:rFonts w:ascii="Consolas" w:hAnsi="Consolas" w:eastAsia="Consolas"/>
+          <w:color w:val="404040"/>
+          <w:sz w:val="20"/>
+        </w:rPr>
+        <w:t>name = "张三"</w:t>
+        <w:br/>
+        <w:br/>
+        <w:t>def show_name():</w:t>
+        <w:br/>
+        <w:t xml:space="preserve">    name = "李四"</w:t>
+        <w:br/>
+        <w:t xml:space="preserve">    print(name)</w:t>
+        <w:br/>
+        <w:br/>
+        <w:t>show_name()</w:t>
+        <w:br/>
+        <w:t>print(name)</w:t>
+      </w:r>
+    </w:p>
+    <w:p>
+      <w:r>
+        <w:rPr>
+          <w:rFonts w:ascii="Microsoft YaHei" w:hAnsi="Microsoft YaHei" w:eastAsia="Microsoft YaHei"/>
+          <w:b w:val="0"/>
+          <w:color w:val="000000"/>
+        </w:rPr>
+        <w:t>运行后会先输出 "李四"，再输出 "张三"。说明函数内部的 name 不会直接修改外部的同名变量。</w:t>
+      </w:r>
+    </w:p>
+    <w:p>
+      <w:pPr>
+        <w:pStyle w:val="KeyPoint"/>
+        <w:shd w:fill="FFF2CC"/>
+      </w:pPr>
+      <w:r>
+        <w:rPr>
+          <w:rFonts w:ascii="Microsoft YaHei" w:hAnsi="Microsoft YaHei" w:eastAsia="Microsoft YaHei"/>
+          <w:b/>
+          <w:color w:val="C0504D"/>
+        </w:rPr>
+        <w:t>可以先把它理解成：函数内部的同名变量会“遮住”外部变量。</w:t>
+      </w:r>
+    </w:p>
+    <w:p>
+      <w:pPr>
+        <w:pStyle w:val="Heading1"/>
+      </w:pPr>
+      <w:r>
+        <w:rPr>
+          <w:rFonts w:ascii="Microsoft YaHei" w:hAnsi="Microsoft YaHei" w:eastAsia="Microsoft YaHei"/>
+          <w:b/>
+          <w:color w:val="1F4E79"/>
+          <w:sz w:val="30"/>
+        </w:rPr>
+        <w:t>四、位置参数</w:t>
+      </w:r>
+    </w:p>
+    <w:p>
+      <w:r>
+        <w:rPr>
+          <w:rFonts w:ascii="Microsoft YaHei" w:hAnsi="Microsoft YaHei" w:eastAsia="Microsoft YaHei"/>
+          <w:b w:val="0"/>
+          <w:color w:val="000000"/>
+        </w:rPr>
+        <w:t>位置参数就是按顺序传值。调用时第一个实参给第一个形参，第二个实参给第二个形参。</w:t>
+      </w:r>
+    </w:p>
+    <w:p>
+      <w:pPr>
+        <w:pStyle w:val="CodeBlock"/>
+        <w:shd w:fill="F2F2F2"/>
+      </w:pPr>
+      <w:r>
+        <w:rPr>
+          <w:rFonts w:ascii="Consolas" w:hAnsi="Consolas" w:eastAsia="Consolas"/>
+          <w:color w:val="404040"/>
+          <w:sz w:val="20"/>
+        </w:rPr>
+        <w:t>def multiply(a, b):</w:t>
+        <w:br/>
+        <w:t xml:space="preserve">    return a * b</w:t>
+        <w:br/>
+        <w:br/>
+        <w:t>print(multiply(3, 4))</w:t>
+      </w:r>
+    </w:p>
+    <w:p>
+      <w:r>
+        <w:rPr>
+          <w:rFonts w:ascii="Microsoft YaHei" w:hAnsi="Microsoft YaHei" w:eastAsia="Microsoft YaHei"/>
+          <w:b w:val="0"/>
+          <w:color w:val="000000"/>
+        </w:rPr>
+        <w:t>这里 3 会传给 a，4 会传给 b。参数顺序写反，结果也可能变化。</w:t>
+      </w:r>
+    </w:p>
+    <w:p>
+      <w:pPr>
+        <w:pStyle w:val="Heading1"/>
+      </w:pPr>
+      <w:r>
+        <w:rPr>
+          <w:rFonts w:ascii="Microsoft YaHei" w:hAnsi="Microsoft YaHei" w:eastAsia="Microsoft YaHei"/>
+          <w:b/>
+          <w:color w:val="1F4E79"/>
+          <w:sz w:val="30"/>
+        </w:rPr>
+        <w:t>五、默认参数</w:t>
+      </w:r>
+    </w:p>
+    <w:p>
+      <w:r>
+        <w:rPr>
+          <w:rFonts w:ascii="Microsoft YaHei" w:hAnsi="Microsoft YaHei" w:eastAsia="Microsoft YaHei"/>
+          <w:b w:val="0"/>
+          <w:color w:val="000000"/>
+        </w:rPr>
+        <w:t>默认参数就是参数先带一个默认值。调用时如果没传，就使用默认值。</w:t>
+      </w:r>
+    </w:p>
+    <w:p>
+      <w:pPr>
+        <w:pStyle w:val="CodeBlock"/>
+        <w:shd w:fill="F2F2F2"/>
+      </w:pPr>
+      <w:r>
+        <w:rPr>
+          <w:rFonts w:ascii="Consolas" w:hAnsi="Consolas" w:eastAsia="Consolas"/>
+          <w:color w:val="404040"/>
+          <w:sz w:val="20"/>
+        </w:rPr>
+        <w:t>def power(num, exponent=2):</w:t>
+        <w:br/>
+        <w:t xml:space="preserve">    return num ** exponent</w:t>
+        <w:br/>
+        <w:br/>
+        <w:t>print(power(3))</w:t>
+        <w:br/>
+        <w:t>print(power(2, 3))</w:t>
+      </w:r>
+    </w:p>
+    <w:p>
+      <w:r>
+        <w:rPr>
+          <w:rFonts w:ascii="Microsoft YaHei" w:hAnsi="Microsoft YaHei" w:eastAsia="Microsoft YaHei"/>
+          <w:b w:val="0"/>
+          <w:color w:val="000000"/>
+        </w:rPr>
+        <w:t>power(3) 相当于计算 3 的平方；power(2, 3) 则把 exponent 改成 3，计算 2 的 3 次方。</w:t>
+      </w:r>
+    </w:p>
+    <w:p>
+      <w:pPr>
+        <w:pStyle w:val="KeyPoint"/>
+        <w:shd w:fill="FFF2CC"/>
+      </w:pPr>
+      <w:r>
+        <w:rPr>
+          <w:rFonts w:ascii="Microsoft YaHei" w:hAnsi="Microsoft YaHei" w:eastAsia="Microsoft YaHei"/>
+          <w:b/>
+          <w:color w:val="C0504D"/>
+        </w:rPr>
+        <w:t>默认参数很适合“多数时候用默认值，少数时候再改”的场景。</w:t>
+      </w:r>
+    </w:p>
+    <w:p>
+      <w:pPr>
+        <w:pStyle w:val="Heading1"/>
+      </w:pPr>
+      <w:r>
+        <w:rPr>
+          <w:rFonts w:ascii="Microsoft YaHei" w:hAnsi="Microsoft YaHei" w:eastAsia="Microsoft YaHei"/>
+          <w:b/>
+          <w:color w:val="1F4E79"/>
+          <w:sz w:val="30"/>
+        </w:rPr>
+        <w:t>六、关键字参数</w:t>
+      </w:r>
+    </w:p>
+    <w:p>
+      <w:r>
+        <w:rPr>
+          <w:rFonts w:ascii="Microsoft YaHei" w:hAnsi="Microsoft YaHei" w:eastAsia="Microsoft YaHei"/>
+          <w:b w:val="0"/>
+          <w:color w:val="000000"/>
+        </w:rPr>
+        <w:t>关键字参数是在调用函数时明确写出参数名。这样代码更清楚，参数顺序也可以变化。</w:t>
+      </w:r>
+    </w:p>
+    <w:p>
+      <w:pPr>
+        <w:pStyle w:val="CodeBlock"/>
+        <w:shd w:fill="F2F2F2"/>
+      </w:pPr>
+      <w:r>
+        <w:rPr>
+          <w:rFonts w:ascii="Consolas" w:hAnsi="Consolas" w:eastAsia="Consolas"/>
+          <w:color w:val="404040"/>
+          <w:sz w:val="20"/>
+        </w:rPr>
+        <w:t>def show_student(name, age, city):</w:t>
+        <w:br/>
+        <w:t xml:space="preserve">    print(f"{name}，{age}，{city}")</w:t>
+        <w:br/>
+        <w:br/>
+        <w:t>show_student(age=18, city="北京", name="张三")</w:t>
+      </w:r>
+    </w:p>
+    <w:p>
+      <w:r>
+        <w:rPr>
+          <w:rFonts w:ascii="Microsoft YaHei" w:hAnsi="Microsoft YaHei" w:eastAsia="Microsoft YaHei"/>
+          <w:b w:val="0"/>
+          <w:color w:val="000000"/>
+        </w:rPr>
+        <w:t>调用时虽然顺序变了，但因为写了参数名，Python 仍然能正确对应。</w:t>
+      </w:r>
+    </w:p>
+    <w:p>
+      <w:pPr>
+        <w:pStyle w:val="KeyPoint"/>
+        <w:shd w:fill="FFF2CC"/>
+      </w:pPr>
+      <w:r>
+        <w:rPr>
+          <w:rFonts w:ascii="Microsoft YaHei" w:hAnsi="Microsoft YaHei" w:eastAsia="Microsoft YaHei"/>
+          <w:b/>
+          <w:color w:val="C0504D"/>
+        </w:rPr>
+        <w:t>当参数较多时，关键字参数通常更容易读，也更不容易写错。</w:t>
+      </w:r>
+    </w:p>
+    <w:p>
+      <w:pPr>
+        <w:pStyle w:val="Heading1"/>
+      </w:pPr>
+      <w:r>
+        <w:rPr>
+          <w:rFonts w:ascii="Microsoft YaHei" w:hAnsi="Microsoft YaHei" w:eastAsia="Microsoft YaHei"/>
+          <w:b/>
+          <w:color w:val="1F4E79"/>
+          <w:sz w:val="30"/>
+        </w:rPr>
+        <w:t>七、一个函数只做一件事</w:t>
+      </w:r>
+    </w:p>
+    <w:p>
+      <w:r>
+        <w:rPr>
+          <w:rFonts w:ascii="Microsoft YaHei" w:hAnsi="Microsoft YaHei" w:eastAsia="Microsoft YaHei"/>
+          <w:b w:val="0"/>
+          <w:color w:val="000000"/>
+        </w:rPr>
+        <w:t>写函数时，尽量让每个函数只负责一个明确任务。这样代码更容易理解、修改和复用。</w:t>
+      </w:r>
+    </w:p>
+    <w:p>
+      <w:pPr>
+        <w:pStyle w:val="CodeBlock"/>
+        <w:shd w:fill="F2F2F2"/>
+      </w:pPr>
+      <w:r>
+        <w:rPr>
+          <w:rFonts w:ascii="Consolas" w:hAnsi="Consolas" w:eastAsia="Consolas"/>
+          <w:color w:val="404040"/>
+          <w:sz w:val="20"/>
+        </w:rPr>
+        <w:t>def calc_total(scores):</w:t>
+        <w:br/>
+        <w:t xml:space="preserve">    return sum(scores)</w:t>
+        <w:br/>
+        <w:br/>
+        <w:t>def calc_average(scores):</w:t>
+        <w:br/>
+        <w:t xml:space="preserve">    return sum(scores) / len(scores)</w:t>
+        <w:br/>
+        <w:br/>
+        <w:t>def count_pass(scores):</w:t>
+        <w:br/>
+        <w:t xml:space="preserve">    count = 0</w:t>
+        <w:br/>
+        <w:t xml:space="preserve">    for score in scores:</w:t>
+        <w:br/>
+        <w:t xml:space="preserve">        if score &gt;= 60:</w:t>
+        <w:br/>
+        <w:t xml:space="preserve">            count = count + 1</w:t>
+        <w:br/>
+        <w:t xml:space="preserve">    return count</w:t>
+      </w:r>
+    </w:p>
+    <w:p>
+      <w:r>
+        <w:rPr>
+          <w:rFonts w:ascii="Microsoft YaHei" w:hAnsi="Microsoft YaHei" w:eastAsia="Microsoft YaHei"/>
+          <w:b w:val="0"/>
+          <w:color w:val="000000"/>
+        </w:rPr>
+        <w:t>这里三个函数分别负责总分、平均分、及格人数，每个函数的职责都很清楚。</w:t>
+      </w:r>
+    </w:p>
+    <w:p>
+      <w:pPr>
+        <w:pStyle w:val="KeyPoint"/>
+        <w:shd w:fill="FFF2CC"/>
+      </w:pPr>
+      <w:r>
+        <w:rPr>
+          <w:rFonts w:ascii="Microsoft YaHei" w:hAnsi="Microsoft YaHei" w:eastAsia="Microsoft YaHei"/>
+          <w:b/>
+          <w:color w:val="C0504D"/>
+        </w:rPr>
+        <w:t>不要把很多不相干的逻辑都塞进同一个函数里。函数短一点、职责单一点，后面更好维护。</w:t>
+      </w:r>
+    </w:p>
+    <w:p>
+      <w:pPr>
+        <w:pStyle w:val="Heading1"/>
+      </w:pPr>
+      <w:r>
+        <w:rPr>
+          <w:rFonts w:ascii="Microsoft YaHei" w:hAnsi="Microsoft YaHei" w:eastAsia="Microsoft YaHei"/>
+          <w:b/>
+          <w:color w:val="1F4E79"/>
+          <w:sz w:val="30"/>
+        </w:rPr>
+        <w:t>八、模块化思维</w:t>
+      </w:r>
+    </w:p>
+    <w:p>
+      <w:r>
+        <w:rPr>
+          <w:rFonts w:ascii="Microsoft YaHei" w:hAnsi="Microsoft YaHei" w:eastAsia="Microsoft YaHei"/>
+          <w:b w:val="0"/>
+          <w:color w:val="000000"/>
+        </w:rPr>
+        <w:t>模块化思维就是把一个大问题拆成多个小功能，每个小功能写成一个函数。</w:t>
+      </w:r>
+    </w:p>
+    <w:p>
+      <w:pPr>
+        <w:pStyle w:val="CodeBlock"/>
+        <w:shd w:fill="F2F2F2"/>
+      </w:pPr>
+      <w:r>
+        <w:rPr>
+          <w:rFonts w:ascii="Consolas" w:hAnsi="Consolas" w:eastAsia="Consolas"/>
+          <w:color w:val="404040"/>
+          <w:sz w:val="20"/>
+        </w:rPr>
+        <w:t>scores = [88, 45, 92, 76, 59]</w:t>
+        <w:br/>
+        <w:br/>
+        <w:t>print(calc_total(scores))</w:t>
+        <w:br/>
+        <w:t>print(calc_average(scores))</w:t>
+        <w:br/>
+        <w:t>print(count_pass(scores))</w:t>
+      </w:r>
+    </w:p>
+    <w:p>
+      <w:r>
+        <w:rPr>
+          <w:rFonts w:ascii="Microsoft YaHei" w:hAnsi="Microsoft YaHei" w:eastAsia="Microsoft YaHei"/>
+          <w:b w:val="0"/>
+          <w:color w:val="000000"/>
+        </w:rPr>
+        <w:t>“成绩统计”本来是一个整体任务，但拆成多个小函数后，代码会更整齐，也更容易逐个检查。</w:t>
+      </w:r>
+    </w:p>
+    <w:p>
+      <w:pPr>
+        <w:pStyle w:val="KeyPoint"/>
+        <w:shd w:fill="FFF2CC"/>
+      </w:pPr>
+      <w:r>
+        <w:rPr>
+          <w:rFonts w:ascii="Microsoft YaHei" w:hAnsi="Microsoft YaHei" w:eastAsia="Microsoft YaHei"/>
+          <w:b/>
+          <w:color w:val="C0504D"/>
+        </w:rPr>
+        <w:t>以后写稍微复杂一点的程序时，先想“这个任务能拆成几个小函数”。</w:t>
+      </w:r>
+    </w:p>
+    <w:p>
+      <w:pPr>
+        <w:pStyle w:val="Heading1"/>
+      </w:pPr>
+      <w:r>
+        <w:rPr>
+          <w:rFonts w:ascii="Microsoft YaHei" w:hAnsi="Microsoft YaHei" w:eastAsia="Microsoft YaHei"/>
+          <w:b/>
+          <w:color w:val="1F4E79"/>
+          <w:sz w:val="30"/>
+        </w:rPr>
+        <w:t>九、函数之间可以配合</w:t>
+      </w:r>
+    </w:p>
+    <w:p>
+      <w:r>
+        <w:rPr>
+          <w:rFonts w:ascii="Microsoft YaHei" w:hAnsi="Microsoft YaHei" w:eastAsia="Microsoft YaHei"/>
+          <w:b w:val="0"/>
+          <w:color w:val="000000"/>
+        </w:rPr>
+        <w:t>函数不只是单独使用，它们还可以互相配合。一个函数可以调用另一个函数。</w:t>
+      </w:r>
+    </w:p>
+    <w:p>
+      <w:pPr>
+        <w:pStyle w:val="CodeBlock"/>
+        <w:shd w:fill="F2F2F2"/>
+      </w:pPr>
+      <w:r>
+        <w:rPr>
+          <w:rFonts w:ascii="Consolas" w:hAnsi="Consolas" w:eastAsia="Consolas"/>
+          <w:color w:val="404040"/>
+          <w:sz w:val="20"/>
+        </w:rPr>
+        <w:t>def calc_total(scores):</w:t>
+        <w:br/>
+        <w:t xml:space="preserve">    return sum(scores)</w:t>
+        <w:br/>
+        <w:br/>
+        <w:t>def calc_average(scores):</w:t>
+        <w:br/>
+        <w:t xml:space="preserve">    total = calc_total(scores)</w:t>
+        <w:br/>
+        <w:t xml:space="preserve">    return total / len(scores)</w:t>
+        <w:br/>
+        <w:br/>
+        <w:t>scores = [88, 92, 75]</w:t>
+        <w:br/>
+        <w:t>print(calc_average(scores))</w:t>
+      </w:r>
+    </w:p>
+    <w:p>
+      <w:r>
+        <w:rPr>
+          <w:rFonts w:ascii="Microsoft YaHei" w:hAnsi="Microsoft YaHei" w:eastAsia="Microsoft YaHei"/>
+          <w:b w:val="0"/>
+          <w:color w:val="000000"/>
+        </w:rPr>
+        <w:t>calc_average() 先调用 calc_total() 得到总分，再继续计算平均分。这样可以减少重复代码。</w:t>
+      </w:r>
+    </w:p>
+    <w:p>
+      <w:pPr>
+        <w:pStyle w:val="KeyPoint"/>
+        <w:shd w:fill="FFF2CC"/>
+      </w:pPr>
+      <w:r>
+        <w:rPr>
+          <w:rFonts w:ascii="Microsoft YaHei" w:hAnsi="Microsoft YaHei" w:eastAsia="Microsoft YaHei"/>
+          <w:b/>
+          <w:color w:val="C0504D"/>
+        </w:rPr>
+        <w:t>当一个小功能已经写好时，后面的函数可以直接复用它，而不是再重新写一遍。</w:t>
+      </w:r>
+    </w:p>
+    <w:p>
+      <w:pPr>
+        <w:pStyle w:val="Heading1"/>
+      </w:pPr>
+      <w:r>
+        <w:rPr>
+          <w:rFonts w:ascii="Microsoft YaHei" w:hAnsi="Microsoft YaHei" w:eastAsia="Microsoft YaHei"/>
+          <w:b/>
+          <w:color w:val="1F4E79"/>
+          <w:sz w:val="30"/>
+        </w:rPr>
+        <w:t>十、常见错误</w:t>
+      </w:r>
+    </w:p>
+    <w:p>
+      <w:r>
+        <w:rPr>
+          <w:rFonts w:ascii="Microsoft YaHei" w:hAnsi="Microsoft YaHei" w:eastAsia="Microsoft YaHei"/>
+          <w:b w:val="0"/>
+          <w:color w:val="000000"/>
+        </w:rPr>
+        <w:t>1. 在函数外直接访问局部变量。</w:t>
+      </w:r>
+    </w:p>
+    <w:p>
+      <w:pPr>
+        <w:pStyle w:val="CodeBlock"/>
+        <w:shd w:fill="F2F2F2"/>
+      </w:pPr>
+      <w:r>
+        <w:rPr>
+          <w:rFonts w:ascii="Consolas" w:hAnsi="Consolas" w:eastAsia="Consolas"/>
+          <w:color w:val="404040"/>
+          <w:sz w:val="20"/>
+        </w:rPr>
+        <w:t>def test_local():</w:t>
+        <w:br/>
+        <w:t xml:space="preserve">    local_num = 100</w:t>
+        <w:br/>
+        <w:t xml:space="preserve">    print(local_num)</w:t>
+        <w:br/>
+        <w:br/>
+        <w:t>print(local_num)  # 报错</w:t>
+      </w:r>
+    </w:p>
+    <w:p>
+      <w:r>
+        <w:rPr>
+          <w:rFonts w:ascii="Microsoft YaHei" w:hAnsi="Microsoft YaHei" w:eastAsia="Microsoft YaHei"/>
+          <w:b w:val="0"/>
+          <w:color w:val="000000"/>
+        </w:rPr>
+        <w:t>2. 忘记 return，导致函数结果拿不到外面继续使用。</w:t>
+      </w:r>
+    </w:p>
+    <w:p>
+      <w:pPr>
+        <w:pStyle w:val="CodeBlock"/>
+        <w:shd w:fill="F2F2F2"/>
+      </w:pPr>
+      <w:r>
+        <w:rPr>
+          <w:rFonts w:ascii="Consolas" w:hAnsi="Consolas" w:eastAsia="Consolas"/>
+          <w:color w:val="404040"/>
+          <w:sz w:val="20"/>
+        </w:rPr>
+        <w:t>def multiply(a, b):</w:t>
+        <w:br/>
+        <w:t xml:space="preserve">    a * b</w:t>
+        <w:br/>
+        <w:br/>
+        <w:t>result = multiply(3, 4)</w:t>
+        <w:br/>
+        <w:t>print(result)  # None</w:t>
+      </w:r>
+    </w:p>
+    <w:p>
+      <w:r>
+        <w:rPr>
+          <w:rFonts w:ascii="Microsoft YaHei" w:hAnsi="Microsoft YaHei" w:eastAsia="Microsoft YaHei"/>
+          <w:b w:val="0"/>
+          <w:color w:val="000000"/>
+        </w:rPr>
+        <w:t>3. 关键字参数把参数名写错。</w:t>
+      </w:r>
+    </w:p>
+    <w:p>
+      <w:pPr>
+        <w:pStyle w:val="CodeBlock"/>
+        <w:shd w:fill="F2F2F2"/>
+      </w:pPr>
+      <w:r>
+        <w:rPr>
+          <w:rFonts w:ascii="Consolas" w:hAnsi="Consolas" w:eastAsia="Consolas"/>
+          <w:color w:val="404040"/>
+          <w:sz w:val="20"/>
+        </w:rPr>
+        <w:t>def show_student(name, age, city):</w:t>
+        <w:br/>
+        <w:t xml:space="preserve">    print(name, age, city)</w:t>
+        <w:br/>
+        <w:br/>
+        <w:t>show_student(nam="张三", age=18, city="北京")</w:t>
+      </w:r>
+    </w:p>
+    <w:p>
+      <w:pPr>
+        <w:pStyle w:val="Heading1"/>
+      </w:pPr>
+      <w:r>
+        <w:rPr>
+          <w:rFonts w:ascii="Microsoft YaHei" w:hAnsi="Microsoft YaHei" w:eastAsia="Microsoft YaHei"/>
+          <w:b/>
+          <w:color w:val="1F4E79"/>
+          <w:sz w:val="30"/>
+        </w:rPr>
+        <w:t>十一、本节小结</w:t>
+      </w:r>
+    </w:p>
+    <w:p>
+      <w:pPr>
+        <w:pStyle w:val="ListBullet"/>
+      </w:pPr>
+      <w:r>
+        <w:rPr>
+          <w:rFonts w:ascii="Microsoft YaHei" w:hAnsi="Microsoft YaHei" w:eastAsia="Microsoft YaHei"/>
+        </w:rPr>
+        <w:t>作用域表示变量可以被访问的范围。</w:t>
+      </w:r>
+    </w:p>
+    <w:p>
+      <w:pPr>
+        <w:pStyle w:val="ListBullet"/>
+      </w:pPr>
+      <w:r>
+        <w:rPr>
+          <w:rFonts w:ascii="Microsoft YaHei" w:hAnsi="Microsoft YaHei" w:eastAsia="Microsoft YaHei"/>
+        </w:rPr>
+        <w:t>函数外定义的通常是全局变量，函数内定义的通常是局部变量。</w:t>
+      </w:r>
+    </w:p>
+    <w:p>
+      <w:pPr>
+        <w:pStyle w:val="ListBullet"/>
+      </w:pPr>
+      <w:r>
+        <w:rPr>
+          <w:rFonts w:ascii="Microsoft YaHei" w:hAnsi="Microsoft YaHei" w:eastAsia="Microsoft YaHei"/>
+        </w:rPr>
+        <w:t>函数内部可以读取全局变量，但函数外不能直接访问局部变量。</w:t>
+      </w:r>
+    </w:p>
+    <w:p>
+      <w:pPr>
+        <w:pStyle w:val="ListBullet"/>
+      </w:pPr>
+      <w:r>
+        <w:rPr>
+          <w:rFonts w:ascii="Microsoft YaHei" w:hAnsi="Microsoft YaHei" w:eastAsia="Microsoft YaHei"/>
+        </w:rPr>
+        <w:t>如果内外有同名变量，函数内部会优先使用自己的局部变量。</w:t>
+      </w:r>
+    </w:p>
+    <w:p>
+      <w:pPr>
+        <w:pStyle w:val="ListBullet"/>
+      </w:pPr>
+      <w:r>
+        <w:rPr>
+          <w:rFonts w:ascii="Microsoft YaHei" w:hAnsi="Microsoft YaHei" w:eastAsia="Microsoft YaHei"/>
+        </w:rPr>
+        <w:t>位置参数按顺序传值。</w:t>
+      </w:r>
+    </w:p>
+    <w:p>
+      <w:pPr>
+        <w:pStyle w:val="ListBullet"/>
+      </w:pPr>
+      <w:r>
+        <w:rPr>
+          <w:rFonts w:ascii="Microsoft YaHei" w:hAnsi="Microsoft YaHei" w:eastAsia="Microsoft YaHei"/>
+        </w:rPr>
+        <w:t>默认参数在没有传值时会使用默认值。</w:t>
+      </w:r>
+    </w:p>
+    <w:p>
+      <w:pPr>
+        <w:pStyle w:val="ListBullet"/>
+      </w:pPr>
+      <w:r>
+        <w:rPr>
+          <w:rFonts w:ascii="Microsoft YaHei" w:hAnsi="Microsoft YaHei" w:eastAsia="Microsoft YaHei"/>
+        </w:rPr>
+        <w:t>关键字参数可以明确指定参数名。</w:t>
+      </w:r>
+    </w:p>
+    <w:p>
+      <w:pPr>
+        <w:pStyle w:val="ListBullet"/>
+      </w:pPr>
+      <w:r>
+        <w:rPr>
+          <w:rFonts w:ascii="Microsoft YaHei" w:hAnsi="Microsoft YaHei" w:eastAsia="Microsoft YaHei"/>
+        </w:rPr>
+        <w:t>一个函数尽量只做一件事。</w:t>
+      </w:r>
+    </w:p>
+    <w:p>
+      <w:pPr>
+        <w:pStyle w:val="ListBullet"/>
+      </w:pPr>
+      <w:r>
+        <w:rPr>
+          <w:rFonts w:ascii="Microsoft YaHei" w:hAnsi="Microsoft YaHei" w:eastAsia="Microsoft YaHei"/>
+        </w:rPr>
+        <w:t>模块化思维就是把大任务拆成多个小函数。</w:t>
+      </w:r>
+    </w:p>
+    <w:p>
+      <w:pPr>
+        <w:pStyle w:val="ListBullet"/>
+      </w:pPr>
+      <w:r>
+        <w:rPr>
+          <w:rFonts w:ascii="Microsoft YaHei" w:hAnsi="Microsoft YaHei" w:eastAsia="Microsoft YaHei"/>
+        </w:rPr>
+        <w:t>函数之间可以互相调用，减少重复代码。</w:t>
+      </w:r>
+    </w:p>
+    <w:p>
+      <w:pPr>
+        <w:pStyle w:val="Heading1"/>
+      </w:pPr>
+      <w:r>
+        <w:rPr>
+          <w:rFonts w:ascii="Microsoft YaHei" w:hAnsi="Microsoft YaHei" w:eastAsia="Microsoft YaHei"/>
+          <w:b/>
+          <w:color w:val="1F4E79"/>
+          <w:sz w:val="30"/>
+        </w:rPr>
+        <w:t>十二、复习题</w:t>
+      </w:r>
+    </w:p>
+    <w:p>
+      <w:pPr>
+        <w:pStyle w:val="ListNumber"/>
+      </w:pPr>
+      <w:r>
+        <w:rPr>
+          <w:rFonts w:ascii="Microsoft YaHei" w:hAnsi="Microsoft YaHei" w:eastAsia="Microsoft YaHei"/>
+        </w:rPr>
+        <w:t>什么是作用域？</w:t>
+      </w:r>
+    </w:p>
+    <w:p>
+      <w:pPr>
+        <w:pStyle w:val="ListNumber"/>
+      </w:pPr>
+      <w:r>
+        <w:rPr>
+          <w:rFonts w:ascii="Microsoft YaHei" w:hAnsi="Microsoft YaHei" w:eastAsia="Microsoft YaHei"/>
+        </w:rPr>
+        <w:t>全局变量和局部变量有什么区别？</w:t>
+      </w:r>
+    </w:p>
+    <w:p>
+      <w:pPr>
+        <w:pStyle w:val="ListNumber"/>
+      </w:pPr>
+      <w:r>
+        <w:rPr>
+          <w:rFonts w:ascii="Microsoft YaHei" w:hAnsi="Microsoft YaHei" w:eastAsia="Microsoft YaHei"/>
+        </w:rPr>
+        <w:t>为什么函数外不能直接访问 local_num 这样的局部变量？</w:t>
+      </w:r>
+    </w:p>
+    <w:p>
+      <w:pPr>
+        <w:pStyle w:val="ListNumber"/>
+      </w:pPr>
+      <w:r>
+        <w:rPr>
+          <w:rFonts w:ascii="Microsoft YaHei" w:hAnsi="Microsoft YaHei" w:eastAsia="Microsoft YaHei"/>
+        </w:rPr>
+        <w:t>如果函数内外都有同名变量，程序会优先使用哪一个？</w:t>
+      </w:r>
+    </w:p>
+    <w:p>
+      <w:pPr>
+        <w:pStyle w:val="ListNumber"/>
+      </w:pPr>
+      <w:r>
+        <w:rPr>
+          <w:rFonts w:ascii="Microsoft YaHei" w:hAnsi="Microsoft YaHei" w:eastAsia="Microsoft YaHei"/>
+        </w:rPr>
+        <w:t>位置参数和关键字参数的区别是什么？</w:t>
+      </w:r>
+    </w:p>
+    <w:p>
+      <w:pPr>
+        <w:pStyle w:val="ListNumber"/>
+      </w:pPr>
+      <w:r>
+        <w:rPr>
+          <w:rFonts w:ascii="Microsoft YaHei" w:hAnsi="Microsoft YaHei" w:eastAsia="Microsoft YaHei"/>
+        </w:rPr>
+        <w:t>power(num, exponent=2) 中的 =2 表示什么？</w:t>
+      </w:r>
+    </w:p>
+    <w:p>
+      <w:pPr>
+        <w:pStyle w:val="ListNumber"/>
+      </w:pPr>
+      <w:r>
+        <w:rPr>
+          <w:rFonts w:ascii="Microsoft YaHei" w:hAnsi="Microsoft YaHei" w:eastAsia="Microsoft YaHei"/>
+        </w:rPr>
+        <w:t>为什么说一个函数尽量只做一件事？</w:t>
+      </w:r>
+    </w:p>
+    <w:p>
+      <w:pPr>
+        <w:pStyle w:val="ListNumber"/>
+      </w:pPr>
+      <w:r>
+        <w:rPr>
+          <w:rFonts w:ascii="Microsoft YaHei" w:hAnsi="Microsoft YaHei" w:eastAsia="Microsoft YaHei"/>
+        </w:rPr>
+        <w:t>“模块化思维”可以怎样帮助你组织代码？</w:t>
+      </w:r>
+    </w:p>
+    <w:p>
+      <w:r>
+        <w:br w:type="page"/>
+      </w:r>
+    </w:p>
+    <w:p>
+      <w:pPr>
+        <w:jc w:val="center"/>
+      </w:pPr>
+      <w:r>
+        <w:rPr>
+          <w:rFonts w:ascii="Microsoft YaHei" w:hAnsi="Microsoft YaHei" w:eastAsia="Microsoft YaHei"/>
+          <w:b/>
+          <w:color w:val="1F4E79"/>
+          <w:sz w:val="40"/>
+        </w:rPr>
+        <w:t>Python 学习笔记：第三阶段 · 第三节</w:t>
+      </w:r>
+    </w:p>
+    <w:p>
+      <w:pPr>
+        <w:jc w:val="center"/>
+      </w:pPr>
+      <w:r>
+        <w:rPr>
+          <w:rFonts w:ascii="Microsoft YaHei" w:hAnsi="Microsoft YaHei" w:eastAsia="Microsoft YaHei"/>
+          <w:color w:val="595959"/>
+          <w:sz w:val="22"/>
+        </w:rPr>
+        <w:t>主题：模块与 import</w:t>
+      </w:r>
+    </w:p>
+    <w:p>
+      <w:pPr>
+        <w:pStyle w:val="Heading1"/>
+      </w:pPr>
+      <w:r>
+        <w:rPr>
+          <w:rFonts w:ascii="Microsoft YaHei" w:hAnsi="Microsoft YaHei" w:eastAsia="Microsoft YaHei"/>
+          <w:b/>
+          <w:color w:val="1F4E79"/>
+          <w:sz w:val="30"/>
+        </w:rPr>
+        <w:t>一、什么是模块</w:t>
+      </w:r>
+    </w:p>
+    <w:p>
+      <w:r>
+        <w:rPr>
+          <w:rFonts w:ascii="Microsoft YaHei" w:hAnsi="Microsoft YaHei" w:eastAsia="Microsoft YaHei"/>
+          <w:b w:val="0"/>
+          <w:color w:val="000000"/>
+        </w:rPr>
+        <w:t>在 Python 里，一个 .py 文件就可以看成一个模块。模块可以理解为“装着函数和代码的文件”。</w:t>
+      </w:r>
+    </w:p>
+    <w:p>
+      <w:pPr>
+        <w:pStyle w:val="CodeBlock"/>
+        <w:shd w:fill="F2F2F2"/>
+      </w:pPr>
+      <w:r>
+        <w:rPr>
+          <w:rFonts w:ascii="Consolas" w:hAnsi="Consolas" w:eastAsia="Consolas"/>
+          <w:color w:val="404040"/>
+          <w:sz w:val="20"/>
+        </w:rPr>
+        <w:t>def add(a, b):</w:t>
+        <w:br/>
+        <w:t xml:space="preserve">    return a + b</w:t>
+      </w:r>
+    </w:p>
+    <w:p>
+      <w:r>
+        <w:rPr>
+          <w:rFonts w:ascii="Microsoft YaHei" w:hAnsi="Microsoft YaHei" w:eastAsia="Microsoft YaHei"/>
+          <w:b w:val="0"/>
+          <w:color w:val="000000"/>
+        </w:rPr>
+        <w:t>如果上面的代码写在 tools.py 中，那么 tools.py 就是一个模块，里面定义了 add() 函数。</w:t>
+      </w:r>
+    </w:p>
+    <w:p>
+      <w:pPr>
+        <w:pStyle w:val="KeyPoint"/>
+        <w:shd w:fill="FFF2CC"/>
+      </w:pPr>
+      <w:r>
+        <w:rPr>
+          <w:rFonts w:ascii="Microsoft YaHei" w:hAnsi="Microsoft YaHei" w:eastAsia="Microsoft YaHei"/>
+          <w:b/>
+          <w:color w:val="C0504D"/>
+        </w:rPr>
+        <w:t>核心理解：模块就是用来组织和复用代码的 Python 文件。</w:t>
+      </w:r>
+    </w:p>
+    <w:p>
+      <w:pPr>
+        <w:pStyle w:val="Heading1"/>
+      </w:pPr>
+      <w:r>
+        <w:rPr>
+          <w:rFonts w:ascii="Microsoft YaHei" w:hAnsi="Microsoft YaHei" w:eastAsia="Microsoft YaHei"/>
+          <w:b/>
+          <w:color w:val="1F4E79"/>
+          <w:sz w:val="30"/>
+        </w:rPr>
+        <w:t>二、为什么要使用模块</w:t>
+      </w:r>
+    </w:p>
+    <w:p>
+      <w:r>
+        <w:rPr>
+          <w:rFonts w:ascii="Microsoft YaHei" w:hAnsi="Microsoft YaHei" w:eastAsia="Microsoft YaHei"/>
+          <w:b w:val="0"/>
+          <w:color w:val="000000"/>
+        </w:rPr>
+        <w:t>当程序变大时，不适合把所有内容都写在一个文件里。可以把不同功能拆到不同模块中。</w:t>
+      </w:r>
+    </w:p>
+    <w:p>
+      <w:pPr>
+        <w:pStyle w:val="CodeBlock"/>
+        <w:shd w:fill="F2F2F2"/>
+      </w:pPr>
+      <w:r>
+        <w:rPr>
+          <w:rFonts w:ascii="Consolas" w:hAnsi="Consolas" w:eastAsia="Consolas"/>
+          <w:color w:val="404040"/>
+          <w:sz w:val="20"/>
+        </w:rPr>
+        <w:t># 成绩统计函数放一个文件</w:t>
+        <w:br/>
+        <w:t># 字符串处理函数放一个文件</w:t>
+        <w:br/>
+        <w:t># 主程序再放一个文件</w:t>
+      </w:r>
+    </w:p>
+    <w:p>
+      <w:r>
+        <w:rPr>
+          <w:rFonts w:ascii="Microsoft YaHei" w:hAnsi="Microsoft YaHei" w:eastAsia="Microsoft YaHei"/>
+          <w:b w:val="0"/>
+          <w:color w:val="000000"/>
+        </w:rPr>
+        <w:t>这样做以后，代码会更清楚，也更容易维护和复用。</w:t>
+      </w:r>
+    </w:p>
+    <w:p>
+      <w:pPr>
+        <w:pStyle w:val="KeyPoint"/>
+        <w:shd w:fill="FFF2CC"/>
+      </w:pPr>
+      <w:r>
+        <w:rPr>
+          <w:rFonts w:ascii="Microsoft YaHei" w:hAnsi="Microsoft YaHei" w:eastAsia="Microsoft YaHei"/>
+          <w:b/>
+          <w:color w:val="C0504D"/>
+        </w:rPr>
+        <w:t>这就是前面学过的“模块化思维”在文件层面的应用。</w:t>
+      </w:r>
+    </w:p>
+    <w:p>
+      <w:pPr>
+        <w:pStyle w:val="Heading1"/>
+      </w:pPr>
+      <w:r>
+        <w:rPr>
+          <w:rFonts w:ascii="Microsoft YaHei" w:hAnsi="Microsoft YaHei" w:eastAsia="Microsoft YaHei"/>
+          <w:b/>
+          <w:color w:val="1F4E79"/>
+          <w:sz w:val="30"/>
+        </w:rPr>
+        <w:t>三、import 是什么</w:t>
+      </w:r>
+    </w:p>
+    <w:p>
+      <w:r>
+        <w:rPr>
+          <w:rFonts w:ascii="Microsoft YaHei" w:hAnsi="Microsoft YaHei" w:eastAsia="Microsoft YaHei"/>
+          <w:b w:val="0"/>
+          <w:color w:val="000000"/>
+        </w:rPr>
+        <w:t>import 的作用是：把别的模块里的内容拿过来使用。</w:t>
+      </w:r>
+    </w:p>
+    <w:p>
+      <w:pPr>
+        <w:pStyle w:val="CodeBlock"/>
+        <w:shd w:fill="F2F2F2"/>
+      </w:pPr>
+      <w:r>
+        <w:rPr>
+          <w:rFonts w:ascii="Consolas" w:hAnsi="Consolas" w:eastAsia="Consolas"/>
+          <w:color w:val="404040"/>
+          <w:sz w:val="20"/>
+        </w:rPr>
+        <w:t>import tools</w:t>
+        <w:br/>
+        <w:br/>
+        <w:t>print(tools.add(10, 20))</w:t>
+      </w:r>
+    </w:p>
+    <w:p>
+      <w:r>
+        <w:rPr>
+          <w:rFonts w:ascii="Microsoft YaHei" w:hAnsi="Microsoft YaHei" w:eastAsia="Microsoft YaHei"/>
+          <w:b w:val="0"/>
+          <w:color w:val="000000"/>
+        </w:rPr>
+        <w:t>这里 import tools 表示导入 tools 模块，tools.add(10, 20) 表示调用模块中的 add() 函数。</w:t>
+      </w:r>
+    </w:p>
+    <w:p>
+      <w:pPr>
+        <w:pStyle w:val="Heading1"/>
+      </w:pPr>
+      <w:r>
+        <w:rPr>
+          <w:rFonts w:ascii="Microsoft YaHei" w:hAnsi="Microsoft YaHei" w:eastAsia="Microsoft YaHei"/>
+          <w:b/>
+          <w:color w:val="1F4E79"/>
+          <w:sz w:val="30"/>
+        </w:rPr>
+        <w:t>四、为什么调用时要写模块名</w:t>
+      </w:r>
+    </w:p>
+    <w:p>
+      <w:r>
+        <w:rPr>
+          <w:rFonts w:ascii="Microsoft YaHei" w:hAnsi="Microsoft YaHei" w:eastAsia="Microsoft YaHei"/>
+          <w:b w:val="0"/>
+          <w:color w:val="000000"/>
+        </w:rPr>
+        <w:t>写成 tools.add() 的好处是来源清楚。看到代码时，你能知道这个函数来自哪个模块。</w:t>
+      </w:r>
+    </w:p>
+    <w:p>
+      <w:pPr>
+        <w:pStyle w:val="CodeBlock"/>
+        <w:shd w:fill="F2F2F2"/>
+      </w:pPr>
+      <w:r>
+        <w:rPr>
+          <w:rFonts w:ascii="Consolas" w:hAnsi="Consolas" w:eastAsia="Consolas"/>
+          <w:color w:val="404040"/>
+          <w:sz w:val="20"/>
+        </w:rPr>
+        <w:t>import tools</w:t>
+        <w:br/>
+        <w:br/>
+        <w:t>result = tools.add(3, 5)</w:t>
+        <w:br/>
+        <w:t>print(result)</w:t>
+      </w:r>
+    </w:p>
+    <w:p>
+      <w:r>
+        <w:rPr>
+          <w:rFonts w:ascii="Microsoft YaHei" w:hAnsi="Microsoft YaHei" w:eastAsia="Microsoft YaHei"/>
+          <w:b w:val="0"/>
+          <w:color w:val="000000"/>
+        </w:rPr>
+        <w:t>如果多个模块里都有同名函数，带上模块名就不容易混乱。</w:t>
+      </w:r>
+    </w:p>
+    <w:p>
+      <w:pPr>
+        <w:pStyle w:val="KeyPoint"/>
+        <w:shd w:fill="FFF2CC"/>
+      </w:pPr>
+      <w:r>
+        <w:rPr>
+          <w:rFonts w:ascii="Microsoft YaHei" w:hAnsi="Microsoft YaHei" w:eastAsia="Microsoft YaHei"/>
+          <w:b/>
+          <w:color w:val="C0504D"/>
+        </w:rPr>
+        <w:t>对初学者来说，import 模块名 再用 模块名.函数名 的写法更容易理解。</w:t>
+      </w:r>
+    </w:p>
+    <w:p>
+      <w:pPr>
+        <w:pStyle w:val="Heading1"/>
+      </w:pPr>
+      <w:r>
+        <w:rPr>
+          <w:rFonts w:ascii="Microsoft YaHei" w:hAnsi="Microsoft YaHei" w:eastAsia="Microsoft YaHei"/>
+          <w:b/>
+          <w:color w:val="1F4E79"/>
+          <w:sz w:val="30"/>
+        </w:rPr>
+        <w:t>五、from ... import ...</w:t>
+      </w:r>
+    </w:p>
+    <w:p>
+      <w:r>
+        <w:rPr>
+          <w:rFonts w:ascii="Microsoft YaHei" w:hAnsi="Microsoft YaHei" w:eastAsia="Microsoft YaHei"/>
+          <w:b w:val="0"/>
+          <w:color w:val="000000"/>
+        </w:rPr>
+        <w:t>除了 import tools 这种写法，还可以只导入模块里的某个函数。</w:t>
+      </w:r>
+    </w:p>
+    <w:p>
+      <w:pPr>
+        <w:pStyle w:val="CodeBlock"/>
+        <w:shd w:fill="F2F2F2"/>
+      </w:pPr>
+      <w:r>
+        <w:rPr>
+          <w:rFonts w:ascii="Consolas" w:hAnsi="Consolas" w:eastAsia="Consolas"/>
+          <w:color w:val="404040"/>
+          <w:sz w:val="20"/>
+        </w:rPr>
+        <w:t>from tools import add</w:t>
+        <w:br/>
+        <w:br/>
+        <w:t>print(add(10, 20))</w:t>
+      </w:r>
+    </w:p>
+    <w:p>
+      <w:r>
+        <w:rPr>
+          <w:rFonts w:ascii="Microsoft YaHei" w:hAnsi="Microsoft YaHei" w:eastAsia="Microsoft YaHei"/>
+          <w:b w:val="0"/>
+          <w:color w:val="000000"/>
+        </w:rPr>
+        <w:t>这样调用时可以直接写 add()，不需要再写 tools.。</w:t>
+      </w:r>
+    </w:p>
+    <w:p>
+      <w:pPr>
+        <w:pStyle w:val="KeyPoint"/>
+        <w:shd w:fill="FFF2CC"/>
+      </w:pPr>
+      <w:r>
+        <w:rPr>
+          <w:rFonts w:ascii="Microsoft YaHei" w:hAnsi="Microsoft YaHei" w:eastAsia="Microsoft YaHei"/>
+          <w:b/>
+          <w:color w:val="C0504D"/>
+        </w:rPr>
+        <w:t>这种写法更短，但初学阶段更推荐先熟悉带模块名前缀的写法。</w:t>
+      </w:r>
+    </w:p>
+    <w:p>
+      <w:pPr>
+        <w:pStyle w:val="Heading1"/>
+      </w:pPr>
+      <w:r>
+        <w:rPr>
+          <w:rFonts w:ascii="Microsoft YaHei" w:hAnsi="Microsoft YaHei" w:eastAsia="Microsoft YaHei"/>
+          <w:b/>
+          <w:color w:val="1F4E79"/>
+          <w:sz w:val="30"/>
+        </w:rPr>
+        <w:t>六、两种导入方式对比</w:t>
+      </w:r>
+    </w:p>
+    <w:tbl>
+      <w:tblPr>
+        <w:tblStyle w:val="TableGrid"/>
+        <w:tblW w:type="auto" w:w="0"/>
+        <w:tblLook w:firstColumn="1" w:firstRow="1" w:lastColumn="0" w:lastRow="0" w:noHBand="0" w:noVBand="1" w:val="04A0"/>
+      </w:tblPr>
+      <w:tblGrid>
+        <w:gridCol w:w="2880"/>
+        <w:gridCol w:w="2880"/>
+        <w:gridCol w:w="2880"/>
+      </w:tblGrid>
+      <w:tr>
+        <w:tc>
+          <w:tcPr>
+            <w:tcW w:type="dxa" w:w="2880"/>
+          </w:tcPr>
+          <w:p>
+            <w:pPr>
+              <w:shd w:fill="4472C4"/>
+            </w:pPr>
+            <w:r>
+              <w:rPr>
+                <w:rFonts w:ascii="Microsoft YaHei" w:hAnsi="Microsoft YaHei" w:eastAsia="Microsoft YaHei"/>
+                <w:b/>
+                <w:color w:val="FFFFFF"/>
+              </w:rPr>
+              <w:t>写法</w:t>
+            </w:r>
+          </w:p>
+        </w:tc>
+        <w:tc>
+          <w:tcPr>
+            <w:tcW w:type="dxa" w:w="2880"/>
+          </w:tcPr>
+          <w:p>
+            <w:pPr>
+              <w:shd w:fill="4472C4"/>
+            </w:pPr>
+            <w:r>
+              <w:rPr>
+                <w:rFonts w:ascii="Microsoft YaHei" w:hAnsi="Microsoft YaHei" w:eastAsia="Microsoft YaHei"/>
+                <w:b/>
+                <w:color w:val="FFFFFF"/>
+              </w:rPr>
+              <w:t>示例</w:t>
+            </w:r>
+          </w:p>
+        </w:tc>
+        <w:tc>
+          <w:tcPr>
+            <w:tcW w:type="dxa" w:w="2880"/>
+          </w:tcPr>
+          <w:p>
+            <w:pPr>
+              <w:shd w:fill="4472C4"/>
+            </w:pPr>
+            <w:r>
+              <w:rPr>
+                <w:rFonts w:ascii="Microsoft YaHei" w:hAnsi="Microsoft YaHei" w:eastAsia="Microsoft YaHei"/>
+                <w:b/>
+                <w:color w:val="FFFFFF"/>
+              </w:rPr>
+              <w:t>特点</w:t>
+            </w:r>
+          </w:p>
+        </w:tc>
+      </w:tr>
+      <w:tr>
+        <w:tc>
+          <w:tcPr>
+            <w:tcW w:type="dxa" w:w="2880"/>
+          </w:tcPr>
+          <w:p>
+            <w:r>
+              <w:rPr>
+                <w:rFonts w:ascii="Microsoft YaHei" w:hAnsi="Microsoft YaHei" w:eastAsia="Microsoft YaHei"/>
+              </w:rPr>
+              <w:t>import 模块</w:t>
+            </w:r>
+          </w:p>
+        </w:tc>
+        <w:tc>
+          <w:tcPr>
+            <w:tcW w:type="dxa" w:w="2880"/>
+          </w:tcPr>
+          <w:p>
+            <w:r>
+              <w:rPr>
+                <w:rFonts w:ascii="Microsoft YaHei" w:hAnsi="Microsoft YaHei" w:eastAsia="Microsoft YaHei"/>
+              </w:rPr>
+              <w:t>import tools</w:t>
+            </w:r>
+          </w:p>
+        </w:tc>
+        <w:tc>
+          <w:tcPr>
+            <w:tcW w:type="dxa" w:w="2880"/>
+          </w:tcPr>
+          <w:p>
+            <w:r>
+              <w:rPr>
+                <w:rFonts w:ascii="Microsoft YaHei" w:hAnsi="Microsoft YaHei" w:eastAsia="Microsoft YaHei"/>
+              </w:rPr>
+              <w:t>来源清楚，调用时写 tools.add()</w:t>
+            </w:r>
+          </w:p>
+        </w:tc>
+      </w:tr>
+      <w:tr>
+        <w:tc>
+          <w:tcPr>
+            <w:tcW w:type="dxa" w:w="2880"/>
+          </w:tcPr>
+          <w:p>
+            <w:r>
+              <w:rPr>
+                <w:rFonts w:ascii="Microsoft YaHei" w:hAnsi="Microsoft YaHei" w:eastAsia="Microsoft YaHei"/>
+              </w:rPr>
+              <w:t>from 模块 import 函数</w:t>
+            </w:r>
+          </w:p>
+        </w:tc>
+        <w:tc>
+          <w:tcPr>
+            <w:tcW w:type="dxa" w:w="2880"/>
+          </w:tcPr>
+          <w:p>
+            <w:r>
+              <w:rPr>
+                <w:rFonts w:ascii="Microsoft YaHei" w:hAnsi="Microsoft YaHei" w:eastAsia="Microsoft YaHei"/>
+              </w:rPr>
+              <w:t>from tools import add</w:t>
+            </w:r>
+          </w:p>
+        </w:tc>
+        <w:tc>
+          <w:tcPr>
+            <w:tcW w:type="dxa" w:w="2880"/>
+          </w:tcPr>
+          <w:p>
+            <w:r>
+              <w:rPr>
+                <w:rFonts w:ascii="Microsoft YaHei" w:hAnsi="Microsoft YaHei" w:eastAsia="Microsoft YaHei"/>
+              </w:rPr>
+              <w:t>写法更短，可以直接写 add()</w:t>
+            </w:r>
+          </w:p>
+        </w:tc>
+      </w:tr>
+    </w:tbl>
+    <w:p>
+      <w:pPr>
+        <w:pStyle w:val="Heading1"/>
+      </w:pPr>
+      <w:r>
+        <w:rPr>
+          <w:rFonts w:ascii="Microsoft YaHei" w:hAnsi="Microsoft YaHei" w:eastAsia="Microsoft YaHei"/>
+          <w:b/>
+          <w:color w:val="1F4E79"/>
+          <w:sz w:val="30"/>
+        </w:rPr>
+        <w:t>七、标准库模块</w:t>
+      </w:r>
+    </w:p>
+    <w:p>
+      <w:r>
+        <w:rPr>
+          <w:rFonts w:ascii="Microsoft YaHei" w:hAnsi="Microsoft YaHei" w:eastAsia="Microsoft YaHei"/>
+          <w:b w:val="0"/>
+          <w:color w:val="000000"/>
+        </w:rPr>
+        <w:t>Python 自带很多现成模块，叫标准库。它们不需要自己写，直接 import 就可以使用。</w:t>
+      </w:r>
+    </w:p>
+    <w:p>
+      <w:pPr>
+        <w:pStyle w:val="CodeBlock"/>
+        <w:shd w:fill="F2F2F2"/>
+      </w:pPr>
+      <w:r>
+        <w:rPr>
+          <w:rFonts w:ascii="Consolas" w:hAnsi="Consolas" w:eastAsia="Consolas"/>
+          <w:color w:val="404040"/>
+          <w:sz w:val="20"/>
+        </w:rPr>
+        <w:t>import math</w:t>
+        <w:br/>
+        <w:br/>
+        <w:t>print(math.sqrt(25))</w:t>
+        <w:br/>
+        <w:t>print(math.pi)</w:t>
+      </w:r>
+    </w:p>
+    <w:p>
+      <w:r>
+        <w:rPr>
+          <w:rFonts w:ascii="Microsoft YaHei" w:hAnsi="Microsoft YaHei" w:eastAsia="Microsoft YaHei"/>
+          <w:b w:val="0"/>
+          <w:color w:val="000000"/>
+        </w:rPr>
+        <w:t>math.sqrt(25) 用来求平方根，math.pi 表示圆周率。</w:t>
+      </w:r>
+    </w:p>
+    <w:p>
+      <w:pPr>
+        <w:pStyle w:val="CodeBlock"/>
+        <w:shd w:fill="F2F2F2"/>
+      </w:pPr>
+      <w:r>
+        <w:rPr>
+          <w:rFonts w:ascii="Consolas" w:hAnsi="Consolas" w:eastAsia="Consolas"/>
+          <w:color w:val="404040"/>
+          <w:sz w:val="20"/>
+        </w:rPr>
+        <w:t>import random</w:t>
+        <w:br/>
+        <w:br/>
+        <w:t>print(random.randint(1, 10))</w:t>
+      </w:r>
+    </w:p>
+    <w:p>
+      <w:r>
+        <w:rPr>
+          <w:rFonts w:ascii="Microsoft YaHei" w:hAnsi="Microsoft YaHei" w:eastAsia="Microsoft YaHei"/>
+          <w:b w:val="0"/>
+          <w:color w:val="000000"/>
+        </w:rPr>
+        <w:t>random.randint(1, 10) 表示随机生成 1 到 10 之间的整数。</w:t>
+      </w:r>
+    </w:p>
+    <w:p>
+      <w:pPr>
+        <w:pStyle w:val="KeyPoint"/>
+        <w:shd w:fill="FFF2CC"/>
+      </w:pPr>
+      <w:r>
+        <w:rPr>
+          <w:rFonts w:ascii="Microsoft YaHei" w:hAnsi="Microsoft YaHei" w:eastAsia="Microsoft YaHei"/>
+          <w:b/>
+          <w:color w:val="C0504D"/>
+        </w:rPr>
+        <w:t>标准库就是 Python 已经帮你准备好的工具箱。</w:t>
+      </w:r>
+    </w:p>
+    <w:p>
+      <w:pPr>
+        <w:pStyle w:val="Heading1"/>
+      </w:pPr>
+      <w:r>
+        <w:rPr>
+          <w:rFonts w:ascii="Microsoft YaHei" w:hAnsi="Microsoft YaHei" w:eastAsia="Microsoft YaHei"/>
+          <w:b/>
+          <w:color w:val="1F4E79"/>
+          <w:sz w:val="30"/>
+        </w:rPr>
+        <w:t>八、自己写模块</w:t>
+      </w:r>
+    </w:p>
+    <w:p>
+      <w:r>
+        <w:rPr>
+          <w:rFonts w:ascii="Microsoft YaHei" w:hAnsi="Microsoft YaHei" w:eastAsia="Microsoft YaHei"/>
+          <w:b w:val="0"/>
+          <w:color w:val="000000"/>
+        </w:rPr>
+        <w:t>你也可以自己创建模块，把常用函数放进去，然后在别的文件中导入使用。</w:t>
+      </w:r>
+    </w:p>
+    <w:p>
+      <w:pPr>
+        <w:pStyle w:val="CodeBlock"/>
+        <w:shd w:fill="F2F2F2"/>
+      </w:pPr>
+      <w:r>
+        <w:rPr>
+          <w:rFonts w:ascii="Consolas" w:hAnsi="Consolas" w:eastAsia="Consolas"/>
+          <w:color w:val="404040"/>
+          <w:sz w:val="20"/>
+        </w:rPr>
+        <w:t>def add(a, b):</w:t>
+        <w:br/>
+        <w:t xml:space="preserve">    return a + b</w:t>
+        <w:br/>
+        <w:br/>
+        <w:t>def subtract(a, b):</w:t>
+        <w:br/>
+        <w:t xml:space="preserve">    return a - b</w:t>
+        <w:br/>
+        <w:br/>
+        <w:t>def say_hello(name):</w:t>
+        <w:br/>
+        <w:t xml:space="preserve">    print(f"你好，{name}")</w:t>
+      </w:r>
+    </w:p>
+    <w:p>
+      <w:r>
+        <w:rPr>
+          <w:rFonts w:ascii="Microsoft YaHei" w:hAnsi="Microsoft YaHei" w:eastAsia="Microsoft YaHei"/>
+          <w:b w:val="0"/>
+          <w:color w:val="000000"/>
+        </w:rPr>
+        <w:t>比如把这些函数写在 my_tools.py 中，再在主程序文件里 import my_tools，就能重复使用这些函数。</w:t>
+      </w:r>
+    </w:p>
+    <w:p>
+      <w:pPr>
+        <w:pStyle w:val="KeyPoint"/>
+        <w:shd w:fill="FFF2CC"/>
+      </w:pPr>
+      <w:r>
+        <w:rPr>
+          <w:rFonts w:ascii="Microsoft YaHei" w:hAnsi="Microsoft YaHei" w:eastAsia="Microsoft YaHei"/>
+          <w:b/>
+          <w:color w:val="C0504D"/>
+        </w:rPr>
+        <w:t>自己写模块，是把“写函数”进一步升级成“写可复用的工具文件”。</w:t>
+      </w:r>
+    </w:p>
+    <w:p>
+      <w:pPr>
+        <w:pStyle w:val="Heading1"/>
+      </w:pPr>
+      <w:r>
+        <w:rPr>
+          <w:rFonts w:ascii="Microsoft YaHei" w:hAnsi="Microsoft YaHei" w:eastAsia="Microsoft YaHei"/>
+          <w:b/>
+          <w:color w:val="1F4E79"/>
+          <w:sz w:val="30"/>
+        </w:rPr>
+        <w:t>九、if __name__ == '__main__'</w:t>
+      </w:r>
+    </w:p>
+    <w:p>
+      <w:r>
+        <w:rPr>
+          <w:rFonts w:ascii="Microsoft YaHei" w:hAnsi="Microsoft YaHei" w:eastAsia="Microsoft YaHei"/>
+          <w:b w:val="0"/>
+          <w:color w:val="000000"/>
+        </w:rPr>
+        <w:t>以后你会经常看到 if __name__ == '__main__'。它常用来区分：当前文件是被直接运行，还是被别的文件导入。</w:t>
+      </w:r>
+    </w:p>
+    <w:p>
+      <w:pPr>
+        <w:pStyle w:val="CodeBlock"/>
+        <w:shd w:fill="F2F2F2"/>
+      </w:pPr>
+      <w:r>
+        <w:rPr>
+          <w:rFonts w:ascii="Consolas" w:hAnsi="Consolas" w:eastAsia="Consolas"/>
+          <w:color w:val="404040"/>
+          <w:sz w:val="20"/>
+        </w:rPr>
+        <w:t>def add(a, b):</w:t>
+        <w:br/>
+        <w:t xml:space="preserve">    return a + b</w:t>
+        <w:br/>
+        <w:br/>
+        <w:t>if __name__ == "__main__":</w:t>
+        <w:br/>
+        <w:t xml:space="preserve">    print("主程序正在运行")</w:t>
+        <w:br/>
+        <w:t xml:space="preserve">    print(add(10, 20))</w:t>
+      </w:r>
+    </w:p>
+    <w:p>
+      <w:r>
+        <w:rPr>
+          <w:rFonts w:ascii="Microsoft YaHei" w:hAnsi="Microsoft YaHei" w:eastAsia="Microsoft YaHei"/>
+          <w:b w:val="0"/>
+          <w:color w:val="000000"/>
+        </w:rPr>
+        <w:t>直接运行这个文件时，这段代码会执行；如果这个文件只是被 import，这里的代码通常不会自动执行。</w:t>
+      </w:r>
+    </w:p>
+    <w:p>
+      <w:pPr>
+        <w:pStyle w:val="KeyPoint"/>
+        <w:shd w:fill="FFF2CC"/>
+      </w:pPr>
+      <w:r>
+        <w:rPr>
+          <w:rFonts w:ascii="Microsoft YaHei" w:hAnsi="Microsoft YaHei" w:eastAsia="Microsoft YaHei"/>
+          <w:b/>
+          <w:color w:val="C0504D"/>
+        </w:rPr>
+        <w:t>现阶段先记住它的作用：放测试代码、主程序入口代码。</w:t>
+      </w:r>
+    </w:p>
+    <w:p>
+      <w:pPr>
+        <w:pStyle w:val="Heading1"/>
+      </w:pPr>
+      <w:r>
+        <w:rPr>
+          <w:rFonts w:ascii="Microsoft YaHei" w:hAnsi="Microsoft YaHei" w:eastAsia="Microsoft YaHei"/>
+          <w:b/>
+          <w:color w:val="1F4E79"/>
+          <w:sz w:val="30"/>
+        </w:rPr>
+        <w:t>十、常见错误</w:t>
+      </w:r>
+    </w:p>
+    <w:p>
+      <w:r>
+        <w:rPr>
+          <w:rFonts w:ascii="Microsoft YaHei" w:hAnsi="Microsoft YaHei" w:eastAsia="Microsoft YaHei"/>
+          <w:b w:val="0"/>
+          <w:color w:val="000000"/>
+        </w:rPr>
+        <w:t>1. 模块名写错。</w:t>
+      </w:r>
+    </w:p>
+    <w:p>
+      <w:pPr>
+        <w:pStyle w:val="CodeBlock"/>
+        <w:shd w:fill="F2F2F2"/>
+      </w:pPr>
+      <w:r>
+        <w:rPr>
+          <w:rFonts w:ascii="Consolas" w:hAnsi="Consolas" w:eastAsia="Consolas"/>
+          <w:color w:val="404040"/>
+          <w:sz w:val="20"/>
+        </w:rPr>
+        <w:t>import my_tool   # 实际文件名是 my_tools.py</w:t>
+      </w:r>
+    </w:p>
+    <w:p>
+      <w:r>
+        <w:rPr>
+          <w:rFonts w:ascii="Microsoft YaHei" w:hAnsi="Microsoft YaHei" w:eastAsia="Microsoft YaHei"/>
+          <w:b w:val="0"/>
+          <w:color w:val="000000"/>
+        </w:rPr>
+        <w:t>2. 使用 import tools 后，调用时忘了写模块名。</w:t>
+      </w:r>
+    </w:p>
+    <w:p>
+      <w:pPr>
+        <w:pStyle w:val="CodeBlock"/>
+        <w:shd w:fill="F2F2F2"/>
+      </w:pPr>
+      <w:r>
+        <w:rPr>
+          <w:rFonts w:ascii="Consolas" w:hAnsi="Consolas" w:eastAsia="Consolas"/>
+          <w:color w:val="404040"/>
+          <w:sz w:val="20"/>
+        </w:rPr>
+        <w:t>import tools</w:t>
+        <w:br/>
+        <w:br/>
+        <w:t>add(10, 20)        # 错误</w:t>
+        <w:br/>
+        <w:t>tools.add(10, 20)  # 正确</w:t>
+      </w:r>
+    </w:p>
+    <w:p>
+      <w:r>
+        <w:rPr>
+          <w:rFonts w:ascii="Microsoft YaHei" w:hAnsi="Microsoft YaHei" w:eastAsia="Microsoft YaHei"/>
+          <w:b w:val="0"/>
+          <w:color w:val="000000"/>
+        </w:rPr>
+        <w:t>3. 对没有 return 的函数再套一层 print，导致输出 None。</w:t>
+      </w:r>
+    </w:p>
+    <w:p>
+      <w:pPr>
+        <w:pStyle w:val="CodeBlock"/>
+        <w:shd w:fill="F2F2F2"/>
+      </w:pPr>
+      <w:r>
+        <w:rPr>
+          <w:rFonts w:ascii="Consolas" w:hAnsi="Consolas" w:eastAsia="Consolas"/>
+          <w:color w:val="404040"/>
+          <w:sz w:val="20"/>
+        </w:rPr>
+        <w:t>print(my_tools.say_hello("张三"))   # 会多输出一个 None</w:t>
+      </w:r>
+    </w:p>
+    <w:p>
+      <w:pPr>
+        <w:pStyle w:val="Heading1"/>
+      </w:pPr>
+      <w:r>
+        <w:rPr>
+          <w:rFonts w:ascii="Microsoft YaHei" w:hAnsi="Microsoft YaHei" w:eastAsia="Microsoft YaHei"/>
+          <w:b/>
+          <w:color w:val="1F4E79"/>
+          <w:sz w:val="30"/>
+        </w:rPr>
+        <w:t>十一、本节小结</w:t>
+      </w:r>
+    </w:p>
+    <w:p>
+      <w:pPr>
+        <w:pStyle w:val="ListBullet"/>
+      </w:pPr>
+      <w:r>
+        <w:rPr>
+          <w:rFonts w:ascii="Microsoft YaHei" w:hAnsi="Microsoft YaHei" w:eastAsia="Microsoft YaHei"/>
+        </w:rPr>
+        <w:t>一个 .py 文件就可以看成一个模块。</w:t>
+      </w:r>
+    </w:p>
+    <w:p>
+      <w:pPr>
+        <w:pStyle w:val="ListBullet"/>
+      </w:pPr>
+      <w:r>
+        <w:rPr>
+          <w:rFonts w:ascii="Microsoft YaHei" w:hAnsi="Microsoft YaHei" w:eastAsia="Microsoft YaHei"/>
+        </w:rPr>
+        <w:t>模块可以帮助我们拆分、组织和复用代码。</w:t>
+      </w:r>
+    </w:p>
+    <w:p>
+      <w:pPr>
+        <w:pStyle w:val="ListBullet"/>
+      </w:pPr>
+      <w:r>
+        <w:rPr>
+          <w:rFonts w:ascii="Microsoft YaHei" w:hAnsi="Microsoft YaHei" w:eastAsia="Microsoft YaHei"/>
+        </w:rPr>
+        <w:t>import 的作用是导入模块。</w:t>
+      </w:r>
+    </w:p>
+    <w:p>
+      <w:pPr>
+        <w:pStyle w:val="ListBullet"/>
+      </w:pPr>
+      <w:r>
+        <w:rPr>
+          <w:rFonts w:ascii="Microsoft YaHei" w:hAnsi="Microsoft YaHei" w:eastAsia="Microsoft YaHei"/>
+        </w:rPr>
+        <w:t>import tools 后，调用函数要写 tools.add() 这样的形式。</w:t>
+      </w:r>
+    </w:p>
+    <w:p>
+      <w:pPr>
+        <w:pStyle w:val="ListBullet"/>
+      </w:pPr>
+      <w:r>
+        <w:rPr>
+          <w:rFonts w:ascii="Microsoft YaHei" w:hAnsi="Microsoft YaHei" w:eastAsia="Microsoft YaHei"/>
+        </w:rPr>
+        <w:t>from tools import add 可以直接使用 add()。</w:t>
+      </w:r>
+    </w:p>
+    <w:p>
+      <w:pPr>
+        <w:pStyle w:val="ListBullet"/>
+      </w:pPr>
+      <w:r>
+        <w:rPr>
+          <w:rFonts w:ascii="Microsoft YaHei" w:hAnsi="Microsoft YaHei" w:eastAsia="Microsoft YaHei"/>
+        </w:rPr>
+        <w:t>Python 自带很多标准库模块，例如 math 和 random。</w:t>
+      </w:r>
+    </w:p>
+    <w:p>
+      <w:pPr>
+        <w:pStyle w:val="ListBullet"/>
+      </w:pPr>
+      <w:r>
+        <w:rPr>
+          <w:rFonts w:ascii="Microsoft YaHei" w:hAnsi="Microsoft YaHei" w:eastAsia="Microsoft YaHei"/>
+        </w:rPr>
+        <w:t>自己也可以编写模块，比如 my_tools.py。</w:t>
+      </w:r>
+    </w:p>
+    <w:p>
+      <w:pPr>
+        <w:pStyle w:val="ListBullet"/>
+      </w:pPr>
+      <w:r>
+        <w:rPr>
+          <w:rFonts w:ascii="Microsoft YaHei" w:hAnsi="Microsoft YaHei" w:eastAsia="Microsoft YaHei"/>
+        </w:rPr>
+        <w:t>if __name__ == '__main__' 常用来放主程序入口或测试代码。</w:t>
+      </w:r>
+    </w:p>
+    <w:p>
+      <w:pPr>
+        <w:pStyle w:val="Heading1"/>
+      </w:pPr>
+      <w:r>
+        <w:rPr>
+          <w:rFonts w:ascii="Microsoft YaHei" w:hAnsi="Microsoft YaHei" w:eastAsia="Microsoft YaHei"/>
+          <w:b/>
+          <w:color w:val="1F4E79"/>
+          <w:sz w:val="30"/>
+        </w:rPr>
+        <w:t>十二、复习题</w:t>
+      </w:r>
+    </w:p>
+    <w:p>
+      <w:pPr>
+        <w:pStyle w:val="ListNumber"/>
+      </w:pPr>
+      <w:r>
+        <w:rPr>
+          <w:rFonts w:ascii="Microsoft YaHei" w:hAnsi="Microsoft YaHei" w:eastAsia="Microsoft YaHei"/>
+        </w:rPr>
+        <w:t>什么是模块？</w:t>
+      </w:r>
+    </w:p>
+    <w:p>
+      <w:pPr>
+        <w:pStyle w:val="ListNumber"/>
+      </w:pPr>
+      <w:r>
+        <w:rPr>
+          <w:rFonts w:ascii="Microsoft YaHei" w:hAnsi="Microsoft YaHei" w:eastAsia="Microsoft YaHei"/>
+        </w:rPr>
+        <w:t>为什么程序变大后要把代码拆到不同模块里？</w:t>
+      </w:r>
+    </w:p>
+    <w:p>
+      <w:pPr>
+        <w:pStyle w:val="ListNumber"/>
+      </w:pPr>
+      <w:r>
+        <w:rPr>
+          <w:rFonts w:ascii="Microsoft YaHei" w:hAnsi="Microsoft YaHei" w:eastAsia="Microsoft YaHei"/>
+        </w:rPr>
+        <w:t>import tools 和 from tools import add 有什么区别？</w:t>
+      </w:r>
+    </w:p>
+    <w:p>
+      <w:pPr>
+        <w:pStyle w:val="ListNumber"/>
+      </w:pPr>
+      <w:r>
+        <w:rPr>
+          <w:rFonts w:ascii="Microsoft YaHei" w:hAnsi="Microsoft YaHei" w:eastAsia="Microsoft YaHei"/>
+        </w:rPr>
+        <w:t>为什么 import tools 后，通常要写 tools.add()？</w:t>
+      </w:r>
+    </w:p>
+    <w:p>
+      <w:pPr>
+        <w:pStyle w:val="ListNumber"/>
+      </w:pPr>
+      <w:r>
+        <w:rPr>
+          <w:rFonts w:ascii="Microsoft YaHei" w:hAnsi="Microsoft YaHei" w:eastAsia="Microsoft YaHei"/>
+        </w:rPr>
+        <w:t>math.sqrt(25) 的作用是什么？</w:t>
+      </w:r>
+    </w:p>
+    <w:p>
+      <w:pPr>
+        <w:pStyle w:val="ListNumber"/>
+      </w:pPr>
+      <w:r>
+        <w:rPr>
+          <w:rFonts w:ascii="Microsoft YaHei" w:hAnsi="Microsoft YaHei" w:eastAsia="Microsoft YaHei"/>
+        </w:rPr>
+        <w:t>为什么 print(my_tools.say_hello('张三')) 会多输出一个 None？</w:t>
+      </w:r>
+    </w:p>
+    <w:p>
+      <w:pPr>
+        <w:pStyle w:val="ListNumber"/>
+      </w:pPr>
+      <w:r>
+        <w:rPr>
+          <w:rFonts w:ascii="Microsoft YaHei" w:hAnsi="Microsoft YaHei" w:eastAsia="Microsoft YaHei"/>
+        </w:rPr>
+        <w:t>if __name__ == '__main__' 一般用来做什么？</w:t>
+      </w:r>
+    </w:p>
+    <w:p>
+      <w:r>
+        <w:br w:type="page"/>
+      </w:r>
+    </w:p>
+    <w:p>
+      <w:pPr>
+        <w:jc w:val="center"/>
+      </w:pPr>
+      <w:r>
+        <w:rPr>
+          <w:rFonts w:ascii="Microsoft YaHei" w:hAnsi="Microsoft YaHei" w:eastAsia="Microsoft YaHei"/>
+          <w:b/>
+          <w:color w:val="1F4E79"/>
+          <w:sz w:val="40"/>
+        </w:rPr>
+        <w:t>Python 学习笔记：第四阶段 · 第一节</w:t>
+      </w:r>
+    </w:p>
+    <w:p>
+      <w:pPr>
+        <w:jc w:val="center"/>
+      </w:pPr>
+      <w:r>
+        <w:rPr>
+          <w:rFonts w:ascii="Microsoft YaHei" w:hAnsi="Microsoft YaHei" w:eastAsia="Microsoft YaHei"/>
+          <w:color w:val="595959"/>
+          <w:sz w:val="22"/>
+        </w:rPr>
+        <w:t>主题：文件读写基础</w:t>
+      </w:r>
+    </w:p>
+    <w:p>
+      <w:pPr>
+        <w:pStyle w:val="Heading1"/>
+      </w:pPr>
+      <w:r>
+        <w:rPr>
+          <w:rFonts w:ascii="Microsoft YaHei" w:hAnsi="Microsoft YaHei" w:eastAsia="Microsoft YaHei"/>
+          <w:b/>
+          <w:color w:val="1F4E79"/>
+          <w:sz w:val="30"/>
+        </w:rPr>
+        <w:t>一、什么是文件</w:t>
+      </w:r>
+    </w:p>
+    <w:p>
+      <w:r>
+        <w:rPr>
+          <w:rFonts w:ascii="Microsoft YaHei" w:hAnsi="Microsoft YaHei" w:eastAsia="Microsoft YaHei"/>
+          <w:b w:val="0"/>
+          <w:color w:val="000000"/>
+        </w:rPr>
+        <w:t>文件就是保存在电脑里的数据。文本文件、Python 文件、Word 文件都属于文件。</w:t>
+      </w:r>
+    </w:p>
+    <w:p>
+      <w:pPr>
+        <w:pStyle w:val="CodeBlock"/>
+        <w:shd w:fill="F2F2F2"/>
+      </w:pPr>
+      <w:r>
+        <w:rPr>
+          <w:rFonts w:ascii="Consolas" w:hAnsi="Consolas" w:eastAsia="Consolas"/>
+          <w:color w:val="404040"/>
+          <w:sz w:val="20"/>
+        </w:rPr>
+        <w:t>study_note.txt</w:t>
+        <w:br/>
+        <w:t>hello.py</w:t>
+        <w:br/>
+        <w:t>python_learn.docx</w:t>
+      </w:r>
+    </w:p>
+    <w:p>
+      <w:r>
+        <w:rPr>
+          <w:rFonts w:ascii="Microsoft YaHei" w:hAnsi="Microsoft YaHei" w:eastAsia="Microsoft YaHei"/>
+          <w:b w:val="0"/>
+          <w:color w:val="000000"/>
+        </w:rPr>
+        <w:t>程序运行结束后，变量里的内容通常会消失；写进文件里的内容可以保留下来，下次还能继续读取。</w:t>
+      </w:r>
+    </w:p>
+    <w:p>
+      <w:pPr>
+        <w:pStyle w:val="KeyPoint"/>
+        <w:shd w:fill="FFF2CC"/>
+      </w:pPr>
+      <w:r>
+        <w:rPr>
+          <w:rFonts w:ascii="Microsoft YaHei" w:hAnsi="Microsoft YaHei" w:eastAsia="Microsoft YaHei"/>
+          <w:b/>
+          <w:color w:val="C0504D"/>
+        </w:rPr>
+        <w:t>核心理解：文件让程序的数据可以长期保存，而不是只存在于运行过程里。</w:t>
+      </w:r>
+    </w:p>
+    <w:p>
+      <w:pPr>
+        <w:pStyle w:val="Heading1"/>
+      </w:pPr>
+      <w:r>
+        <w:rPr>
+          <w:rFonts w:ascii="Microsoft YaHei" w:hAnsi="Microsoft YaHei" w:eastAsia="Microsoft YaHei"/>
+          <w:b/>
+          <w:color w:val="1F4E79"/>
+          <w:sz w:val="30"/>
+        </w:rPr>
+        <w:t>二、为什么要学文件读写</w:t>
+      </w:r>
+    </w:p>
+    <w:p>
+      <w:r>
+        <w:rPr>
+          <w:rFonts w:ascii="Microsoft YaHei" w:hAnsi="Microsoft YaHei" w:eastAsia="Microsoft YaHei"/>
+          <w:b w:val="0"/>
+          <w:color w:val="000000"/>
+        </w:rPr>
+        <w:t>很多程序都要把内容保存到磁盘中，或者从磁盘读取已有数据。</w:t>
+      </w:r>
+    </w:p>
+    <w:p>
+      <w:pPr>
+        <w:pStyle w:val="CodeBlock"/>
+        <w:shd w:fill="F2F2F2"/>
+      </w:pPr>
+      <w:r>
+        <w:rPr>
+          <w:rFonts w:ascii="Consolas" w:hAnsi="Consolas" w:eastAsia="Consolas"/>
+          <w:color w:val="404040"/>
+          <w:sz w:val="20"/>
+        </w:rPr>
+        <w:t># 保存学习记录</w:t>
+        <w:br/>
+        <w:t># 保存学生成绩</w:t>
+        <w:br/>
+        <w:t># 读取配置文件</w:t>
+        <w:br/>
+        <w:t># 把程序结果写到文本里</w:t>
+      </w:r>
+    </w:p>
+    <w:p>
+      <w:r>
+        <w:rPr>
+          <w:rFonts w:ascii="Microsoft YaHei" w:hAnsi="Microsoft YaHei" w:eastAsia="Microsoft YaHei"/>
+          <w:b w:val="0"/>
+          <w:color w:val="000000"/>
+        </w:rPr>
+        <w:t>所以文件读写是 Python 非常基础也非常常用的能力。</w:t>
+      </w:r>
+    </w:p>
+    <w:p>
+      <w:pPr>
+        <w:pStyle w:val="Heading1"/>
+      </w:pPr>
+      <w:r>
+        <w:rPr>
+          <w:rFonts w:ascii="Microsoft YaHei" w:hAnsi="Microsoft YaHei" w:eastAsia="Microsoft YaHei"/>
+          <w:b/>
+          <w:color w:val="1F4E79"/>
+          <w:sz w:val="30"/>
+        </w:rPr>
+        <w:t>三、open() 是什么</w:t>
+      </w:r>
+    </w:p>
+    <w:p>
+      <w:r>
+        <w:rPr>
+          <w:rFonts w:ascii="Microsoft YaHei" w:hAnsi="Microsoft YaHei" w:eastAsia="Microsoft YaHei"/>
+          <w:b w:val="0"/>
+          <w:color w:val="000000"/>
+        </w:rPr>
+        <w:t>open() 用来打开文件。打开后，程序就可以对文件进行读取、写入或追加。</w:t>
+      </w:r>
+    </w:p>
+    <w:p>
+      <w:pPr>
+        <w:pStyle w:val="CodeBlock"/>
+        <w:shd w:fill="F2F2F2"/>
+      </w:pPr>
+      <w:r>
+        <w:rPr>
+          <w:rFonts w:ascii="Consolas" w:hAnsi="Consolas" w:eastAsia="Consolas"/>
+          <w:color w:val="404040"/>
+          <w:sz w:val="20"/>
+        </w:rPr>
+        <w:t>file = open("test.txt", "r", encoding="utf-8")</w:t>
+      </w:r>
+    </w:p>
+    <w:p>
+      <w:r>
+        <w:rPr>
+          <w:rFonts w:ascii="Microsoft YaHei" w:hAnsi="Microsoft YaHei" w:eastAsia="Microsoft YaHei"/>
+          <w:b w:val="0"/>
+          <w:color w:val="000000"/>
+        </w:rPr>
+        <w:t>这里 test.txt 是文件名，r 是读取模式，encoding='utf-8' 表示按 UTF-8 编码处理文件。</w:t>
+      </w:r>
+    </w:p>
+    <w:p>
+      <w:pPr>
+        <w:pStyle w:val="KeyPoint"/>
+        <w:shd w:fill="FFF2CC"/>
+      </w:pPr>
+      <w:r>
+        <w:rPr>
+          <w:rFonts w:ascii="Microsoft YaHei" w:hAnsi="Microsoft YaHei" w:eastAsia="Microsoft YaHei"/>
+          <w:b/>
+          <w:color w:val="C0504D"/>
+        </w:rPr>
+        <w:t>处理中文文件时，通常都要写 encoding='utf-8'。</w:t>
+      </w:r>
+    </w:p>
+    <w:p>
+      <w:pPr>
+        <w:pStyle w:val="Heading1"/>
+      </w:pPr>
+      <w:r>
+        <w:rPr>
+          <w:rFonts w:ascii="Microsoft YaHei" w:hAnsi="Microsoft YaHei" w:eastAsia="Microsoft YaHei"/>
+          <w:b/>
+          <w:color w:val="1F4E79"/>
+          <w:sz w:val="30"/>
+        </w:rPr>
+        <w:t>四、推荐写法：with open(...)</w:t>
+      </w:r>
+    </w:p>
+    <w:p>
+      <w:r>
+        <w:rPr>
+          <w:rFonts w:ascii="Microsoft YaHei" w:hAnsi="Microsoft YaHei" w:eastAsia="Microsoft YaHei"/>
+          <w:b w:val="0"/>
+          <w:color w:val="000000"/>
+        </w:rPr>
+        <w:t>更推荐使用 with open(...) 这种写法。它会在用完文件后自动关闭文件。</w:t>
+      </w:r>
+    </w:p>
+    <w:p>
+      <w:pPr>
+        <w:pStyle w:val="CodeBlock"/>
+        <w:shd w:fill="F2F2F2"/>
+      </w:pPr>
+      <w:r>
+        <w:rPr>
+          <w:rFonts w:ascii="Consolas" w:hAnsi="Consolas" w:eastAsia="Consolas"/>
+          <w:color w:val="404040"/>
+          <w:sz w:val="20"/>
+        </w:rPr>
+        <w:t>with open("test.txt", "r", encoding="utf-8") as file:</w:t>
+        <w:br/>
+        <w:t xml:space="preserve">    content = file.read()</w:t>
+        <w:br/>
+        <w:t xml:space="preserve">    print(content)</w:t>
+      </w:r>
+    </w:p>
+    <w:p>
+      <w:r>
+        <w:rPr>
+          <w:rFonts w:ascii="Microsoft YaHei" w:hAnsi="Microsoft YaHei" w:eastAsia="Microsoft YaHei"/>
+          <w:b w:val="0"/>
+          <w:color w:val="000000"/>
+        </w:rPr>
+        <w:t>这种写法更安全，也更符合日常开发习惯。以后优先使用它。</w:t>
+      </w:r>
+    </w:p>
+    <w:p>
+      <w:pPr>
+        <w:pStyle w:val="KeyPoint"/>
+        <w:shd w:fill="FFF2CC"/>
+      </w:pPr>
+      <w:r>
+        <w:rPr>
+          <w:rFonts w:ascii="Microsoft YaHei" w:hAnsi="Microsoft YaHei" w:eastAsia="Microsoft YaHei"/>
+          <w:b/>
+          <w:color w:val="C0504D"/>
+        </w:rPr>
+        <w:t>你可以先把 with open(...) 理解成“打开文件，用完自动收尾”。</w:t>
+      </w:r>
+    </w:p>
+    <w:p>
+      <w:pPr>
+        <w:pStyle w:val="Heading1"/>
+      </w:pPr>
+      <w:r>
+        <w:rPr>
+          <w:rFonts w:ascii="Microsoft YaHei" w:hAnsi="Microsoft YaHei" w:eastAsia="Microsoft YaHei"/>
+          <w:b/>
+          <w:color w:val="1F4E79"/>
+          <w:sz w:val="30"/>
+        </w:rPr>
+        <w:t>五、三种最常用模式</w:t>
+      </w:r>
+    </w:p>
+    <w:tbl>
+      <w:tblPr>
+        <w:tblStyle w:val="TableGrid"/>
+        <w:tblW w:type="auto" w:w="0"/>
+        <w:tblLook w:firstColumn="1" w:firstRow="1" w:lastColumn="0" w:lastRow="0" w:noHBand="0" w:noVBand="1" w:val="04A0"/>
+      </w:tblPr>
+      <w:tblGrid>
+        <w:gridCol w:w="2880"/>
+        <w:gridCol w:w="2880"/>
+        <w:gridCol w:w="2880"/>
+      </w:tblGrid>
+      <w:tr>
+        <w:tc>
+          <w:tcPr>
+            <w:tcW w:type="dxa" w:w="2880"/>
+          </w:tcPr>
+          <w:p>
+            <w:pPr>
+              <w:shd w:fill="4472C4"/>
+            </w:pPr>
+            <w:r>
+              <w:rPr>
+                <w:rFonts w:ascii="Microsoft YaHei" w:hAnsi="Microsoft YaHei" w:eastAsia="Microsoft YaHei"/>
+                <w:b/>
+                <w:color w:val="FFFFFF"/>
+              </w:rPr>
+              <w:t>模式</w:t>
+            </w:r>
+          </w:p>
+        </w:tc>
+        <w:tc>
+          <w:tcPr>
+            <w:tcW w:type="dxa" w:w="2880"/>
+          </w:tcPr>
+          <w:p>
+            <w:pPr>
+              <w:shd w:fill="4472C4"/>
+            </w:pPr>
+            <w:r>
+              <w:rPr>
+                <w:rFonts w:ascii="Microsoft YaHei" w:hAnsi="Microsoft YaHei" w:eastAsia="Microsoft YaHei"/>
+                <w:b/>
+                <w:color w:val="FFFFFF"/>
+              </w:rPr>
+              <w:t>作用</w:t>
+            </w:r>
+          </w:p>
+        </w:tc>
+        <w:tc>
+          <w:tcPr>
+            <w:tcW w:type="dxa" w:w="2880"/>
+          </w:tcPr>
+          <w:p>
+            <w:pPr>
+              <w:shd w:fill="4472C4"/>
+            </w:pPr>
+            <w:r>
+              <w:rPr>
+                <w:rFonts w:ascii="Microsoft YaHei" w:hAnsi="Microsoft YaHei" w:eastAsia="Microsoft YaHei"/>
+                <w:b/>
+                <w:color w:val="FFFFFF"/>
+              </w:rPr>
+              <w:t>特点</w:t>
+            </w:r>
+          </w:p>
+        </w:tc>
+      </w:tr>
+      <w:tr>
+        <w:tc>
+          <w:tcPr>
+            <w:tcW w:type="dxa" w:w="2880"/>
+          </w:tcPr>
+          <w:p>
+            <w:r>
+              <w:rPr>
+                <w:rFonts w:ascii="Microsoft YaHei" w:hAnsi="Microsoft YaHei" w:eastAsia="Microsoft YaHei"/>
+              </w:rPr>
+              <w:t>r</w:t>
+            </w:r>
+          </w:p>
+        </w:tc>
+        <w:tc>
+          <w:tcPr>
+            <w:tcW w:type="dxa" w:w="2880"/>
+          </w:tcPr>
+          <w:p>
+            <w:r>
+              <w:rPr>
+                <w:rFonts w:ascii="Microsoft YaHei" w:hAnsi="Microsoft YaHei" w:eastAsia="Microsoft YaHei"/>
+              </w:rPr>
+              <w:t>读取</w:t>
+            </w:r>
+          </w:p>
+        </w:tc>
+        <w:tc>
+          <w:tcPr>
+            <w:tcW w:type="dxa" w:w="2880"/>
+          </w:tcPr>
+          <w:p>
+            <w:r>
+              <w:rPr>
+                <w:rFonts w:ascii="Microsoft YaHei" w:hAnsi="Microsoft YaHei" w:eastAsia="Microsoft YaHei"/>
+              </w:rPr>
+              <w:t>文件必须已经存在</w:t>
+            </w:r>
+          </w:p>
+        </w:tc>
+      </w:tr>
+      <w:tr>
+        <w:tc>
+          <w:tcPr>
+            <w:tcW w:type="dxa" w:w="2880"/>
+          </w:tcPr>
+          <w:p>
+            <w:r>
+              <w:rPr>
+                <w:rFonts w:ascii="Microsoft YaHei" w:hAnsi="Microsoft YaHei" w:eastAsia="Microsoft YaHei"/>
+              </w:rPr>
+              <w:t>w</w:t>
+            </w:r>
+          </w:p>
+        </w:tc>
+        <w:tc>
+          <w:tcPr>
+            <w:tcW w:type="dxa" w:w="2880"/>
+          </w:tcPr>
+          <w:p>
+            <w:r>
+              <w:rPr>
+                <w:rFonts w:ascii="Microsoft YaHei" w:hAnsi="Microsoft YaHei" w:eastAsia="Microsoft YaHei"/>
+              </w:rPr>
+              <w:t>写入</w:t>
+            </w:r>
+          </w:p>
+        </w:tc>
+        <w:tc>
+          <w:tcPr>
+            <w:tcW w:type="dxa" w:w="2880"/>
+          </w:tcPr>
+          <w:p>
+            <w:r>
+              <w:rPr>
+                <w:rFonts w:ascii="Microsoft YaHei" w:hAnsi="Microsoft YaHei" w:eastAsia="Microsoft YaHei"/>
+              </w:rPr>
+              <w:t>不存在就创建，已存在会覆盖原内容</w:t>
+            </w:r>
+          </w:p>
+        </w:tc>
+      </w:tr>
+      <w:tr>
+        <w:tc>
+          <w:tcPr>
+            <w:tcW w:type="dxa" w:w="2880"/>
+          </w:tcPr>
+          <w:p>
+            <w:r>
+              <w:rPr>
+                <w:rFonts w:ascii="Microsoft YaHei" w:hAnsi="Microsoft YaHei" w:eastAsia="Microsoft YaHei"/>
+              </w:rPr>
+              <w:t>a</w:t>
+            </w:r>
+          </w:p>
+        </w:tc>
+        <w:tc>
+          <w:tcPr>
+            <w:tcW w:type="dxa" w:w="2880"/>
+          </w:tcPr>
+          <w:p>
+            <w:r>
+              <w:rPr>
+                <w:rFonts w:ascii="Microsoft YaHei" w:hAnsi="Microsoft YaHei" w:eastAsia="Microsoft YaHei"/>
+              </w:rPr>
+              <w:t>追加</w:t>
+            </w:r>
+          </w:p>
+        </w:tc>
+        <w:tc>
+          <w:tcPr>
+            <w:tcW w:type="dxa" w:w="2880"/>
+          </w:tcPr>
+          <w:p>
+            <w:r>
+              <w:rPr>
+                <w:rFonts w:ascii="Microsoft YaHei" w:hAnsi="Microsoft YaHei" w:eastAsia="Microsoft YaHei"/>
+              </w:rPr>
+              <w:t>不存在就创建，已存在就在末尾继续写</w:t>
+            </w:r>
+          </w:p>
+        </w:tc>
+      </w:tr>
+    </w:tbl>
+    <w:p>
+      <w:pPr>
+        <w:pStyle w:val="Heading1"/>
+      </w:pPr>
+      <w:r>
+        <w:rPr>
+          <w:rFonts w:ascii="Microsoft YaHei" w:hAnsi="Microsoft YaHei" w:eastAsia="Microsoft YaHei"/>
+          <w:b/>
+          <w:color w:val="1F4E79"/>
+          <w:sz w:val="30"/>
+        </w:rPr>
+        <w:t>六、读取整个文件：read()</w:t>
+      </w:r>
+    </w:p>
+    <w:p>
+      <w:r>
+        <w:rPr>
+          <w:rFonts w:ascii="Microsoft YaHei" w:hAnsi="Microsoft YaHei" w:eastAsia="Microsoft YaHei"/>
+          <w:b w:val="0"/>
+          <w:color w:val="000000"/>
+        </w:rPr>
+        <w:t>read() 会把整个文件内容一次性读出来。</w:t>
+      </w:r>
+    </w:p>
+    <w:p>
+      <w:pPr>
+        <w:pStyle w:val="CodeBlock"/>
+        <w:shd w:fill="F2F2F2"/>
+      </w:pPr>
+      <w:r>
+        <w:rPr>
+          <w:rFonts w:ascii="Consolas" w:hAnsi="Consolas" w:eastAsia="Consolas"/>
+          <w:color w:val="404040"/>
+          <w:sz w:val="20"/>
+        </w:rPr>
+        <w:t>with open("study_note.txt", "r", encoding="utf-8") as file:</w:t>
+        <w:br/>
+        <w:t xml:space="preserve">    content = file.read()</w:t>
+        <w:br/>
+        <w:t xml:space="preserve">    print(content)</w:t>
+      </w:r>
+    </w:p>
+    <w:p>
+      <w:r>
+        <w:rPr>
+          <w:rFonts w:ascii="Microsoft YaHei" w:hAnsi="Microsoft YaHei" w:eastAsia="Microsoft YaHei"/>
+          <w:b w:val="0"/>
+          <w:color w:val="000000"/>
+        </w:rPr>
+        <w:t>适合文件内容不大、想一次性查看完整文本时使用。</w:t>
+      </w:r>
+    </w:p>
+    <w:p>
+      <w:pPr>
+        <w:pStyle w:val="Heading1"/>
+      </w:pPr>
+      <w:r>
+        <w:rPr>
+          <w:rFonts w:ascii="Microsoft YaHei" w:hAnsi="Microsoft YaHei" w:eastAsia="Microsoft YaHei"/>
+          <w:b/>
+          <w:color w:val="1F4E79"/>
+          <w:sz w:val="30"/>
+        </w:rPr>
+        <w:t>七、写入文件：write()</w:t>
+      </w:r>
+    </w:p>
+    <w:p>
+      <w:r>
+        <w:rPr>
+          <w:rFonts w:ascii="Microsoft YaHei" w:hAnsi="Microsoft YaHei" w:eastAsia="Microsoft YaHei"/>
+          <w:b w:val="0"/>
+          <w:color w:val="000000"/>
+        </w:rPr>
+        <w:t>write() 用来向文件写入内容。常和 w 或 a 模式一起使用。</w:t>
+      </w:r>
+    </w:p>
+    <w:p>
+      <w:pPr>
+        <w:pStyle w:val="CodeBlock"/>
+        <w:shd w:fill="F2F2F2"/>
+      </w:pPr>
+      <w:r>
+        <w:rPr>
+          <w:rFonts w:ascii="Consolas" w:hAnsi="Consolas" w:eastAsia="Consolas"/>
+          <w:color w:val="404040"/>
+          <w:sz w:val="20"/>
+        </w:rPr>
+        <w:t>with open("study_note.txt", "w", encoding="utf-8") as file:</w:t>
+        <w:br/>
+        <w:t xml:space="preserve">    file.write("Python 学习开始了\n")</w:t>
+        <w:br/>
+        <w:t xml:space="preserve">    file.write("我正在学习文件读写\n")</w:t>
+      </w:r>
+    </w:p>
+    <w:p>
+      <w:r>
+        <w:rPr>
+          <w:rFonts w:ascii="Microsoft YaHei" w:hAnsi="Microsoft YaHei" w:eastAsia="Microsoft YaHei"/>
+          <w:b w:val="0"/>
+          <w:color w:val="000000"/>
+        </w:rPr>
+        <w:t>如果使用 w 模式，原文件内容会被覆盖；如果文件不存在，则会自动创建。</w:t>
+      </w:r>
+    </w:p>
+    <w:p>
+      <w:pPr>
+        <w:pStyle w:val="KeyPoint"/>
+        <w:shd w:fill="FFF2CC"/>
+      </w:pPr>
+      <w:r>
+        <w:rPr>
+          <w:rFonts w:ascii="Microsoft YaHei" w:hAnsi="Microsoft YaHei" w:eastAsia="Microsoft YaHei"/>
+          <w:b/>
+          <w:color w:val="C0504D"/>
+        </w:rPr>
+        <w:t>w 是重写，不是接着写。想保留原内容时，不要误用 w。</w:t>
+      </w:r>
+    </w:p>
+    <w:p>
+      <w:pPr>
+        <w:pStyle w:val="Heading1"/>
+      </w:pPr>
+      <w:r>
+        <w:rPr>
+          <w:rFonts w:ascii="Microsoft YaHei" w:hAnsi="Microsoft YaHei" w:eastAsia="Microsoft YaHei"/>
+          <w:b/>
+          <w:color w:val="1F4E79"/>
+          <w:sz w:val="30"/>
+        </w:rPr>
+        <w:t>八、追加文件内容：a</w:t>
+      </w:r>
+    </w:p>
+    <w:p>
+      <w:r>
+        <w:rPr>
+          <w:rFonts w:ascii="Microsoft YaHei" w:hAnsi="Microsoft YaHei" w:eastAsia="Microsoft YaHei"/>
+          <w:b w:val="0"/>
+          <w:color w:val="000000"/>
+        </w:rPr>
+        <w:t>如果想在原文件末尾继续写，而不是覆盖原内容，就用 a 模式。</w:t>
+      </w:r>
+    </w:p>
+    <w:p>
+      <w:pPr>
+        <w:pStyle w:val="CodeBlock"/>
+        <w:shd w:fill="F2F2F2"/>
+      </w:pPr>
+      <w:r>
+        <w:rPr>
+          <w:rFonts w:ascii="Consolas" w:hAnsi="Consolas" w:eastAsia="Consolas"/>
+          <w:color w:val="404040"/>
+          <w:sz w:val="20"/>
+        </w:rPr>
+        <w:t>with open("study_note.txt", "a", encoding="utf-8") as file:</w:t>
+        <w:br/>
+        <w:t xml:space="preserve">    file.write("今天学习了 open 和 with\n")</w:t>
+      </w:r>
+    </w:p>
+    <w:p>
+      <w:r>
+        <w:rPr>
+          <w:rFonts w:ascii="Microsoft YaHei" w:hAnsi="Microsoft YaHei" w:eastAsia="Microsoft YaHei"/>
+          <w:b w:val="0"/>
+          <w:color w:val="000000"/>
+        </w:rPr>
+        <w:t>a 可以理解为“append”，也就是追加。</w:t>
+      </w:r>
+    </w:p>
+    <w:p>
+      <w:pPr>
+        <w:pStyle w:val="Heading1"/>
+      </w:pPr>
+      <w:r>
+        <w:rPr>
+          <w:rFonts w:ascii="Microsoft YaHei" w:hAnsi="Microsoft YaHei" w:eastAsia="Microsoft YaHei"/>
+          <w:b/>
+          <w:color w:val="1F4E79"/>
+          <w:sz w:val="30"/>
+        </w:rPr>
+        <w:t>九、按行读取：readlines()</w:t>
+      </w:r>
+    </w:p>
+    <w:p>
+      <w:r>
+        <w:rPr>
+          <w:rFonts w:ascii="Microsoft YaHei" w:hAnsi="Microsoft YaHei" w:eastAsia="Microsoft YaHei"/>
+          <w:b w:val="0"/>
+          <w:color w:val="000000"/>
+        </w:rPr>
+        <w:t>readlines() 会按行读取文件，并返回一个列表。列表中的每个元素就是文件的一行。</w:t>
+      </w:r>
+    </w:p>
+    <w:p>
+      <w:pPr>
+        <w:pStyle w:val="CodeBlock"/>
+        <w:shd w:fill="F2F2F2"/>
+      </w:pPr>
+      <w:r>
+        <w:rPr>
+          <w:rFonts w:ascii="Consolas" w:hAnsi="Consolas" w:eastAsia="Consolas"/>
+          <w:color w:val="404040"/>
+          <w:sz w:val="20"/>
+        </w:rPr>
+        <w:t>with open("scores.txt", "r", encoding="utf-8") as file:</w:t>
+        <w:br/>
+        <w:t xml:space="preserve">    lines = file.readlines()</w:t>
+        <w:br/>
+        <w:t xml:space="preserve">    print(lines)</w:t>
+        <w:br/>
+        <w:t xml:space="preserve">    print(len(lines))</w:t>
+      </w:r>
+    </w:p>
+    <w:p>
+      <w:r>
+        <w:rPr>
+          <w:rFonts w:ascii="Microsoft YaHei" w:hAnsi="Microsoft YaHei" w:eastAsia="Microsoft YaHei"/>
+          <w:b w:val="0"/>
+          <w:color w:val="000000"/>
+        </w:rPr>
+        <w:t>如果文件有 3 行，那么 lines 就会是一个长度为 3 的列表。</w:t>
+      </w:r>
+    </w:p>
+    <w:p>
+      <w:pPr>
+        <w:pStyle w:val="KeyPoint"/>
+        <w:shd w:fill="FFF2CC"/>
+      </w:pPr>
+      <w:r>
+        <w:rPr>
+          <w:rFonts w:ascii="Microsoft YaHei" w:hAnsi="Microsoft YaHei" w:eastAsia="Microsoft YaHei"/>
+          <w:b/>
+          <w:color w:val="C0504D"/>
+        </w:rPr>
+        <w:t>readlines() 常用于“统计行数”或“逐行处理文本”。</w:t>
+      </w:r>
+    </w:p>
+    <w:p>
+      <w:pPr>
+        <w:pStyle w:val="Heading1"/>
+      </w:pPr>
+      <w:r>
+        <w:rPr>
+          <w:rFonts w:ascii="Microsoft YaHei" w:hAnsi="Microsoft YaHei" w:eastAsia="Microsoft YaHei"/>
+          <w:b/>
+          <w:color w:val="1F4E79"/>
+          <w:sz w:val="30"/>
+        </w:rPr>
+        <w:t>十、处理换行符</w:t>
+      </w:r>
+    </w:p>
+    <w:p>
+      <w:r>
+        <w:rPr>
+          <w:rFonts w:ascii="Microsoft YaHei" w:hAnsi="Microsoft YaHei" w:eastAsia="Microsoft YaHei"/>
+          <w:b w:val="0"/>
+          <w:color w:val="000000"/>
+        </w:rPr>
+        <w:t>文本文件中的每一行末尾通常带有换行符 \n。直接打印时，常会多出空行。</w:t>
+      </w:r>
+    </w:p>
+    <w:p>
+      <w:pPr>
+        <w:pStyle w:val="CodeBlock"/>
+        <w:shd w:fill="F2F2F2"/>
+      </w:pPr>
+      <w:r>
+        <w:rPr>
+          <w:rFonts w:ascii="Consolas" w:hAnsi="Consolas" w:eastAsia="Consolas"/>
+          <w:color w:val="404040"/>
+          <w:sz w:val="20"/>
+        </w:rPr>
+        <w:t>for line in lines:</w:t>
+        <w:br/>
+        <w:t xml:space="preserve">    print(line.strip())</w:t>
+      </w:r>
+    </w:p>
+    <w:p>
+      <w:r>
+        <w:rPr>
+          <w:rFonts w:ascii="Microsoft YaHei" w:hAnsi="Microsoft YaHei" w:eastAsia="Microsoft YaHei"/>
+          <w:b w:val="0"/>
+          <w:color w:val="000000"/>
+        </w:rPr>
+        <w:t>strip() 可以去掉首尾空白字符，包括行尾的 \n。</w:t>
+      </w:r>
+    </w:p>
+    <w:p>
+      <w:pPr>
+        <w:pStyle w:val="CodeBlock"/>
+        <w:shd w:fill="F2F2F2"/>
+      </w:pPr>
+      <w:r>
+        <w:rPr>
+          <w:rFonts w:ascii="Consolas" w:hAnsi="Consolas" w:eastAsia="Consolas"/>
+          <w:color w:val="404040"/>
+          <w:sz w:val="20"/>
+        </w:rPr>
+        <w:t>file.write("第一行\n")</w:t>
+        <w:br/>
+        <w:t>file.write("第二行\n")</w:t>
+      </w:r>
+    </w:p>
+    <w:p>
+      <w:r>
+        <w:rPr>
+          <w:rFonts w:ascii="Microsoft YaHei" w:hAnsi="Microsoft YaHei" w:eastAsia="Microsoft YaHei"/>
+          <w:b w:val="0"/>
+          <w:color w:val="000000"/>
+        </w:rPr>
+        <w:t>\n 表示换行。写文件时，如果想让内容分成多行，通常要手动加上它。</w:t>
+      </w:r>
+    </w:p>
+    <w:p>
+      <w:pPr>
+        <w:pStyle w:val="Heading1"/>
+      </w:pPr>
+      <w:r>
+        <w:rPr>
+          <w:rFonts w:ascii="Microsoft YaHei" w:hAnsi="Microsoft YaHei" w:eastAsia="Microsoft YaHei"/>
+          <w:b/>
+          <w:color w:val="1F4E79"/>
+          <w:sz w:val="30"/>
+        </w:rPr>
+        <w:t>十一、路径变量的作用</w:t>
+      </w:r>
+    </w:p>
+    <w:p>
+      <w:r>
+        <w:rPr>
+          <w:rFonts w:ascii="Microsoft YaHei" w:hAnsi="Microsoft YaHei" w:eastAsia="Microsoft YaHei"/>
+          <w:b w:val="0"/>
+          <w:color w:val="000000"/>
+        </w:rPr>
+        <w:t>写文件时，先把路径保存到变量里，会让代码更清楚，也更容易统一修改。</w:t>
+      </w:r>
+    </w:p>
+    <w:p>
+      <w:pPr>
+        <w:pStyle w:val="CodeBlock"/>
+        <w:shd w:fill="F2F2F2"/>
+      </w:pPr>
+      <w:r>
+        <w:rPr>
+          <w:rFonts w:ascii="Consolas" w:hAnsi="Consolas" w:eastAsia="Consolas"/>
+          <w:color w:val="404040"/>
+          <w:sz w:val="20"/>
+        </w:rPr>
+        <w:t>file_path = r"F:\pythonprojects\py_try\study_note.txt"</w:t>
+        <w:br/>
+        <w:br/>
+        <w:t>with open(file_path, "w", encoding="utf-8") as file:</w:t>
+        <w:br/>
+        <w:t xml:space="preserve">    file.write("Python 学习开始了\n")</w:t>
+      </w:r>
+    </w:p>
+    <w:p>
+      <w:r>
+        <w:rPr>
+          <w:rFonts w:ascii="Microsoft YaHei" w:hAnsi="Microsoft YaHei" w:eastAsia="Microsoft YaHei"/>
+          <w:b w:val="0"/>
+          <w:color w:val="000000"/>
+        </w:rPr>
+        <w:t>这样后面再次读取、写入、追加时，都可以重复使用同一个 file_path 变量。</w:t>
+      </w:r>
+    </w:p>
+    <w:p>
+      <w:pPr>
+        <w:pStyle w:val="KeyPoint"/>
+        <w:shd w:fill="FFF2CC"/>
+      </w:pPr>
+      <w:r>
+        <w:rPr>
+          <w:rFonts w:ascii="Microsoft YaHei" w:hAnsi="Microsoft YaHei" w:eastAsia="Microsoft YaHei"/>
+          <w:b/>
+          <w:color w:val="C0504D"/>
+        </w:rPr>
+        <w:t>先定义路径变量，再统一使用，是一个很好的习惯。</w:t>
+      </w:r>
+    </w:p>
+    <w:p>
+      <w:pPr>
+        <w:pStyle w:val="Heading1"/>
+      </w:pPr>
+      <w:r>
+        <w:rPr>
+          <w:rFonts w:ascii="Microsoft YaHei" w:hAnsi="Microsoft YaHei" w:eastAsia="Microsoft YaHei"/>
+          <w:b/>
+          <w:color w:val="1F4E79"/>
+          <w:sz w:val="30"/>
+        </w:rPr>
+        <w:t>十二、常见错误</w:t>
+      </w:r>
+    </w:p>
+    <w:p>
+      <w:r>
+        <w:rPr>
+          <w:rFonts w:ascii="Microsoft YaHei" w:hAnsi="Microsoft YaHei" w:eastAsia="Microsoft YaHei"/>
+          <w:b w:val="0"/>
+          <w:color w:val="000000"/>
+        </w:rPr>
+        <w:t>1. 用 r 读取一个不存在的文件。</w:t>
+      </w:r>
+    </w:p>
+    <w:p>
+      <w:pPr>
+        <w:pStyle w:val="CodeBlock"/>
+        <w:shd w:fill="F2F2F2"/>
+      </w:pPr>
+      <w:r>
+        <w:rPr>
+          <w:rFonts w:ascii="Consolas" w:hAnsi="Consolas" w:eastAsia="Consolas"/>
+          <w:color w:val="404040"/>
+          <w:sz w:val="20"/>
+        </w:rPr>
+        <w:t>with open("abc.txt", "r", encoding="utf-8") as file:</w:t>
+        <w:br/>
+        <w:t xml:space="preserve">    print(file.read())</w:t>
+      </w:r>
+    </w:p>
+    <w:p>
+      <w:r>
+        <w:rPr>
+          <w:rFonts w:ascii="Microsoft YaHei" w:hAnsi="Microsoft YaHei" w:eastAsia="Microsoft YaHei"/>
+          <w:b w:val="0"/>
+          <w:color w:val="000000"/>
+        </w:rPr>
+        <w:t>2. 把 w 当成追加，结果把原内容覆盖了。</w:t>
+      </w:r>
+    </w:p>
+    <w:p>
+      <w:pPr>
+        <w:pStyle w:val="CodeBlock"/>
+        <w:shd w:fill="F2F2F2"/>
+      </w:pPr>
+      <w:r>
+        <w:rPr>
+          <w:rFonts w:ascii="Consolas" w:hAnsi="Consolas" w:eastAsia="Consolas"/>
+          <w:color w:val="404040"/>
+          <w:sz w:val="20"/>
+        </w:rPr>
+        <w:t>with open("study_note.txt", "w", encoding="utf-8") as file:</w:t>
+        <w:br/>
+        <w:t xml:space="preserve">    file.write("新内容")</w:t>
+      </w:r>
+    </w:p>
+    <w:p>
+      <w:r>
+        <w:rPr>
+          <w:rFonts w:ascii="Microsoft YaHei" w:hAnsi="Microsoft YaHei" w:eastAsia="Microsoft YaHei"/>
+          <w:b w:val="0"/>
+          <w:color w:val="000000"/>
+        </w:rPr>
+        <w:t>3. 直接 print(line) 导致每行之间多空一行。</w:t>
+      </w:r>
+    </w:p>
+    <w:p>
+      <w:pPr>
+        <w:pStyle w:val="CodeBlock"/>
+        <w:shd w:fill="F2F2F2"/>
+      </w:pPr>
+      <w:r>
+        <w:rPr>
+          <w:rFonts w:ascii="Consolas" w:hAnsi="Consolas" w:eastAsia="Consolas"/>
+          <w:color w:val="404040"/>
+          <w:sz w:val="20"/>
+        </w:rPr>
+        <w:t>for line in lines:</w:t>
+        <w:br/>
+        <w:t xml:space="preserve">    print(line)         # 常会多空行</w:t>
+        <w:br/>
+        <w:t xml:space="preserve">    print(line.strip()) # 更常用</w:t>
+      </w:r>
+    </w:p>
+    <w:p>
+      <w:pPr>
+        <w:pStyle w:val="Heading1"/>
+      </w:pPr>
+      <w:r>
+        <w:rPr>
+          <w:rFonts w:ascii="Microsoft YaHei" w:hAnsi="Microsoft YaHei" w:eastAsia="Microsoft YaHei"/>
+          <w:b/>
+          <w:color w:val="1F4E79"/>
+          <w:sz w:val="30"/>
+        </w:rPr>
+        <w:t>十三、本节小结</w:t>
+      </w:r>
+    </w:p>
+    <w:p>
+      <w:pPr>
+        <w:pStyle w:val="ListBullet"/>
+      </w:pPr>
+      <w:r>
+        <w:rPr>
+          <w:rFonts w:ascii="Microsoft YaHei" w:hAnsi="Microsoft YaHei" w:eastAsia="Microsoft YaHei"/>
+        </w:rPr>
+        <w:t>文件用于把数据保存到磁盘中。</w:t>
+      </w:r>
+    </w:p>
+    <w:p>
+      <w:pPr>
+        <w:pStyle w:val="ListBullet"/>
+      </w:pPr>
+      <w:r>
+        <w:rPr>
+          <w:rFonts w:ascii="Microsoft YaHei" w:hAnsi="Microsoft YaHei" w:eastAsia="Microsoft YaHei"/>
+        </w:rPr>
+        <w:t>open() 用来打开文件。</w:t>
+      </w:r>
+    </w:p>
+    <w:p>
+      <w:pPr>
+        <w:pStyle w:val="ListBullet"/>
+      </w:pPr>
+      <w:r>
+        <w:rPr>
+          <w:rFonts w:ascii="Microsoft YaHei" w:hAnsi="Microsoft YaHei" w:eastAsia="Microsoft YaHei"/>
+        </w:rPr>
+        <w:t>更推荐使用 with open(...) 的写法。</w:t>
+      </w:r>
+    </w:p>
+    <w:p>
+      <w:pPr>
+        <w:pStyle w:val="ListBullet"/>
+      </w:pPr>
+      <w:r>
+        <w:rPr>
+          <w:rFonts w:ascii="Microsoft YaHei" w:hAnsi="Microsoft YaHei" w:eastAsia="Microsoft YaHei"/>
+        </w:rPr>
+        <w:t>r 表示读取，w 表示写入，a 表示追加。</w:t>
+      </w:r>
+    </w:p>
+    <w:p>
+      <w:pPr>
+        <w:pStyle w:val="ListBullet"/>
+      </w:pPr>
+      <w:r>
+        <w:rPr>
+          <w:rFonts w:ascii="Microsoft YaHei" w:hAnsi="Microsoft YaHei" w:eastAsia="Microsoft YaHei"/>
+        </w:rPr>
+        <w:t>w 会覆盖原内容，a 会在末尾继续写。</w:t>
+      </w:r>
+    </w:p>
+    <w:p>
+      <w:pPr>
+        <w:pStyle w:val="ListBullet"/>
+      </w:pPr>
+      <w:r>
+        <w:rPr>
+          <w:rFonts w:ascii="Microsoft YaHei" w:hAnsi="Microsoft YaHei" w:eastAsia="Microsoft YaHei"/>
+        </w:rPr>
+        <w:t>read() 可以一次性读取整个文件。</w:t>
+      </w:r>
+    </w:p>
+    <w:p>
+      <w:pPr>
+        <w:pStyle w:val="ListBullet"/>
+      </w:pPr>
+      <w:r>
+        <w:rPr>
+          <w:rFonts w:ascii="Microsoft YaHei" w:hAnsi="Microsoft YaHei" w:eastAsia="Microsoft YaHei"/>
+        </w:rPr>
+        <w:t>readlines() 会按行读取，并返回列表。</w:t>
+      </w:r>
+    </w:p>
+    <w:p>
+      <w:pPr>
+        <w:pStyle w:val="ListBullet"/>
+      </w:pPr>
+      <w:r>
+        <w:rPr>
+          <w:rFonts w:ascii="Microsoft YaHei" w:hAnsi="Microsoft YaHei" w:eastAsia="Microsoft YaHei"/>
+        </w:rPr>
+        <w:t>写多行内容时，通常要手动写 \n。</w:t>
+      </w:r>
+    </w:p>
+    <w:p>
+      <w:pPr>
+        <w:pStyle w:val="ListBullet"/>
+      </w:pPr>
+      <w:r>
+        <w:rPr>
+          <w:rFonts w:ascii="Microsoft YaHei" w:hAnsi="Microsoft YaHei" w:eastAsia="Microsoft YaHei"/>
+        </w:rPr>
+        <w:t>逐行输出时，常用 strip() 去掉换行符。</w:t>
+      </w:r>
+    </w:p>
+    <w:p>
+      <w:pPr>
+        <w:pStyle w:val="ListBullet"/>
+      </w:pPr>
+      <w:r>
+        <w:rPr>
+          <w:rFonts w:ascii="Microsoft YaHei" w:hAnsi="Microsoft YaHei" w:eastAsia="Microsoft YaHei"/>
+        </w:rPr>
+        <w:t>先定义文件路径变量，再统一使用，会让代码更清楚。</w:t>
+      </w:r>
+    </w:p>
+    <w:p>
+      <w:pPr>
+        <w:pStyle w:val="Heading1"/>
+      </w:pPr>
+      <w:r>
+        <w:rPr>
+          <w:rFonts w:ascii="Microsoft YaHei" w:hAnsi="Microsoft YaHei" w:eastAsia="Microsoft YaHei"/>
+          <w:b/>
+          <w:color w:val="1F4E79"/>
+          <w:sz w:val="30"/>
+        </w:rPr>
+        <w:t>十四、复习题</w:t>
+      </w:r>
+    </w:p>
+    <w:p>
+      <w:pPr>
+        <w:pStyle w:val="ListNumber"/>
+      </w:pPr>
+      <w:r>
+        <w:rPr>
+          <w:rFonts w:ascii="Microsoft YaHei" w:hAnsi="Microsoft YaHei" w:eastAsia="Microsoft YaHei"/>
+        </w:rPr>
+        <w:t>为什么程序需要文件，而不能只用变量？</w:t>
+      </w:r>
+    </w:p>
+    <w:p>
+      <w:pPr>
+        <w:pStyle w:val="ListNumber"/>
+      </w:pPr>
+      <w:r>
+        <w:rPr>
+          <w:rFonts w:ascii="Microsoft YaHei" w:hAnsi="Microsoft YaHei" w:eastAsia="Microsoft YaHei"/>
+        </w:rPr>
+        <w:t>open('test.txt', 'r', encoding='utf-8') 中 r 和 encoding 分别表示什么？</w:t>
+      </w:r>
+    </w:p>
+    <w:p>
+      <w:pPr>
+        <w:pStyle w:val="ListNumber"/>
+      </w:pPr>
+      <w:r>
+        <w:rPr>
+          <w:rFonts w:ascii="Microsoft YaHei" w:hAnsi="Microsoft YaHei" w:eastAsia="Microsoft YaHei"/>
+        </w:rPr>
+        <w:t>为什么更推荐使用 with open(...)？</w:t>
+      </w:r>
+    </w:p>
+    <w:p>
+      <w:pPr>
+        <w:pStyle w:val="ListNumber"/>
+      </w:pPr>
+      <w:r>
+        <w:rPr>
+          <w:rFonts w:ascii="Microsoft YaHei" w:hAnsi="Microsoft YaHei" w:eastAsia="Microsoft YaHei"/>
+        </w:rPr>
+        <w:t>w 和 a 的区别是什么？</w:t>
+      </w:r>
+    </w:p>
+    <w:p>
+      <w:pPr>
+        <w:pStyle w:val="ListNumber"/>
+      </w:pPr>
+      <w:r>
+        <w:rPr>
+          <w:rFonts w:ascii="Microsoft YaHei" w:hAnsi="Microsoft YaHei" w:eastAsia="Microsoft YaHei"/>
+        </w:rPr>
+        <w:t>read() 和 readlines() 的区别是什么？</w:t>
+      </w:r>
+    </w:p>
+    <w:p>
+      <w:pPr>
+        <w:pStyle w:val="ListNumber"/>
+      </w:pPr>
+      <w:r>
+        <w:rPr>
+          <w:rFonts w:ascii="Microsoft YaHei" w:hAnsi="Microsoft YaHei" w:eastAsia="Microsoft YaHei"/>
+        </w:rPr>
+        <w:t>为什么逐行 print(line) 时常会多出空行？</w:t>
+      </w:r>
+    </w:p>
+    <w:p>
+      <w:pPr>
+        <w:pStyle w:val="ListNumber"/>
+      </w:pPr>
+      <w:r>
+        <w:rPr>
+          <w:rFonts w:ascii="Microsoft YaHei" w:hAnsi="Microsoft YaHei" w:eastAsia="Microsoft YaHei"/>
+        </w:rPr>
+        <w:t>strip() 在这里的作用是什么？</w:t>
+      </w:r>
+    </w:p>
+    <w:p>
+      <w:pPr>
+        <w:pStyle w:val="ListNumber"/>
+      </w:pPr>
+      <w:r>
+        <w:rPr>
+          <w:rFonts w:ascii="Microsoft YaHei" w:hAnsi="Microsoft YaHei" w:eastAsia="Microsoft YaHei"/>
+        </w:rPr>
+        <w:t>为什么把文件路径先保存到变量里是个好习惯？</w:t>
       </w:r>
     </w:p>
     <w:sectPr>
